--- a/Пояснительная записка.docx
+++ b/Пояснительная записка.docx
@@ -2502,8 +2502,6 @@
           <w:szCs w:val="28"/>
         </w:rPr>
       </w:pPr>
-      <w:bookmarkStart w:id="0" w:name="_GoBack"/>
-      <w:bookmarkEnd w:id="0"/>
     </w:p>
     <w:p>
       <w:pPr>
@@ -3906,12 +3904,12 @@
         <w:ind w:firstLine="709"/>
         <w:jc w:val="both"/>
       </w:pPr>
-      <w:bookmarkStart w:id="1" w:name="_Toc232457930"/>
+      <w:bookmarkStart w:id="0" w:name="_Toc232457930"/>
       <w:r>
         <w:lastRenderedPageBreak/>
         <w:t>ВВЕДЕНИЕ</w:t>
       </w:r>
-      <w:bookmarkEnd w:id="1"/>
+      <w:bookmarkEnd w:id="0"/>
     </w:p>
     <w:p>
       <w:pPr>
@@ -4127,7 +4125,28 @@
           <w:sz w:val="28"/>
           <w:szCs w:val="28"/>
         </w:rPr>
-        <w:t>Провести анализ теоретических основ веб-разработки, включая историю развития интернет-технологий, современный стек технологий и существующие решения для ведения заметок.</w:t>
+        <w:t>п</w:t>
+      </w:r>
+      <w:r>
+        <w:rPr>
+          <w:sz w:val="28"/>
+          <w:szCs w:val="28"/>
+        </w:rPr>
+        <w:t>ровести анализ теоретических основ веб-разработки, включая историю развития интернет-технологий, современный стек технологий и существую</w:t>
+      </w:r>
+      <w:r>
+        <w:rPr>
+          <w:sz w:val="28"/>
+          <w:szCs w:val="28"/>
+        </w:rPr>
+        <w:t>щие решения для ведения заметок</w:t>
+      </w:r>
+      <w:r>
+        <w:rPr>
+          <w:sz w:val="28"/>
+          <w:szCs w:val="28"/>
+        </w:rPr>
+        <w:t>;</w:t>
       </w:r>
     </w:p>
     <w:p>
@@ -4150,7 +4169,28 @@
           <w:sz w:val="28"/>
           <w:szCs w:val="28"/>
         </w:rPr>
-        <w:t>Сформулировать функциональные и нефункциональные требования к разрабатываемому приложению.</w:t>
+        <w:t>с</w:t>
+      </w:r>
+      <w:r>
+        <w:rPr>
+          <w:sz w:val="28"/>
+          <w:szCs w:val="28"/>
+        </w:rPr>
+        <w:t>формулировать функциональные и нефункциональные требовани</w:t>
+      </w:r>
+      <w:r>
+        <w:rPr>
+          <w:sz w:val="28"/>
+          <w:szCs w:val="28"/>
+        </w:rPr>
+        <w:t>я к разрабатываемому приложению</w:t>
+      </w:r>
+      <w:r>
+        <w:rPr>
+          <w:sz w:val="28"/>
+          <w:szCs w:val="28"/>
+        </w:rPr>
+        <w:t>;</w:t>
       </w:r>
     </w:p>
     <w:p>
@@ -4173,7 +4213,21 @@
           <w:sz w:val="28"/>
           <w:szCs w:val="28"/>
         </w:rPr>
-        <w:t xml:space="preserve">Обосновать выбор инструментальных средств для реализации </w:t>
+        <w:t>о</w:t>
+      </w:r>
+      <w:r>
+        <w:rPr>
+          <w:sz w:val="28"/>
+          <w:szCs w:val="28"/>
+        </w:rPr>
+        <w:t>босновать выбор инструментальных средств для</w:t>
+      </w:r>
+      <w:r>
+        <w:rPr>
+          <w:sz w:val="28"/>
+          <w:szCs w:val="28"/>
+        </w:rPr>
+        <w:t xml:space="preserve"> реализации </w:t>
       </w:r>
       <w:proofErr w:type="spellStart"/>
       <w:r>
@@ -4205,7 +4259,7 @@
           <w:sz w:val="28"/>
           <w:szCs w:val="28"/>
         </w:rPr>
-        <w:t>.</w:t>
+        <w:t>;</w:t>
       </w:r>
     </w:p>
     <w:p>
@@ -4228,7 +4282,14 @@
           <w:sz w:val="28"/>
           <w:szCs w:val="28"/>
         </w:rPr>
-        <w:t xml:space="preserve">Разработать серверную часть приложения на Node.js с использованием </w:t>
+        <w:t>р</w:t>
+      </w:r>
+      <w:r>
+        <w:rPr>
+          <w:sz w:val="28"/>
+          <w:szCs w:val="28"/>
+        </w:rPr>
+        <w:t xml:space="preserve">азработать серверную часть приложения на Node.js с использованием </w:t>
       </w:r>
       <w:proofErr w:type="spellStart"/>
       <w:r>
@@ -4244,7 +4305,21 @@
           <w:sz w:val="28"/>
           <w:szCs w:val="28"/>
         </w:rPr>
-        <w:t>, реализующую REST API для управления заметками.</w:t>
+        <w:t>, реализующую RE</w:t>
+      </w:r>
+      <w:r>
+        <w:rPr>
+          <w:sz w:val="28"/>
+          <w:szCs w:val="28"/>
+        </w:rPr>
+        <w:t>ST API для управления заметками</w:t>
+      </w:r>
+      <w:r>
+        <w:rPr>
+          <w:sz w:val="28"/>
+          <w:szCs w:val="28"/>
+        </w:rPr>
+        <w:t>;</w:t>
       </w:r>
     </w:p>
     <w:p>
@@ -4267,23 +4342,44 @@
           <w:sz w:val="28"/>
           <w:szCs w:val="28"/>
         </w:rPr>
-        <w:t xml:space="preserve">Разработать клиентскую часть приложения на HTML и CSS с использованием </w:t>
-      </w:r>
-      <w:proofErr w:type="spellStart"/>
-      <w:r>
-        <w:rPr>
-          <w:sz w:val="28"/>
-          <w:szCs w:val="28"/>
-        </w:rPr>
-        <w:t>JavaScript</w:t>
-      </w:r>
-      <w:proofErr w:type="spellEnd"/>
-      <w:r>
-        <w:rPr>
-          <w:sz w:val="28"/>
-          <w:szCs w:val="28"/>
-        </w:rPr>
-        <w:t xml:space="preserve"> для взаимодействия с API.</w:t>
+        <w:t>р</w:t>
+      </w:r>
+      <w:r>
+        <w:rPr>
+          <w:sz w:val="28"/>
+          <w:szCs w:val="28"/>
+        </w:rPr>
+        <w:t xml:space="preserve">азработать клиентскую часть приложения на HTML и CSS с использованием </w:t>
+      </w:r>
+      <w:proofErr w:type="spellStart"/>
+      <w:r>
+        <w:rPr>
+          <w:sz w:val="28"/>
+          <w:szCs w:val="28"/>
+        </w:rPr>
+        <w:t>Java</w:t>
+      </w:r>
+      <w:r>
+        <w:rPr>
+          <w:sz w:val="28"/>
+          <w:szCs w:val="28"/>
+        </w:rPr>
+        <w:t>Script</w:t>
+      </w:r>
+      <w:proofErr w:type="spellEnd"/>
+      <w:r>
+        <w:rPr>
+          <w:sz w:val="28"/>
+          <w:szCs w:val="28"/>
+        </w:rPr>
+        <w:t xml:space="preserve"> для взаимодействия с API</w:t>
+      </w:r>
+      <w:r>
+        <w:rPr>
+          <w:sz w:val="28"/>
+          <w:szCs w:val="28"/>
+        </w:rPr>
+        <w:t>;</w:t>
       </w:r>
     </w:p>
     <w:p>
@@ -4306,7 +4402,14 @@
           <w:sz w:val="28"/>
           <w:szCs w:val="28"/>
         </w:rPr>
-        <w:t>Организовать хранение заметок в памяти сервера.</w:t>
+        <w:t>о</w:t>
+      </w:r>
+      <w:r>
+        <w:rPr>
+          <w:sz w:val="28"/>
+          <w:szCs w:val="28"/>
+        </w:rPr>
+        <w:t>рганизовать хранение заметок в памяти сервера.</w:t>
       </w:r>
     </w:p>
     <w:p>
@@ -4330,7 +4433,14 @@
           <w:szCs w:val="28"/>
         </w:rPr>
         <w:lastRenderedPageBreak/>
-        <w:t xml:space="preserve">Использовать систему контроля версий </w:t>
+        <w:t>и</w:t>
+      </w:r>
+      <w:r>
+        <w:rPr>
+          <w:sz w:val="28"/>
+          <w:szCs w:val="28"/>
+        </w:rPr>
+        <w:t xml:space="preserve">спользовать систему контроля версий </w:t>
       </w:r>
       <w:proofErr w:type="spellStart"/>
       <w:r>
@@ -4346,7 +4456,14 @@
           <w:sz w:val="28"/>
           <w:szCs w:val="28"/>
         </w:rPr>
-        <w:t xml:space="preserve"> для отслеживания этапов разработки и разместить проект на </w:t>
+        <w:t xml:space="preserve"> для отслеживания этапов разработк</w:t>
+      </w:r>
+      <w:r>
+        <w:rPr>
+          <w:sz w:val="28"/>
+          <w:szCs w:val="28"/>
+        </w:rPr>
+        <w:t xml:space="preserve">и и разместить проект на </w:t>
       </w:r>
       <w:proofErr w:type="spellStart"/>
       <w:r>
@@ -4362,7 +4479,7 @@
           <w:sz w:val="28"/>
           <w:szCs w:val="28"/>
         </w:rPr>
-        <w:t>.</w:t>
+        <w:t>;</w:t>
       </w:r>
     </w:p>
     <w:p>
@@ -4385,8 +4502,31 @@
           <w:sz w:val="28"/>
           <w:szCs w:val="28"/>
         </w:rPr>
-        <w:t>Провести тестирование функциональности приложения и оценить его эффективность.</w:t>
-      </w:r>
+        <w:t>п</w:t>
+      </w:r>
+      <w:r>
+        <w:rPr>
+          <w:sz w:val="28"/>
+          <w:szCs w:val="28"/>
+        </w:rPr>
+        <w:t>ровести тестирование функциональности приложе</w:t>
+      </w:r>
+      <w:r>
+        <w:rPr>
+          <w:sz w:val="28"/>
+          <w:szCs w:val="28"/>
+        </w:rPr>
+        <w:t>ния и оценить его эффективность</w:t>
+      </w:r>
+      <w:r>
+        <w:rPr>
+          <w:sz w:val="28"/>
+          <w:szCs w:val="28"/>
+        </w:rPr>
+        <w:t>.</w:t>
+      </w:r>
+      <w:bookmarkStart w:id="1" w:name="_GoBack"/>
+      <w:bookmarkEnd w:id="1"/>
     </w:p>
     <w:p>
       <w:pPr>
@@ -6260,7 +6400,21 @@
           <w:sz w:val="28"/>
           <w:szCs w:val="28"/>
         </w:rPr>
-        <w:t>GET – получение ресурса или списка ресурсов.</w:t>
+        <w:t>GET – получение ресурс</w:t>
+      </w:r>
+      <w:r>
+        <w:rPr>
+          <w:sz w:val="28"/>
+          <w:szCs w:val="28"/>
+        </w:rPr>
+        <w:t>а или списка ресурсов</w:t>
+      </w:r>
+      <w:r>
+        <w:rPr>
+          <w:sz w:val="28"/>
+          <w:szCs w:val="28"/>
+        </w:rPr>
+        <w:t>;</w:t>
       </w:r>
     </w:p>
     <w:p>
@@ -6283,7 +6437,15 @@
           <w:sz w:val="28"/>
           <w:szCs w:val="28"/>
         </w:rPr>
-        <w:t>POST – создание нового ресурса.</w:t>
+        <w:t>POST – создание нового ресурса</w:t>
+      </w:r>
+      <w:r>
+        <w:rPr>
+          <w:sz w:val="28"/>
+          <w:szCs w:val="28"/>
+          <w:lang w:val="en-US"/>
+        </w:rPr>
+        <w:t>;</w:t>
       </w:r>
     </w:p>
     <w:p>
@@ -6306,7 +6468,21 @@
           <w:sz w:val="28"/>
           <w:szCs w:val="28"/>
         </w:rPr>
-        <w:t>PUT / PATCH – полное или частичное обновление ресурса.</w:t>
+        <w:t>PUT / PATCH – полное и</w:t>
+      </w:r>
+      <w:r>
+        <w:rPr>
+          <w:sz w:val="28"/>
+          <w:szCs w:val="28"/>
+        </w:rPr>
+        <w:t>ли частичное обновление ресурса</w:t>
+      </w:r>
+      <w:r>
+        <w:rPr>
+          <w:sz w:val="28"/>
+          <w:szCs w:val="28"/>
+        </w:rPr>
+        <w:t>;</w:t>
       </w:r>
     </w:p>
     <w:p>
@@ -7089,7 +7265,14 @@
           <w:sz w:val="28"/>
           <w:szCs w:val="28"/>
         </w:rPr>
-        <w:t>Асинхронная неблокирующая модель ввода‑вывода. Node.js использует событийный цикл (</w:t>
+        <w:t>а</w:t>
+      </w:r>
+      <w:r>
+        <w:rPr>
+          <w:sz w:val="28"/>
+          <w:szCs w:val="28"/>
+        </w:rPr>
+        <w:t>синхронная неблокирующая модель ввода‑вывода. Node.js использует событийный цикл (</w:t>
       </w:r>
       <w:proofErr w:type="spellStart"/>
       <w:r>
@@ -7121,7 +7304,21 @@
           <w:sz w:val="28"/>
           <w:szCs w:val="28"/>
         </w:rPr>
-        <w:t>), что позволяет обрабатывать тысячи одновременных соединений без создания отдельных потоков. Это особенно эффективно для I/O‑операций (чтение файлов, запросы к базам данных, сетевые вызовы).</w:t>
+        <w:t xml:space="preserve">), что позволяет обрабатывать тысячи одновременных соединений без создания отдельных потоков. Это особенно эффективно для I/O‑операций (чтение файлов, запросы </w:t>
+      </w:r>
+      <w:r>
+        <w:rPr>
+          <w:sz w:val="28"/>
+          <w:szCs w:val="28"/>
+        </w:rPr>
+        <w:t>к базам данных, сетевые вызовы)</w:t>
+      </w:r>
+      <w:r>
+        <w:rPr>
+          <w:sz w:val="28"/>
+          <w:szCs w:val="28"/>
+        </w:rPr>
+        <w:t>;</w:t>
       </w:r>
     </w:p>
     <w:p>
@@ -7145,7 +7342,14 @@
           <w:szCs w:val="28"/>
         </w:rPr>
         <w:lastRenderedPageBreak/>
-        <w:t xml:space="preserve">Единый язык на клиенте и сервере. Использование </w:t>
+        <w:t>е</w:t>
+      </w:r>
+      <w:r>
+        <w:rPr>
+          <w:sz w:val="28"/>
+          <w:szCs w:val="28"/>
+        </w:rPr>
+        <w:t xml:space="preserve">диный язык на клиенте и сервере. Использование </w:t>
       </w:r>
       <w:proofErr w:type="spellStart"/>
       <w:r>
@@ -7177,7 +7381,21 @@
           <w:sz w:val="28"/>
           <w:szCs w:val="28"/>
         </w:rPr>
-        <w:t xml:space="preserve"> код и снижает порог входа для разработчика.</w:t>
+        <w:t xml:space="preserve"> код и снижа</w:t>
+      </w:r>
+      <w:r>
+        <w:rPr>
+          <w:sz w:val="28"/>
+          <w:szCs w:val="28"/>
+        </w:rPr>
+        <w:t>ет порог входа для разработчика</w:t>
+      </w:r>
+      <w:r>
+        <w:rPr>
+          <w:sz w:val="28"/>
+          <w:szCs w:val="28"/>
+        </w:rPr>
+        <w:t>;</w:t>
       </w:r>
     </w:p>
     <w:p>
@@ -7200,7 +7418,14 @@
           <w:sz w:val="28"/>
           <w:szCs w:val="28"/>
         </w:rPr>
-        <w:t xml:space="preserve">Огромная экосистема пакетов </w:t>
+        <w:t>о</w:t>
+      </w:r>
+      <w:r>
+        <w:rPr>
+          <w:sz w:val="28"/>
+          <w:szCs w:val="28"/>
+        </w:rPr>
+        <w:t xml:space="preserve">громная экосистема пакетов </w:t>
       </w:r>
       <w:proofErr w:type="gramStart"/>
       <w:r>
@@ -7296,7 +7521,21 @@
           <w:sz w:val="28"/>
           <w:szCs w:val="28"/>
         </w:rPr>
-        <w:t xml:space="preserve"> насчитывалось более 2 миллионов пакетов, что позволяет быстро интегрировать готовые решения.</w:t>
+        <w:t xml:space="preserve"> насчитывалось более 2 миллионов пакетов, что позволяет быстр</w:t>
+      </w:r>
+      <w:r>
+        <w:rPr>
+          <w:sz w:val="28"/>
+          <w:szCs w:val="28"/>
+        </w:rPr>
+        <w:t>о интегрировать готовые решения</w:t>
+      </w:r>
+      <w:r>
+        <w:rPr>
+          <w:sz w:val="28"/>
+          <w:szCs w:val="28"/>
+        </w:rPr>
+        <w:t>;</w:t>
       </w:r>
     </w:p>
     <w:p>
@@ -7319,7 +7558,14 @@
           <w:sz w:val="28"/>
           <w:szCs w:val="28"/>
         </w:rPr>
-        <w:t>Активное сообщество и широкая поддержка.</w:t>
+        <w:t>а</w:t>
+      </w:r>
+      <w:r>
+        <w:rPr>
+          <w:sz w:val="28"/>
+          <w:szCs w:val="28"/>
+        </w:rPr>
+        <w:t>ктивное сообщество и широкая поддержка.</w:t>
       </w:r>
     </w:p>
     <w:p>
@@ -7440,7 +7686,21 @@
           <w:sz w:val="28"/>
           <w:szCs w:val="28"/>
         </w:rPr>
-        <w:t xml:space="preserve"> не навязывает строгую архитектуру, позволяя разработчику гибко организовывать код.</w:t>
+        <w:t xml:space="preserve"> не навязывает строгую архитектуру, позволяя разраб</w:t>
+      </w:r>
+      <w:r>
+        <w:rPr>
+          <w:sz w:val="28"/>
+          <w:szCs w:val="28"/>
+        </w:rPr>
+        <w:t>отчику гибко организовывать код</w:t>
+      </w:r>
+      <w:r>
+        <w:rPr>
+          <w:sz w:val="28"/>
+          <w:szCs w:val="28"/>
+        </w:rPr>
+        <w:t>.</w:t>
       </w:r>
     </w:p>
     <w:p>
@@ -8290,8 +8550,10 @@
       </w:pPr>
       <w:r>
         <w:rPr>
-          <w:sz w:val="28"/>
-          <w:szCs w:val="28"/>
+          <w:noProof/>
+          <w:sz w:val="28"/>
+          <w:szCs w:val="28"/>
+          <w:lang w:eastAsia="ru-RU"/>
         </w:rPr>
         <w:lastRenderedPageBreak/>
         <w:drawing>
@@ -8340,7 +8602,6 @@
         <w:rPr>
           <w:sz w:val="28"/>
           <w:szCs w:val="28"/>
-          <w:lang w:val="en-US"/>
         </w:rPr>
       </w:pPr>
       <w:r>
@@ -10096,10 +10357,6 @@
     <w:p>
       <w:pPr>
         <w:pStyle w:val="a5"/>
-        <w:numPr>
-          <w:ilvl w:val="0"/>
-          <w:numId w:val="20"/>
-        </w:numPr>
         <w:spacing w:line="360" w:lineRule="auto"/>
         <w:ind w:left="0" w:firstLine="709"/>
         <w:jc w:val="both"/>
@@ -10152,7 +10409,7 @@
           <w:sz w:val="28"/>
           <w:szCs w:val="28"/>
         </w:rPr>
-        <w:t>М</w:t>
+        <w:t>м</w:t>
       </w:r>
       <w:r>
         <w:rPr>
@@ -10175,6 +10432,13 @@
         </w:rPr>
         <w:tab/>
         <w:t>Успешный ответ</w:t>
+      </w:r>
+      <w:r>
+        <w:rPr>
+          <w:sz w:val="28"/>
+          <w:szCs w:val="28"/>
+        </w:rPr>
+        <w:t>;</w:t>
       </w:r>
     </w:p>
     <w:p>
@@ -10253,6 +10517,13 @@
         </w:rPr>
         <w:t>200, массив</w:t>
       </w:r>
+      <w:r>
+        <w:rPr>
+          <w:sz w:val="28"/>
+          <w:szCs w:val="28"/>
+        </w:rPr>
+        <w:t>;</w:t>
+      </w:r>
     </w:p>
     <w:p>
       <w:pPr>
@@ -10355,6 +10626,13 @@
         </w:rPr>
         <w:t>200, объект</w:t>
       </w:r>
+      <w:r>
+        <w:rPr>
+          <w:sz w:val="28"/>
+          <w:szCs w:val="28"/>
+        </w:rPr>
+        <w:t>;</w:t>
+      </w:r>
     </w:p>
     <w:p>
       <w:pPr>
@@ -10458,6 +10736,13 @@
         </w:rPr>
         <w:t>201, объект</w:t>
       </w:r>
+      <w:r>
+        <w:rPr>
+          <w:sz w:val="28"/>
+          <w:szCs w:val="28"/>
+        </w:rPr>
+        <w:t>;</w:t>
+      </w:r>
     </w:p>
     <w:p>
       <w:pPr>
@@ -10596,6 +10881,14 @@
         </w:rPr>
         <w:t>объект</w:t>
       </w:r>
+      <w:r>
+        <w:rPr>
+          <w:sz w:val="28"/>
+          <w:szCs w:val="28"/>
+          <w:lang w:val="en-US"/>
+        </w:rPr>
+        <w:t>;</w:t>
+      </w:r>
     </w:p>
     <w:p>
       <w:pPr>
@@ -10674,6 +10967,32 @@
         </w:rPr>
         <w:t>204 (без тела)</w:t>
       </w:r>
+      <w:r>
+        <w:rPr>
+          <w:sz w:val="28"/>
+          <w:szCs w:val="28"/>
+        </w:rPr>
+        <w:t>.</w:t>
+      </w:r>
+    </w:p>
+    <w:p>
+      <w:pPr>
+        <w:pStyle w:val="a5"/>
+        <w:spacing w:line="360" w:lineRule="auto"/>
+        <w:ind w:left="709"/>
+        <w:jc w:val="both"/>
+        <w:rPr>
+          <w:sz w:val="28"/>
+          <w:szCs w:val="28"/>
+        </w:rPr>
+      </w:pPr>
+      <w:r>
+        <w:rPr>
+          <w:sz w:val="28"/>
+          <w:szCs w:val="28"/>
+        </w:rPr>
+        <w:t>Сервер возвращает соответствующие HTTP-статусы:</w:t>
+      </w:r>
     </w:p>
     <w:p>
       <w:pPr>
@@ -10695,7 +11014,22 @@
           <w:sz w:val="28"/>
           <w:szCs w:val="28"/>
         </w:rPr>
-        <w:t>Сервер возвращает соответствующие HTTP-статусы:</w:t>
+        <w:lastRenderedPageBreak/>
+        <w:t>200 OK – успе</w:t>
+      </w:r>
+      <w:r>
+        <w:rPr>
+          <w:sz w:val="28"/>
+          <w:szCs w:val="28"/>
+        </w:rPr>
+        <w:t>шный GET или PUT</w:t>
+      </w:r>
+      <w:r>
+        <w:rPr>
+          <w:sz w:val="28"/>
+          <w:szCs w:val="28"/>
+        </w:rPr>
+        <w:t>;</w:t>
       </w:r>
     </w:p>
     <w:p>
@@ -10718,8 +11052,38 @@
           <w:sz w:val="28"/>
           <w:szCs w:val="28"/>
         </w:rPr>
-        <w:lastRenderedPageBreak/>
-        <w:t>200 OK – успешный GET или PUT.</w:t>
+        <w:t xml:space="preserve">201 </w:t>
+      </w:r>
+      <w:proofErr w:type="spellStart"/>
+      <w:r>
+        <w:rPr>
+          <w:sz w:val="28"/>
+          <w:szCs w:val="28"/>
+        </w:rPr>
+        <w:t>Crea</w:t>
+      </w:r>
+      <w:r>
+        <w:rPr>
+          <w:sz w:val="28"/>
+          <w:szCs w:val="28"/>
+        </w:rPr>
+        <w:t>ted</w:t>
+      </w:r>
+      <w:proofErr w:type="spellEnd"/>
+      <w:r>
+        <w:rPr>
+          <w:sz w:val="28"/>
+          <w:szCs w:val="28"/>
+        </w:rPr>
+        <w:t xml:space="preserve"> – успешное создание ресурса</w:t>
+      </w:r>
+      <w:r>
+        <w:rPr>
+          <w:sz w:val="28"/>
+          <w:szCs w:val="28"/>
+          <w:lang w:val="en-US"/>
+        </w:rPr>
+        <w:t>;</w:t>
       </w:r>
     </w:p>
     <w:p>
@@ -10742,23 +11106,54 @@
           <w:sz w:val="28"/>
           <w:szCs w:val="28"/>
         </w:rPr>
-        <w:t xml:space="preserve">201 </w:t>
-      </w:r>
-      <w:proofErr w:type="spellStart"/>
-      <w:r>
-        <w:rPr>
-          <w:sz w:val="28"/>
-          <w:szCs w:val="28"/>
-        </w:rPr>
-        <w:t>Created</w:t>
-      </w:r>
-      <w:proofErr w:type="spellEnd"/>
-      <w:r>
-        <w:rPr>
-          <w:sz w:val="28"/>
-          <w:szCs w:val="28"/>
-        </w:rPr>
-        <w:t xml:space="preserve"> – успешное создание ресурса.</w:t>
+        <w:t>204</w:t>
+      </w:r>
+      <w:r>
+        <w:rPr>
+          <w:sz w:val="28"/>
+          <w:szCs w:val="28"/>
+        </w:rPr>
+        <w:t xml:space="preserve"> </w:t>
+      </w:r>
+      <w:proofErr w:type="spellStart"/>
+      <w:r>
+        <w:rPr>
+          <w:sz w:val="28"/>
+          <w:szCs w:val="28"/>
+        </w:rPr>
+        <w:t>No</w:t>
+      </w:r>
+      <w:proofErr w:type="spellEnd"/>
+      <w:r>
+        <w:rPr>
+          <w:sz w:val="28"/>
+          <w:szCs w:val="28"/>
+        </w:rPr>
+        <w:t xml:space="preserve"> </w:t>
+      </w:r>
+      <w:proofErr w:type="spellStart"/>
+      <w:r>
+        <w:rPr>
+          <w:sz w:val="28"/>
+          <w:szCs w:val="28"/>
+        </w:rPr>
+        <w:t>Content</w:t>
+      </w:r>
+      <w:proofErr w:type="spellEnd"/>
+      <w:r>
+        <w:rPr>
+          <w:sz w:val="28"/>
+          <w:szCs w:val="28"/>
+        </w:rPr>
+        <w:t xml:space="preserve"> – успешное удаление</w:t>
+      </w:r>
+      <w:r>
+        <w:rPr>
+          <w:sz w:val="28"/>
+          <w:szCs w:val="28"/>
+          <w:lang w:val="en-US"/>
+        </w:rPr>
+        <w:t>;</w:t>
       </w:r>
     </w:p>
     <w:p>
@@ -10781,15 +11176,15 @@
           <w:sz w:val="28"/>
           <w:szCs w:val="28"/>
         </w:rPr>
-        <w:t xml:space="preserve">204 </w:t>
-      </w:r>
-      <w:proofErr w:type="spellStart"/>
-      <w:r>
-        <w:rPr>
-          <w:sz w:val="28"/>
-          <w:szCs w:val="28"/>
-        </w:rPr>
-        <w:t>No</w:t>
+        <w:t xml:space="preserve">400 </w:t>
+      </w:r>
+      <w:proofErr w:type="spellStart"/>
+      <w:r>
+        <w:rPr>
+          <w:sz w:val="28"/>
+          <w:szCs w:val="28"/>
+        </w:rPr>
+        <w:t>Bad</w:t>
       </w:r>
       <w:proofErr w:type="spellEnd"/>
       <w:r>
@@ -10805,15 +11200,29 @@
           <w:sz w:val="28"/>
           <w:szCs w:val="28"/>
         </w:rPr>
-        <w:t>Content</w:t>
-      </w:r>
-      <w:proofErr w:type="spellEnd"/>
-      <w:r>
-        <w:rPr>
-          <w:sz w:val="28"/>
-          <w:szCs w:val="28"/>
-        </w:rPr>
-        <w:t xml:space="preserve"> – успешное удаление.</w:t>
+        <w:t>Request</w:t>
+      </w:r>
+      <w:proofErr w:type="spellEnd"/>
+      <w:r>
+        <w:rPr>
+          <w:sz w:val="28"/>
+          <w:szCs w:val="28"/>
+        </w:rPr>
+        <w:t xml:space="preserve"> – отсутств</w:t>
+      </w:r>
+      <w:r>
+        <w:rPr>
+          <w:sz w:val="28"/>
+          <w:szCs w:val="28"/>
+        </w:rPr>
+        <w:t>уют обязательные поля в запросе</w:t>
+      </w:r>
+      <w:r>
+        <w:rPr>
+          <w:sz w:val="28"/>
+          <w:szCs w:val="28"/>
+        </w:rPr>
+        <w:t>;</w:t>
       </w:r>
     </w:p>
     <w:p>
@@ -10836,15 +11245,15 @@
           <w:sz w:val="28"/>
           <w:szCs w:val="28"/>
         </w:rPr>
-        <w:t xml:space="preserve">400 </w:t>
-      </w:r>
-      <w:proofErr w:type="spellStart"/>
-      <w:r>
-        <w:rPr>
-          <w:sz w:val="28"/>
-          <w:szCs w:val="28"/>
-        </w:rPr>
-        <w:t>Bad</w:t>
+        <w:t xml:space="preserve">404 </w:t>
+      </w:r>
+      <w:proofErr w:type="spellStart"/>
+      <w:r>
+        <w:rPr>
+          <w:sz w:val="28"/>
+          <w:szCs w:val="28"/>
+        </w:rPr>
+        <w:t>Not</w:t>
       </w:r>
       <w:proofErr w:type="spellEnd"/>
       <w:r>
@@ -10860,15 +11269,45 @@
           <w:sz w:val="28"/>
           <w:szCs w:val="28"/>
         </w:rPr>
-        <w:t>Request</w:t>
-      </w:r>
-      <w:proofErr w:type="spellEnd"/>
-      <w:r>
-        <w:rPr>
-          <w:sz w:val="28"/>
-          <w:szCs w:val="28"/>
-        </w:rPr>
-        <w:t xml:space="preserve"> – отсутствуют обязательные поля в запросе.</w:t>
+        <w:t>Found</w:t>
+      </w:r>
+      <w:proofErr w:type="spellEnd"/>
+      <w:r>
+        <w:rPr>
+          <w:sz w:val="28"/>
+          <w:szCs w:val="28"/>
+        </w:rPr>
+        <w:t xml:space="preserve"> – за</w:t>
+      </w:r>
+      <w:r>
+        <w:rPr>
+          <w:sz w:val="28"/>
+          <w:szCs w:val="28"/>
+        </w:rPr>
+        <w:t xml:space="preserve">метка с указанным </w:t>
+      </w:r>
+      <w:proofErr w:type="spellStart"/>
+      <w:r>
+        <w:rPr>
+          <w:sz w:val="28"/>
+          <w:szCs w:val="28"/>
+        </w:rPr>
+        <w:t>id</w:t>
+      </w:r>
+      <w:proofErr w:type="spellEnd"/>
+      <w:r>
+        <w:rPr>
+          <w:sz w:val="28"/>
+          <w:szCs w:val="28"/>
+        </w:rPr>
+        <w:t xml:space="preserve"> не найдена</w:t>
+      </w:r>
+      <w:r>
+        <w:rPr>
+          <w:sz w:val="28"/>
+          <w:szCs w:val="28"/>
+        </w:rPr>
+        <w:t>;</w:t>
       </w:r>
     </w:p>
     <w:p>
@@ -10891,77 +11330,6 @@
           <w:sz w:val="28"/>
           <w:szCs w:val="28"/>
         </w:rPr>
-        <w:t xml:space="preserve">404 </w:t>
-      </w:r>
-      <w:proofErr w:type="spellStart"/>
-      <w:r>
-        <w:rPr>
-          <w:sz w:val="28"/>
-          <w:szCs w:val="28"/>
-        </w:rPr>
-        <w:t>Not</w:t>
-      </w:r>
-      <w:proofErr w:type="spellEnd"/>
-      <w:r>
-        <w:rPr>
-          <w:sz w:val="28"/>
-          <w:szCs w:val="28"/>
-        </w:rPr>
-        <w:t xml:space="preserve"> </w:t>
-      </w:r>
-      <w:proofErr w:type="spellStart"/>
-      <w:r>
-        <w:rPr>
-          <w:sz w:val="28"/>
-          <w:szCs w:val="28"/>
-        </w:rPr>
-        <w:t>Found</w:t>
-      </w:r>
-      <w:proofErr w:type="spellEnd"/>
-      <w:r>
-        <w:rPr>
-          <w:sz w:val="28"/>
-          <w:szCs w:val="28"/>
-        </w:rPr>
-        <w:t xml:space="preserve"> – заметка с указанным </w:t>
-      </w:r>
-      <w:proofErr w:type="spellStart"/>
-      <w:r>
-        <w:rPr>
-          <w:sz w:val="28"/>
-          <w:szCs w:val="28"/>
-        </w:rPr>
-        <w:t>id</w:t>
-      </w:r>
-      <w:proofErr w:type="spellEnd"/>
-      <w:r>
-        <w:rPr>
-          <w:sz w:val="28"/>
-          <w:szCs w:val="28"/>
-        </w:rPr>
-        <w:t xml:space="preserve"> не найдена.</w:t>
-      </w:r>
-    </w:p>
-    <w:p>
-      <w:pPr>
-        <w:pStyle w:val="a5"/>
-        <w:numPr>
-          <w:ilvl w:val="0"/>
-          <w:numId w:val="20"/>
-        </w:numPr>
-        <w:spacing w:line="360" w:lineRule="auto"/>
-        <w:ind w:left="0" w:firstLine="709"/>
-        <w:jc w:val="both"/>
-        <w:rPr>
-          <w:sz w:val="28"/>
-          <w:szCs w:val="28"/>
-        </w:rPr>
-      </w:pPr>
-      <w:r>
-        <w:rPr>
-          <w:sz w:val="28"/>
-          <w:szCs w:val="28"/>
-        </w:rPr>
         <w:t xml:space="preserve">500 </w:t>
       </w:r>
       <w:proofErr w:type="spellStart"/>
@@ -11157,8 +11525,9 @@
         <w:rPr>
           <w:sz w:val="28"/>
           <w:szCs w:val="28"/>
-        </w:rPr>
-        <w:t>.</w:t>
+          <w:lang w:val="en-US"/>
+        </w:rPr>
+        <w:t>;</w:t>
       </w:r>
     </w:p>
     <w:p>
@@ -11266,6 +11635,14 @@
         <w:t>components</w:t>
       </w:r>
       <w:proofErr w:type="spellEnd"/>
+      <w:r>
+        <w:rPr>
+          <w:sz w:val="28"/>
+          <w:szCs w:val="28"/>
+          <w:lang w:val="en-US"/>
+        </w:rPr>
+        <w:t>;</w:t>
+      </w:r>
     </w:p>
     <w:p>
       <w:pPr>
@@ -11291,6 +11668,14 @@
         <w:t>node_modules</w:t>
       </w:r>
       <w:proofErr w:type="spellEnd"/>
+      <w:r>
+        <w:rPr>
+          <w:sz w:val="28"/>
+          <w:szCs w:val="28"/>
+          <w:lang w:val="en-US"/>
+        </w:rPr>
+        <w:t>;</w:t>
+      </w:r>
     </w:p>
     <w:p>
       <w:pPr>
@@ -11316,6 +11701,14 @@
         <w:t>package</w:t>
       </w:r>
       <w:proofErr w:type="spellEnd"/>
+      <w:r>
+        <w:rPr>
+          <w:sz w:val="28"/>
+          <w:szCs w:val="28"/>
+          <w:lang w:val="en-US"/>
+        </w:rPr>
+        <w:t>;</w:t>
+      </w:r>
     </w:p>
     <w:p>
       <w:pPr>
@@ -11341,6 +11734,14 @@
         <w:t>package-lock</w:t>
       </w:r>
       <w:proofErr w:type="spellEnd"/>
+      <w:r>
+        <w:rPr>
+          <w:sz w:val="28"/>
+          <w:szCs w:val="28"/>
+          <w:lang w:val="en-US"/>
+        </w:rPr>
+        <w:t>.</w:t>
+      </w:r>
     </w:p>
     <w:p>
       <w:pPr>
@@ -11509,8 +11910,10 @@
       </w:pPr>
       <w:r>
         <w:rPr>
-          <w:sz w:val="28"/>
-          <w:szCs w:val="28"/>
+          <w:noProof/>
+          <w:sz w:val="28"/>
+          <w:szCs w:val="28"/>
+          <w:lang w:eastAsia="ru-RU"/>
         </w:rPr>
         <w:lastRenderedPageBreak/>
         <w:drawing>
@@ -11643,7 +12046,14 @@
           <w:sz w:val="28"/>
           <w:szCs w:val="28"/>
         </w:rPr>
-        <w:t>Импорт</w:t>
+        <w:t>и</w:t>
+      </w:r>
+      <w:r>
+        <w:rPr>
+          <w:sz w:val="28"/>
+          <w:szCs w:val="28"/>
+        </w:rPr>
+        <w:t>мпорт</w:t>
       </w:r>
       <w:r>
         <w:rPr>
@@ -11699,7 +12109,7 @@
           <w:szCs w:val="28"/>
           <w:lang w:val="en-US"/>
         </w:rPr>
-        <w:t xml:space="preserve"> database.</w:t>
+        <w:t xml:space="preserve"> database;</w:t>
       </w:r>
     </w:p>
     <w:p>
@@ -11722,7 +12132,21 @@
           <w:sz w:val="28"/>
           <w:szCs w:val="28"/>
         </w:rPr>
-        <w:t xml:space="preserve">Создание экземпляра приложения </w:t>
+        <w:t>с</w:t>
+      </w:r>
+      <w:r>
+        <w:rPr>
+          <w:sz w:val="28"/>
+          <w:szCs w:val="28"/>
+        </w:rPr>
+        <w:t>оздание экземпляра п</w:t>
+      </w:r>
+      <w:r>
+        <w:rPr>
+          <w:sz w:val="28"/>
+          <w:szCs w:val="28"/>
+        </w:rPr>
+        <w:t xml:space="preserve">риложения </w:t>
       </w:r>
       <w:proofErr w:type="spellStart"/>
       <w:r>
@@ -11779,7 +12203,49 @@
           <w:sz w:val="28"/>
           <w:szCs w:val="28"/>
         </w:rPr>
-        <w:t>).</w:t>
+        <w:t>)</w:t>
+      </w:r>
+      <w:r>
+        <w:rPr>
+          <w:sz w:val="28"/>
+          <w:szCs w:val="28"/>
+        </w:rPr>
+        <w:t>.</w:t>
+      </w:r>
+    </w:p>
+    <w:p>
+      <w:pPr>
+        <w:pStyle w:val="a5"/>
+        <w:spacing w:line="360" w:lineRule="auto"/>
+        <w:ind w:left="709"/>
+        <w:jc w:val="both"/>
+        <w:rPr>
+          <w:sz w:val="28"/>
+          <w:szCs w:val="28"/>
+        </w:rPr>
+      </w:pPr>
+      <w:r>
+        <w:rPr>
+          <w:sz w:val="28"/>
+          <w:szCs w:val="28"/>
+        </w:rPr>
+        <w:t xml:space="preserve">Подключение </w:t>
+      </w:r>
+      <w:proofErr w:type="spellStart"/>
+      <w:r>
+        <w:rPr>
+          <w:sz w:val="28"/>
+          <w:szCs w:val="28"/>
+        </w:rPr>
+        <w:t>middleware</w:t>
+      </w:r>
+      <w:proofErr w:type="spellEnd"/>
+      <w:r>
+        <w:rPr>
+          <w:sz w:val="28"/>
+          <w:szCs w:val="28"/>
+        </w:rPr>
+        <w:t>:</w:t>
       </w:r>
     </w:p>
     <w:p>
@@ -11797,28 +12263,44 @@
           <w:szCs w:val="28"/>
         </w:rPr>
       </w:pPr>
-      <w:r>
-        <w:rPr>
-          <w:sz w:val="28"/>
-          <w:szCs w:val="28"/>
-        </w:rPr>
-        <w:t xml:space="preserve">Подключение </w:t>
-      </w:r>
-      <w:proofErr w:type="spellStart"/>
-      <w:r>
-        <w:rPr>
-          <w:sz w:val="28"/>
-          <w:szCs w:val="28"/>
-        </w:rPr>
-        <w:t>middleware</w:t>
-      </w:r>
-      <w:proofErr w:type="spellEnd"/>
-      <w:r>
-        <w:rPr>
-          <w:sz w:val="28"/>
-          <w:szCs w:val="28"/>
-        </w:rPr>
-        <w:t>:</w:t>
+      <w:proofErr w:type="spellStart"/>
+      <w:proofErr w:type="gramStart"/>
+      <w:r>
+        <w:rPr>
+          <w:sz w:val="28"/>
+          <w:szCs w:val="28"/>
+        </w:rPr>
+        <w:t>cors</w:t>
+      </w:r>
+      <w:proofErr w:type="spellEnd"/>
+      <w:r>
+        <w:rPr>
+          <w:sz w:val="28"/>
+          <w:szCs w:val="28"/>
+        </w:rPr>
+        <w:t>(</w:t>
+      </w:r>
+      <w:proofErr w:type="gramEnd"/>
+      <w:r>
+        <w:rPr>
+          <w:sz w:val="28"/>
+          <w:szCs w:val="28"/>
+        </w:rPr>
+        <w:t>) – р</w:t>
+      </w:r>
+      <w:r>
+        <w:rPr>
+          <w:sz w:val="28"/>
+          <w:szCs w:val="28"/>
+        </w:rPr>
+        <w:t>азрешает кросс-доменные запросы</w:t>
+      </w:r>
+      <w:r>
+        <w:rPr>
+          <w:sz w:val="28"/>
+          <w:szCs w:val="28"/>
+        </w:rPr>
+        <w:t>;</w:t>
       </w:r>
     </w:p>
     <w:p>
@@ -11843,23 +12325,55 @@
           <w:sz w:val="28"/>
           <w:szCs w:val="28"/>
         </w:rPr>
-        <w:t>cors</w:t>
-      </w:r>
-      <w:proofErr w:type="spellEnd"/>
-      <w:r>
-        <w:rPr>
-          <w:sz w:val="28"/>
-          <w:szCs w:val="28"/>
-        </w:rPr>
-        <w:t>(</w:t>
-      </w:r>
+        <w:t>express.json</w:t>
+      </w:r>
+      <w:proofErr w:type="spellEnd"/>
       <w:proofErr w:type="gramEnd"/>
       <w:r>
         <w:rPr>
           <w:sz w:val="28"/>
           <w:szCs w:val="28"/>
         </w:rPr>
-        <w:t>) – разрешает кросс-доменные запросы.</w:t>
+        <w:t xml:space="preserve">() – </w:t>
+      </w:r>
+      <w:proofErr w:type="spellStart"/>
+      <w:r>
+        <w:rPr>
+          <w:sz w:val="28"/>
+          <w:szCs w:val="28"/>
+        </w:rPr>
+        <w:t>парсит</w:t>
+      </w:r>
+      <w:proofErr w:type="spellEnd"/>
+      <w:r>
+        <w:rPr>
+          <w:sz w:val="28"/>
+          <w:szCs w:val="28"/>
+        </w:rPr>
+        <w:t xml:space="preserve"> JSON-тело запроса </w:t>
+      </w:r>
+      <w:r>
+        <w:rPr>
+          <w:sz w:val="28"/>
+          <w:szCs w:val="28"/>
+        </w:rPr>
+        <w:t xml:space="preserve">и помещает результат в </w:t>
+      </w:r>
+      <w:proofErr w:type="spellStart"/>
+      <w:r>
+        <w:rPr>
+          <w:sz w:val="28"/>
+          <w:szCs w:val="28"/>
+        </w:rPr>
+        <w:t>req.body</w:t>
+      </w:r>
+      <w:proofErr w:type="spellEnd"/>
+      <w:r>
+        <w:rPr>
+          <w:sz w:val="28"/>
+          <w:szCs w:val="28"/>
+        </w:rPr>
+        <w:t>;</w:t>
       </w:r>
     </w:p>
     <w:p>
@@ -11884,7 +12398,7 @@
           <w:sz w:val="28"/>
           <w:szCs w:val="28"/>
         </w:rPr>
-        <w:t>express.json</w:t>
+        <w:t>express.static</w:t>
       </w:r>
       <w:proofErr w:type="spellEnd"/>
       <w:proofErr w:type="gramEnd"/>
@@ -11893,31 +12407,31 @@
           <w:sz w:val="28"/>
           <w:szCs w:val="28"/>
         </w:rPr>
-        <w:t xml:space="preserve">() – </w:t>
-      </w:r>
-      <w:proofErr w:type="spellStart"/>
-      <w:r>
-        <w:rPr>
-          <w:sz w:val="28"/>
-          <w:szCs w:val="28"/>
-        </w:rPr>
-        <w:t>парсит</w:t>
-      </w:r>
-      <w:proofErr w:type="spellEnd"/>
-      <w:r>
-        <w:rPr>
-          <w:sz w:val="28"/>
-          <w:szCs w:val="28"/>
-        </w:rPr>
-        <w:t xml:space="preserve"> JSON-тело запроса и помещает результат в </w:t>
-      </w:r>
-      <w:proofErr w:type="spellStart"/>
-      <w:r>
-        <w:rPr>
-          <w:sz w:val="28"/>
-          <w:szCs w:val="28"/>
-        </w:rPr>
-        <w:t>req.body</w:t>
+        <w:t>('</w:t>
+      </w:r>
+      <w:proofErr w:type="spellStart"/>
+      <w:r>
+        <w:rPr>
+          <w:sz w:val="28"/>
+          <w:szCs w:val="28"/>
+        </w:rPr>
+        <w:t>public</w:t>
+      </w:r>
+      <w:proofErr w:type="spellEnd"/>
+      <w:r>
+        <w:rPr>
+          <w:sz w:val="28"/>
+          <w:szCs w:val="28"/>
+        </w:rPr>
+        <w:t xml:space="preserve">') – обслуживает статические файлы из папки </w:t>
+      </w:r>
+      <w:proofErr w:type="spellStart"/>
+      <w:r>
+        <w:rPr>
+          <w:sz w:val="28"/>
+          <w:szCs w:val="28"/>
+        </w:rPr>
+        <w:t>public</w:t>
       </w:r>
       <w:proofErr w:type="spellEnd"/>
       <w:r>
@@ -11926,6 +12440,25 @@
           <w:szCs w:val="28"/>
         </w:rPr>
         <w:t>.</w:t>
+      </w:r>
+    </w:p>
+    <w:p>
+      <w:pPr>
+        <w:pStyle w:val="a5"/>
+        <w:spacing w:line="360" w:lineRule="auto"/>
+        <w:ind w:left="709"/>
+        <w:jc w:val="both"/>
+        <w:rPr>
+          <w:sz w:val="28"/>
+          <w:szCs w:val="28"/>
+        </w:rPr>
+      </w:pPr>
+      <w:r>
+        <w:rPr>
+          <w:sz w:val="28"/>
+          <w:szCs w:val="28"/>
+        </w:rPr>
+        <w:t>Определение маршрутов:</w:t>
       </w:r>
     </w:p>
     <w:p>
@@ -11943,74 +12476,42 @@
           <w:szCs w:val="28"/>
         </w:rPr>
       </w:pPr>
-      <w:proofErr w:type="spellStart"/>
-      <w:proofErr w:type="gramStart"/>
-      <w:r>
-        <w:rPr>
-          <w:sz w:val="28"/>
-          <w:szCs w:val="28"/>
-        </w:rPr>
-        <w:t>express.static</w:t>
-      </w:r>
-      <w:proofErr w:type="spellEnd"/>
-      <w:proofErr w:type="gramEnd"/>
-      <w:r>
-        <w:rPr>
-          <w:sz w:val="28"/>
-          <w:szCs w:val="28"/>
-        </w:rPr>
-        <w:t>('</w:t>
-      </w:r>
-      <w:proofErr w:type="spellStart"/>
-      <w:r>
-        <w:rPr>
-          <w:sz w:val="28"/>
-          <w:szCs w:val="28"/>
-        </w:rPr>
-        <w:t>public</w:t>
-      </w:r>
-      <w:proofErr w:type="spellEnd"/>
-      <w:r>
-        <w:rPr>
-          <w:sz w:val="28"/>
-          <w:szCs w:val="28"/>
-        </w:rPr>
-        <w:t xml:space="preserve">') – обслуживает статические файлы из папки </w:t>
-      </w:r>
-      <w:proofErr w:type="spellStart"/>
-      <w:r>
-        <w:rPr>
-          <w:sz w:val="28"/>
-          <w:szCs w:val="28"/>
-        </w:rPr>
-        <w:t>public</w:t>
-      </w:r>
-      <w:proofErr w:type="spellEnd"/>
-      <w:r>
-        <w:rPr>
-          <w:sz w:val="28"/>
-          <w:szCs w:val="28"/>
-        </w:rPr>
-        <w:t>.</w:t>
-      </w:r>
-    </w:p>
-    <w:p>
-      <w:pPr>
-        <w:pStyle w:val="a5"/>
-        <w:spacing w:line="360" w:lineRule="auto"/>
-        <w:ind w:left="709"/>
-        <w:jc w:val="both"/>
-        <w:rPr>
-          <w:sz w:val="28"/>
-          <w:szCs w:val="28"/>
-        </w:rPr>
-      </w:pPr>
-      <w:r>
-        <w:rPr>
-          <w:sz w:val="28"/>
-          <w:szCs w:val="28"/>
-        </w:rPr>
-        <w:t>Определение маршрутов:</w:t>
+      <w:r>
+        <w:rPr>
+          <w:sz w:val="28"/>
+          <w:szCs w:val="28"/>
+        </w:rPr>
+        <w:t>о</w:t>
+      </w:r>
+      <w:r>
+        <w:rPr>
+          <w:sz w:val="28"/>
+          <w:szCs w:val="28"/>
+        </w:rPr>
+        <w:t>бработчики</w:t>
+      </w:r>
+      <w:r>
+        <w:rPr>
+          <w:sz w:val="28"/>
+          <w:szCs w:val="28"/>
+        </w:rPr>
+        <w:t xml:space="preserve"> для каждого из пяти </w:t>
+      </w:r>
+      <w:proofErr w:type="spellStart"/>
+      <w:r>
+        <w:rPr>
+          <w:sz w:val="28"/>
+          <w:szCs w:val="28"/>
+        </w:rPr>
+        <w:t>эндпоинтов</w:t>
+      </w:r>
+      <w:proofErr w:type="spellEnd"/>
+      <w:r>
+        <w:rPr>
+          <w:sz w:val="28"/>
+          <w:szCs w:val="28"/>
+        </w:rPr>
+        <w:t>;</w:t>
       </w:r>
     </w:p>
     <w:p>
@@ -12033,23 +12534,28 @@
           <w:sz w:val="28"/>
           <w:szCs w:val="28"/>
         </w:rPr>
-        <w:t xml:space="preserve">Обработчики для каждого из пяти </w:t>
-      </w:r>
-      <w:proofErr w:type="spellStart"/>
-      <w:r>
-        <w:rPr>
-          <w:sz w:val="28"/>
-          <w:szCs w:val="28"/>
-        </w:rPr>
-        <w:t>эндпоинтов</w:t>
-      </w:r>
-      <w:proofErr w:type="spellEnd"/>
-      <w:r>
-        <w:rPr>
-          <w:sz w:val="28"/>
-          <w:szCs w:val="28"/>
-        </w:rPr>
-        <w:t>.</w:t>
+        <w:t>в</w:t>
+      </w:r>
+      <w:r>
+        <w:rPr>
+          <w:sz w:val="28"/>
+          <w:szCs w:val="28"/>
+        </w:rPr>
+        <w:t xml:space="preserve"> каждом обработчике вызывается соответ</w:t>
+      </w:r>
+      <w:r>
+        <w:rPr>
+          <w:sz w:val="28"/>
+          <w:szCs w:val="28"/>
+        </w:rPr>
+        <w:t>ствующая функция из database.js</w:t>
+      </w:r>
+      <w:r>
+        <w:rPr>
+          <w:sz w:val="28"/>
+          <w:szCs w:val="28"/>
+        </w:rPr>
+        <w:t>;</w:t>
       </w:r>
     </w:p>
     <w:p>
@@ -12072,7 +12578,28 @@
           <w:sz w:val="28"/>
           <w:szCs w:val="28"/>
         </w:rPr>
-        <w:t>В каждом обработчике вызывается соответствующая функция из database.js.</w:t>
+        <w:t>ф</w:t>
+      </w:r>
+      <w:r>
+        <w:rPr>
+          <w:sz w:val="28"/>
+          <w:szCs w:val="28"/>
+        </w:rPr>
+        <w:t>ормируется ответ с правильным статусом и</w:t>
+      </w:r>
+      <w:r>
+        <w:rPr>
+          <w:sz w:val="28"/>
+          <w:szCs w:val="28"/>
+        </w:rPr>
+        <w:t xml:space="preserve"> JSON-телом (при необходимости)</w:t>
+      </w:r>
+      <w:r>
+        <w:rPr>
+          <w:sz w:val="28"/>
+          <w:szCs w:val="28"/>
+        </w:rPr>
+        <w:t>;</w:t>
       </w:r>
     </w:p>
     <w:p>
@@ -12095,30 +12622,14 @@
           <w:sz w:val="28"/>
           <w:szCs w:val="28"/>
         </w:rPr>
-        <w:t>Формируется ответ с правильным статусом и JSON-телом (при необходимости).</w:t>
-      </w:r>
-    </w:p>
-    <w:p>
-      <w:pPr>
-        <w:pStyle w:val="a5"/>
-        <w:numPr>
-          <w:ilvl w:val="0"/>
-          <w:numId w:val="26"/>
-        </w:numPr>
-        <w:spacing w:line="360" w:lineRule="auto"/>
-        <w:ind w:left="0" w:firstLine="709"/>
-        <w:jc w:val="both"/>
-        <w:rPr>
-          <w:sz w:val="28"/>
-          <w:szCs w:val="28"/>
-        </w:rPr>
-      </w:pPr>
-      <w:r>
-        <w:rPr>
-          <w:sz w:val="28"/>
-          <w:szCs w:val="28"/>
-        </w:rPr>
-        <w:t>Запуск сервера на порту 3000 с выводом сообщения в консоль.</w:t>
+        <w:t>з</w:t>
+      </w:r>
+      <w:r>
+        <w:rPr>
+          <w:sz w:val="28"/>
+          <w:szCs w:val="28"/>
+        </w:rPr>
+        <w:t>апуск сервера на порту 3000 с выводом сообщения в консоль.</w:t>
       </w:r>
     </w:p>
     <w:p>
@@ -12445,7 +12956,14 @@
           <w:sz w:val="28"/>
           <w:szCs w:val="28"/>
         </w:rPr>
-        <w:t>Шапка с заголовком «Мои заметки».</w:t>
+        <w:t>шапка с заголовком «Мои заметки»</w:t>
+      </w:r>
+      <w:r>
+        <w:rPr>
+          <w:sz w:val="28"/>
+          <w:szCs w:val="28"/>
+        </w:rPr>
+        <w:t>;</w:t>
       </w:r>
     </w:p>
     <w:p>
@@ -12468,7 +12986,14 @@
           <w:sz w:val="28"/>
           <w:szCs w:val="28"/>
         </w:rPr>
-        <w:t>Форма для ввода данных: поле заголовка (</w:t>
+        <w:t>ф</w:t>
+      </w:r>
+      <w:r>
+        <w:rPr>
+          <w:sz w:val="28"/>
+          <w:szCs w:val="28"/>
+        </w:rPr>
+        <w:t>орма для ввода данных: поле заголовка (</w:t>
       </w:r>
       <w:proofErr w:type="spellStart"/>
       <w:r>
@@ -12500,7 +13025,21 @@
           <w:sz w:val="28"/>
           <w:szCs w:val="28"/>
         </w:rPr>
-        <w:t>), кнопка «Сохранить». Также предусмотрена скрытая кнопка «Отменить редактирование», которая появляется в режиме редактирования.</w:t>
+        <w:t>), кнопка «Сохранить». Также предусмотрена скрытая кнопка «Отменить редактирование», которая поя</w:t>
+      </w:r>
+      <w:r>
+        <w:rPr>
+          <w:sz w:val="28"/>
+          <w:szCs w:val="28"/>
+        </w:rPr>
+        <w:t>вляется в режиме редактирования</w:t>
+      </w:r>
+      <w:r>
+        <w:rPr>
+          <w:sz w:val="28"/>
+          <w:szCs w:val="28"/>
+        </w:rPr>
+        <w:t>;</w:t>
       </w:r>
     </w:p>
     <w:p>
@@ -12523,7 +13062,21 @@
           <w:sz w:val="28"/>
           <w:szCs w:val="28"/>
         </w:rPr>
-        <w:t>Контейнер для списка заметок (&lt;</w:t>
+        <w:t>к</w:t>
+      </w:r>
+      <w:r>
+        <w:rPr>
+          <w:sz w:val="28"/>
+          <w:szCs w:val="28"/>
+        </w:rPr>
+        <w:t>онтейнер для списка</w:t>
+      </w:r>
+      <w:r>
+        <w:rPr>
+          <w:sz w:val="28"/>
+          <w:szCs w:val="28"/>
+        </w:rPr>
+        <w:t xml:space="preserve"> заметок (&lt;</w:t>
       </w:r>
       <w:proofErr w:type="spellStart"/>
       <w:r>
@@ -12571,7 +13124,14 @@
           <w:sz w:val="28"/>
           <w:szCs w:val="28"/>
         </w:rPr>
-        <w:t>"&gt;).</w:t>
+        <w:t>"&gt;)</w:t>
+      </w:r>
+      <w:r>
+        <w:rPr>
+          <w:sz w:val="28"/>
+          <w:szCs w:val="28"/>
+        </w:rPr>
+        <w:t>;</w:t>
       </w:r>
     </w:p>
     <w:p>
@@ -12594,7 +13154,14 @@
           <w:sz w:val="28"/>
           <w:szCs w:val="28"/>
         </w:rPr>
-        <w:t>Контейнер для отображения деталей выбранной заметки (&lt;</w:t>
+        <w:t>к</w:t>
+      </w:r>
+      <w:r>
+        <w:rPr>
+          <w:sz w:val="28"/>
+          <w:szCs w:val="28"/>
+        </w:rPr>
+        <w:t>онтейнер для отображения деталей выбранной заметки (&lt;</w:t>
       </w:r>
       <w:proofErr w:type="spellStart"/>
       <w:r>
@@ -12739,7 +13306,14 @@
           <w:sz w:val="28"/>
           <w:szCs w:val="28"/>
         </w:rPr>
-        <w:t>Сброс</w:t>
+        <w:t>с</w:t>
+      </w:r>
+      <w:r>
+        <w:rPr>
+          <w:sz w:val="28"/>
+          <w:szCs w:val="28"/>
+        </w:rPr>
+        <w:t>брос</w:t>
       </w:r>
       <w:r>
         <w:rPr>
@@ -12795,7 +13369,15 @@
           <w:szCs w:val="28"/>
           <w:lang w:val="en-US"/>
         </w:rPr>
-        <w:t>: 0; padding: 0; box-sizing: border-box; }).</w:t>
+        <w:t>: 0; padding</w:t>
+      </w:r>
+      <w:r>
+        <w:rPr>
+          <w:sz w:val="28"/>
+          <w:szCs w:val="28"/>
+          <w:lang w:val="en-US"/>
+        </w:rPr>
+        <w:t>: 0; box-sizing: border-box; });</w:t>
       </w:r>
     </w:p>
     <w:p>
@@ -12818,7 +13400,14 @@
           <w:sz w:val="28"/>
           <w:szCs w:val="28"/>
         </w:rPr>
-        <w:t xml:space="preserve">Основные стили для </w:t>
+        <w:t>о</w:t>
+      </w:r>
+      <w:r>
+        <w:rPr>
+          <w:sz w:val="28"/>
+          <w:szCs w:val="28"/>
+        </w:rPr>
+        <w:t xml:space="preserve">сновные стили для </w:t>
       </w:r>
       <w:proofErr w:type="spellStart"/>
       <w:r>
@@ -12834,7 +13423,14 @@
           <w:sz w:val="28"/>
           <w:szCs w:val="28"/>
         </w:rPr>
-        <w:t xml:space="preserve"> (шрифт, фон, выравнивание).</w:t>
+        <w:t xml:space="preserve"> (шрифт, фон, выравнивание)</w:t>
+      </w:r>
+      <w:r>
+        <w:rPr>
+          <w:sz w:val="28"/>
+          <w:szCs w:val="28"/>
+        </w:rPr>
+        <w:t>;</w:t>
       </w:r>
     </w:p>
     <w:p>
@@ -12857,7 +13453,21 @@
           <w:sz w:val="28"/>
           <w:szCs w:val="28"/>
         </w:rPr>
-        <w:t>Контейнер с максимальной шириной 1200 пикселей, центрированный.</w:t>
+        <w:t>к</w:t>
+      </w:r>
+      <w:r>
+        <w:rPr>
+          <w:sz w:val="28"/>
+          <w:szCs w:val="28"/>
+        </w:rPr>
+        <w:t>онтейнер с максимальной шириной 1200 пикселей, центрированный</w:t>
+      </w:r>
+      <w:r>
+        <w:rPr>
+          <w:sz w:val="28"/>
+          <w:szCs w:val="28"/>
+        </w:rPr>
+        <w:t>;</w:t>
       </w:r>
     </w:p>
     <w:p>
@@ -12880,7 +13490,28 @@
           <w:sz w:val="28"/>
           <w:szCs w:val="28"/>
         </w:rPr>
-        <w:t>Стили для карточек заметок: белый фон, тень, закруглённые углы, эффект подъёма при наведении. Внутри карточки – заголовок, обрезанный текст заметки (первые 100 символов), кнопки управления.</w:t>
+        <w:t>с</w:t>
+      </w:r>
+      <w:r>
+        <w:rPr>
+          <w:sz w:val="28"/>
+          <w:szCs w:val="28"/>
+        </w:rPr>
+        <w:t>тили для карточек заметок: белый фон, тень, закруглённые углы, эффект подъёма при наведении. Внутри карточки – заголовок, обрезанный текст заметки (первые 1</w:t>
+      </w:r>
+      <w:r>
+        <w:rPr>
+          <w:sz w:val="28"/>
+          <w:szCs w:val="28"/>
+        </w:rPr>
+        <w:t>00 символов), кнопки управления</w:t>
+      </w:r>
+      <w:r>
+        <w:rPr>
+          <w:sz w:val="28"/>
+          <w:szCs w:val="28"/>
+        </w:rPr>
+        <w:t>;</w:t>
       </w:r>
     </w:p>
     <w:p>
@@ -12903,7 +13534,14 @@
           <w:sz w:val="28"/>
           <w:szCs w:val="28"/>
         </w:rPr>
-        <w:t xml:space="preserve">Адаптивная сетка: </w:t>
+        <w:t>а</w:t>
+      </w:r>
+      <w:r>
+        <w:rPr>
+          <w:sz w:val="28"/>
+          <w:szCs w:val="28"/>
+        </w:rPr>
+        <w:t xml:space="preserve">даптивная сетка: </w:t>
       </w:r>
       <w:proofErr w:type="spellStart"/>
       <w:r>
@@ -13001,7 +13639,21 @@
           <w:sz w:val="28"/>
           <w:szCs w:val="28"/>
         </w:rPr>
-        <w:t>(300px, 1fr)); обеспечивает автоматическое изменение количества колонок в зависимости от ширины экрана.</w:t>
+        <w:t>(300px, 1fr)); обеспечивает автоматическое изменение количества колонок</w:t>
+      </w:r>
+      <w:r>
+        <w:rPr>
+          <w:sz w:val="28"/>
+          <w:szCs w:val="28"/>
+        </w:rPr>
+        <w:t xml:space="preserve"> в зависимости от ширины экрана</w:t>
+      </w:r>
+      <w:r>
+        <w:rPr>
+          <w:sz w:val="28"/>
+          <w:szCs w:val="28"/>
+        </w:rPr>
+        <w:t>;</w:t>
       </w:r>
     </w:p>
     <w:p>
@@ -13026,7 +13678,14 @@
           <w:szCs w:val="28"/>
         </w:rPr>
         <w:lastRenderedPageBreak/>
-        <w:t>Медиазапрос</w:t>
+        <w:t>м</w:t>
+      </w:r>
+      <w:r>
+        <w:rPr>
+          <w:sz w:val="28"/>
+          <w:szCs w:val="28"/>
+        </w:rPr>
+        <w:t>едиазапрос</w:t>
       </w:r>
       <w:proofErr w:type="spellEnd"/>
       <w:r>
@@ -13210,7 +13869,14 @@
           <w:sz w:val="28"/>
           <w:szCs w:val="28"/>
         </w:rPr>
-        <w:t xml:space="preserve">, получает массив заметок и вызывает </w:t>
+        <w:t>, получает массив за</w:t>
+      </w:r>
+      <w:r>
+        <w:rPr>
+          <w:sz w:val="28"/>
+          <w:szCs w:val="28"/>
+        </w:rPr>
+        <w:t xml:space="preserve">меток и вызывает </w:t>
       </w:r>
       <w:proofErr w:type="spellStart"/>
       <w:r>
@@ -13226,7 +13892,14 @@
           <w:sz w:val="28"/>
           <w:szCs w:val="28"/>
         </w:rPr>
-        <w:t>().</w:t>
+        <w:t>()</w:t>
+      </w:r>
+      <w:r>
+        <w:rPr>
+          <w:sz w:val="28"/>
+          <w:szCs w:val="28"/>
+        </w:rPr>
+        <w:t>;</w:t>
       </w:r>
     </w:p>
     <w:p>
@@ -13290,7 +13963,14 @@
           <w:sz w:val="28"/>
           <w:szCs w:val="28"/>
         </w:rPr>
-        <w:t xml:space="preserve">. Для каждой заметки создаются кнопки «Редактировать», «Удалить», «Подробнее», которым назначаются обработчики с передачей </w:t>
+        <w:t>. Для каждой заметки создаются кнопки «Редактировать», «Удалить», «Подробнее», которым назнача</w:t>
+      </w:r>
+      <w:r>
+        <w:rPr>
+          <w:sz w:val="28"/>
+          <w:szCs w:val="28"/>
+        </w:rPr>
+        <w:t xml:space="preserve">ются обработчики с передачей </w:t>
       </w:r>
       <w:proofErr w:type="spellStart"/>
       <w:r>
@@ -13306,7 +13986,7 @@
           <w:sz w:val="28"/>
           <w:szCs w:val="28"/>
         </w:rPr>
-        <w:t>.</w:t>
+        <w:t>;</w:t>
       </w:r>
     </w:p>
     <w:p>
@@ -13363,7 +14043,22 @@
           <w:sz w:val="28"/>
           <w:szCs w:val="28"/>
         </w:rPr>
-        <w:t>, отправляет POST-запрос. При успехе очищает форму и перезагружает список.</w:t>
+        <w:t>, отправляет POST-запрос. При успехе очища</w:t>
+      </w:r>
+      <w:r>
+        <w:rPr>
+          <w:sz w:val="28"/>
+          <w:szCs w:val="28"/>
+        </w:rPr>
+        <w:t>ет форму и перезагружает список</w:t>
+      </w:r>
+      <w:r>
+        <w:rPr>
+          <w:sz w:val="28"/>
+          <w:szCs w:val="28"/>
+          <w:lang w:val="en-US"/>
+        </w:rPr>
+        <w:t>;</w:t>
       </w:r>
     </w:p>
     <w:p>
@@ -13459,7 +14154,21 @@
           <w:sz w:val="28"/>
           <w:szCs w:val="28"/>
         </w:rPr>
-        <w:t>, скрывает кнопку «Сохранить» и показывает кнопку «Отменить редактирование».</w:t>
+        <w:t>, скрывает кнопку «Сохранить» и показывает к</w:t>
+      </w:r>
+      <w:r>
+        <w:rPr>
+          <w:sz w:val="28"/>
+          <w:szCs w:val="28"/>
+        </w:rPr>
+        <w:t>нопку «Отменить редактирование»</w:t>
+      </w:r>
+      <w:r>
+        <w:rPr>
+          <w:sz w:val="28"/>
+          <w:szCs w:val="28"/>
+        </w:rPr>
+        <w:t>;</w:t>
       </w:r>
     </w:p>
     <w:p>
@@ -13500,7 +14209,21 @@
           <w:sz w:val="28"/>
           <w:szCs w:val="28"/>
         </w:rPr>
-        <w:t>) – отправляет PUT-запрос с данными из формы, при успехе очищает форму, перезагружает список и возвращает режим создания.</w:t>
+        <w:t>) – отправляет PUT-запрос с данными из формы, при успехе очищает форму, перезагружает спи</w:t>
+      </w:r>
+      <w:r>
+        <w:rPr>
+          <w:sz w:val="28"/>
+          <w:szCs w:val="28"/>
+        </w:rPr>
+        <w:t>сок и возвращает режим создания</w:t>
+      </w:r>
+      <w:r>
+        <w:rPr>
+          <w:sz w:val="28"/>
+          <w:szCs w:val="28"/>
+        </w:rPr>
+        <w:t>;</w:t>
       </w:r>
     </w:p>
     <w:p>
@@ -13548,7 +14271,21 @@
           <w:sz w:val="28"/>
           <w:szCs w:val="28"/>
         </w:rPr>
-        <w:t>) – после подтверждения пользователем отправляет DELETE-запрос и обновляет список.</w:t>
+        <w:t>) – после подтверждения пользователем отправляет D</w:t>
+      </w:r>
+      <w:r>
+        <w:rPr>
+          <w:sz w:val="28"/>
+          <w:szCs w:val="28"/>
+        </w:rPr>
+        <w:t>ELETE-запрос и обновляет список</w:t>
+      </w:r>
+      <w:r>
+        <w:rPr>
+          <w:sz w:val="28"/>
+          <w:szCs w:val="28"/>
+        </w:rPr>
+        <w:t>;</w:t>
       </w:r>
     </w:p>
     <w:p>
@@ -13596,7 +14333,14 @@
           <w:sz w:val="28"/>
           <w:szCs w:val="28"/>
         </w:rPr>
-        <w:t xml:space="preserve">) – отправляет GET-запрос для получения одной заметки и отображает её полный текст и дату создания в блоке </w:t>
+        <w:t>) – отправляет GET-запрос для получения одной заметки и отображает её полный текст и д</w:t>
+      </w:r>
+      <w:r>
+        <w:rPr>
+          <w:sz w:val="28"/>
+          <w:szCs w:val="28"/>
+        </w:rPr>
+        <w:t xml:space="preserve">ату создания в блоке </w:t>
       </w:r>
       <w:proofErr w:type="spellStart"/>
       <w:r>
@@ -13612,7 +14356,7 @@
           <w:sz w:val="28"/>
           <w:szCs w:val="28"/>
         </w:rPr>
-        <w:t>.</w:t>
+        <w:t>;</w:t>
       </w:r>
     </w:p>
     <w:p>
@@ -13669,7 +14413,21 @@
           <w:sz w:val="28"/>
           <w:szCs w:val="28"/>
         </w:rPr>
-        <w:t>, восстанавливает видимость кнопок.</w:t>
+        <w:t>, во</w:t>
+      </w:r>
+      <w:r>
+        <w:rPr>
+          <w:sz w:val="28"/>
+          <w:szCs w:val="28"/>
+        </w:rPr>
+        <w:t>сстанавливает видимость кнопок</w:t>
+      </w:r>
+      <w:r>
+        <w:rPr>
+          <w:sz w:val="28"/>
+          <w:szCs w:val="28"/>
+        </w:rPr>
+        <w:t>;</w:t>
       </w:r>
     </w:p>
     <w:p>
@@ -13717,7 +14475,21 @@
           <w:sz w:val="28"/>
           <w:szCs w:val="28"/>
         </w:rPr>
-        <w:t>) – заменяет специальные символы HTML на сущности, предотвращая XSS-атаки при отображении пользовательского контента.</w:t>
+        <w:t>) – заменяет специальные символы HTML на сущности, предотвращая XSS-атаки при отображ</w:t>
+      </w:r>
+      <w:r>
+        <w:rPr>
+          <w:sz w:val="28"/>
+          <w:szCs w:val="28"/>
+        </w:rPr>
+        <w:t>ении пользовательского контента</w:t>
+      </w:r>
+      <w:r>
+        <w:rPr>
+          <w:sz w:val="28"/>
+          <w:szCs w:val="28"/>
+        </w:rPr>
+        <w:t>.</w:t>
       </w:r>
     </w:p>
     <w:p>
@@ -14053,7 +14825,28 @@
           <w:sz w:val="28"/>
           <w:szCs w:val="28"/>
         </w:rPr>
-        <w:t>Попытка создать заметку без заголовка или текста: клиент выводит предупреждение, запрос не отправляется.</w:t>
+        <w:t>п</w:t>
+      </w:r>
+      <w:r>
+        <w:rPr>
+          <w:sz w:val="28"/>
+          <w:szCs w:val="28"/>
+        </w:rPr>
+        <w:t>опытка создать заметку без заголовка или текста: клиент выводит предупр</w:t>
+      </w:r>
+      <w:r>
+        <w:rPr>
+          <w:sz w:val="28"/>
+          <w:szCs w:val="28"/>
+        </w:rPr>
+        <w:t>еждение, запрос не отправляется</w:t>
+      </w:r>
+      <w:r>
+        <w:rPr>
+          <w:sz w:val="28"/>
+          <w:szCs w:val="28"/>
+        </w:rPr>
+        <w:t>;</w:t>
       </w:r>
     </w:p>
     <w:p>
@@ -14076,7 +14869,28 @@
           <w:sz w:val="28"/>
           <w:szCs w:val="28"/>
         </w:rPr>
-        <w:t>Попытка редактировать заметку, которая была удалена другим пользователем (имитация): сервер возвращает 404, клиент выводит сообщение.</w:t>
+        <w:t>п</w:t>
+      </w:r>
+      <w:r>
+        <w:rPr>
+          <w:sz w:val="28"/>
+          <w:szCs w:val="28"/>
+        </w:rPr>
+        <w:t>опытка редактировать заметку, которая была удалена другим пользователем (имитация): сервер возвращае</w:t>
+      </w:r>
+      <w:r>
+        <w:rPr>
+          <w:sz w:val="28"/>
+          <w:szCs w:val="28"/>
+        </w:rPr>
+        <w:t>т 404, клиент выводит сообщение</w:t>
+      </w:r>
+      <w:r>
+        <w:rPr>
+          <w:sz w:val="28"/>
+          <w:szCs w:val="28"/>
+        </w:rPr>
+        <w:t>;</w:t>
       </w:r>
     </w:p>
     <w:p>
@@ -14099,7 +14913,21 @@
           <w:sz w:val="28"/>
           <w:szCs w:val="28"/>
         </w:rPr>
-        <w:t xml:space="preserve">Попытка отправить пустые поля через </w:t>
+        <w:t>п</w:t>
+      </w:r>
+      <w:r>
+        <w:rPr>
+          <w:sz w:val="28"/>
+          <w:szCs w:val="28"/>
+        </w:rPr>
+        <w:t>опытка отправить пустые поля через</w:t>
+      </w:r>
+      <w:r>
+        <w:rPr>
+          <w:sz w:val="28"/>
+          <w:szCs w:val="28"/>
+        </w:rPr>
+        <w:t xml:space="preserve"> </w:t>
       </w:r>
       <w:proofErr w:type="spellStart"/>
       <w:r>
@@ -14115,7 +14943,14 @@
           <w:sz w:val="28"/>
           <w:szCs w:val="28"/>
         </w:rPr>
-        <w:t>: сервер возвращает 400.</w:t>
+        <w:t>: сервер возвращает 400</w:t>
+      </w:r>
+      <w:r>
+        <w:rPr>
+          <w:sz w:val="28"/>
+          <w:szCs w:val="28"/>
+        </w:rPr>
+        <w:t>.</w:t>
       </w:r>
     </w:p>
     <w:p>
@@ -15144,7 +15979,28 @@
           <w:sz w:val="28"/>
           <w:szCs w:val="28"/>
         </w:rPr>
-        <w:t>Сформулированы требования к приложению, определён функционал.</w:t>
+        <w:t>с</w:t>
+      </w:r>
+      <w:r>
+        <w:rPr>
+          <w:sz w:val="28"/>
+          <w:szCs w:val="28"/>
+        </w:rPr>
+        <w:t xml:space="preserve">формулированы требования к приложению, </w:t>
+      </w:r>
+      <w:r>
+        <w:rPr>
+          <w:sz w:val="28"/>
+          <w:szCs w:val="28"/>
+        </w:rPr>
+        <w:t>определён функционал</w:t>
+      </w:r>
+      <w:r>
+        <w:rPr>
+          <w:sz w:val="28"/>
+          <w:szCs w:val="28"/>
+        </w:rPr>
+        <w:t>;</w:t>
       </w:r>
     </w:p>
     <w:p>
@@ -15167,7 +16023,28 @@
           <w:sz w:val="28"/>
           <w:szCs w:val="28"/>
         </w:rPr>
-        <w:t>Разработана объектная модель и структура данных.</w:t>
+        <w:t>р</w:t>
+      </w:r>
+      <w:r>
+        <w:rPr>
+          <w:sz w:val="28"/>
+          <w:szCs w:val="28"/>
+        </w:rPr>
+        <w:t>азработана объе</w:t>
+      </w:r>
+      <w:r>
+        <w:rPr>
+          <w:sz w:val="28"/>
+          <w:szCs w:val="28"/>
+        </w:rPr>
+        <w:t>ктная модель и структура данных</w:t>
+      </w:r>
+      <w:r>
+        <w:rPr>
+          <w:sz w:val="28"/>
+          <w:szCs w:val="28"/>
+        </w:rPr>
+        <w:t>;</w:t>
       </w:r>
     </w:p>
     <w:p>
@@ -15190,7 +16067,14 @@
           <w:sz w:val="28"/>
           <w:szCs w:val="28"/>
         </w:rPr>
-        <w:t xml:space="preserve">Создана серверная часть на Node.js с использованием </w:t>
+        <w:t>с</w:t>
+      </w:r>
+      <w:r>
+        <w:rPr>
+          <w:sz w:val="28"/>
+          <w:szCs w:val="28"/>
+        </w:rPr>
+        <w:t xml:space="preserve">оздана серверная часть на Node.js с использованием </w:t>
       </w:r>
       <w:proofErr w:type="spellStart"/>
       <w:r>
@@ -15206,7 +16090,21 @@
           <w:sz w:val="28"/>
           <w:szCs w:val="28"/>
         </w:rPr>
-        <w:t>, реализующая REST API для управления заметками (CRUD-операции).</w:t>
+        <w:t>, реализующая REST API для управ</w:t>
+      </w:r>
+      <w:r>
+        <w:rPr>
+          <w:sz w:val="28"/>
+          <w:szCs w:val="28"/>
+        </w:rPr>
+        <w:t>ления заметками (CRUD-операции)</w:t>
+      </w:r>
+      <w:r>
+        <w:rPr>
+          <w:sz w:val="28"/>
+          <w:szCs w:val="28"/>
+        </w:rPr>
+        <w:t>;</w:t>
       </w:r>
     </w:p>
     <w:p>
@@ -15229,7 +16127,14 @@
           <w:sz w:val="28"/>
           <w:szCs w:val="28"/>
         </w:rPr>
-        <w:t xml:space="preserve">Разработана клиентская часть на HTML, CSS и </w:t>
+        <w:t>р</w:t>
+      </w:r>
+      <w:r>
+        <w:rPr>
+          <w:sz w:val="28"/>
+          <w:szCs w:val="28"/>
+        </w:rPr>
+        <w:t xml:space="preserve">азработана клиентская часть на HTML, CSS и </w:t>
       </w:r>
       <w:proofErr w:type="spellStart"/>
       <w:r>
@@ -15245,7 +16150,21 @@
           <w:sz w:val="28"/>
           <w:szCs w:val="28"/>
         </w:rPr>
-        <w:t>, обеспечивающая удобный интерфейс и взаимодействие с API через асинхронные запросы.</w:t>
+        <w:t xml:space="preserve">, обеспечивающая удобный интерфейс и взаимодействие </w:t>
+      </w:r>
+      <w:r>
+        <w:rPr>
+          <w:sz w:val="28"/>
+          <w:szCs w:val="28"/>
+        </w:rPr>
+        <w:t>с API через асинхронные запросы</w:t>
+      </w:r>
+      <w:r>
+        <w:rPr>
+          <w:sz w:val="28"/>
+          <w:szCs w:val="28"/>
+        </w:rPr>
+        <w:t>;</w:t>
       </w:r>
     </w:p>
     <w:p>
@@ -15268,7 +16187,28 @@
           <w:sz w:val="28"/>
           <w:szCs w:val="28"/>
         </w:rPr>
-        <w:t>Организовано хранение данных в памяти сервера.</w:t>
+        <w:t>о</w:t>
+      </w:r>
+      <w:r>
+        <w:rPr>
+          <w:sz w:val="28"/>
+          <w:szCs w:val="28"/>
+        </w:rPr>
+        <w:t>рганизовано х</w:t>
+      </w:r>
+      <w:r>
+        <w:rPr>
+          <w:sz w:val="28"/>
+          <w:szCs w:val="28"/>
+        </w:rPr>
+        <w:t>ранение данных в памяти сервера</w:t>
+      </w:r>
+      <w:r>
+        <w:rPr>
+          <w:sz w:val="28"/>
+          <w:szCs w:val="28"/>
+        </w:rPr>
+        <w:t>;</w:t>
       </w:r>
     </w:p>
     <w:p>
@@ -15291,7 +16231,14 @@
           <w:sz w:val="28"/>
           <w:szCs w:val="28"/>
         </w:rPr>
-        <w:t xml:space="preserve">Использована система контроля версий </w:t>
+        <w:t>и</w:t>
+      </w:r>
+      <w:r>
+        <w:rPr>
+          <w:sz w:val="28"/>
+          <w:szCs w:val="28"/>
+        </w:rPr>
+        <w:t xml:space="preserve">спользована система контроля версий </w:t>
       </w:r>
       <w:proofErr w:type="spellStart"/>
       <w:r>
@@ -15307,7 +16254,14 @@
           <w:sz w:val="28"/>
           <w:szCs w:val="28"/>
         </w:rPr>
-        <w:t xml:space="preserve"> для отслеживания этапов разработки, код размещён на </w:t>
+        <w:t xml:space="preserve"> для отслеживания этапов раз</w:t>
+      </w:r>
+      <w:r>
+        <w:rPr>
+          <w:sz w:val="28"/>
+          <w:szCs w:val="28"/>
+        </w:rPr>
+        <w:t xml:space="preserve">работки, код размещён на </w:t>
       </w:r>
       <w:proofErr w:type="spellStart"/>
       <w:r>
@@ -15323,7 +16277,7 @@
           <w:sz w:val="28"/>
           <w:szCs w:val="28"/>
         </w:rPr>
-        <w:t>.</w:t>
+        <w:t>;</w:t>
       </w:r>
     </w:p>
     <w:p>
@@ -15346,7 +16300,14 @@
           <w:sz w:val="28"/>
           <w:szCs w:val="28"/>
         </w:rPr>
-        <w:t>Проведено тестирование, подтвердившее корректную работу всех функций.</w:t>
+        <w:t>п</w:t>
+      </w:r>
+      <w:r>
+        <w:rPr>
+          <w:sz w:val="28"/>
+          <w:szCs w:val="28"/>
+        </w:rPr>
+        <w:t>роведено тестирование, подтвердившее корректную работу всех функций.</w:t>
       </w:r>
     </w:p>
     <w:p>
@@ -15369,7 +16330,14 @@
           <w:sz w:val="28"/>
           <w:szCs w:val="28"/>
         </w:rPr>
-        <w:t xml:space="preserve">Дополнительно было произведено размещение на хостинг для наглядности, а также для демонстрации возможности полноценного сбора и запуска приложения из </w:t>
+        <w:t>д</w:t>
+      </w:r>
+      <w:r>
+        <w:rPr>
+          <w:sz w:val="28"/>
+          <w:szCs w:val="28"/>
+        </w:rPr>
+        <w:t xml:space="preserve">ополнительно было произведено размещение на хостинг для наглядности, а также для демонстрации возможности полноценного сбора и запуска приложения из </w:t>
       </w:r>
       <w:proofErr w:type="spellStart"/>
       <w:r>
@@ -15378,7 +16346,31 @@
           <w:szCs w:val="28"/>
           <w:lang w:val="en-US"/>
         </w:rPr>
-        <w:t>dcoker</w:t>
+        <w:t>d</w:t>
+      </w:r>
+      <w:r>
+        <w:rPr>
+          <w:sz w:val="28"/>
+          <w:szCs w:val="28"/>
+          <w:lang w:val="en-US"/>
+        </w:rPr>
+        <w:t>o</w:t>
+      </w:r>
+      <w:r>
+        <w:rPr>
+          <w:sz w:val="28"/>
+          <w:szCs w:val="28"/>
+          <w:lang w:val="en-US"/>
+        </w:rPr>
+        <w:t>c</w:t>
+      </w:r>
+      <w:r>
+        <w:rPr>
+          <w:sz w:val="28"/>
+          <w:szCs w:val="28"/>
+          <w:lang w:val="en-US"/>
+        </w:rPr>
+        <w:t>ker</w:t>
       </w:r>
       <w:proofErr w:type="spellEnd"/>
       <w:r>
@@ -16235,6 +17227,7 @@
         <w:docPartUnique/>
       </w:docPartObj>
     </w:sdtPr>
+    <w:sdtEndPr/>
     <w:sdtContent>
       <w:p>
         <w:pPr>
@@ -21372,7 +22365,7 @@
 </file>
 
 <file path=customXml/itemProps1.xml><?xml version="1.0" encoding="utf-8"?>
-<ds:datastoreItem xmlns:ds="http://schemas.openxmlformats.org/officeDocument/2006/customXml" ds:itemID="{8045C821-8570-44A6-B461-0A3BDA0187AE}">
+<ds:datastoreItem xmlns:ds="http://schemas.openxmlformats.org/officeDocument/2006/customXml" ds:itemID="{0D15C013-0760-4232-9930-785CF3ED5B4C}">
   <ds:schemaRefs>
     <ds:schemaRef ds:uri="http://schemas.openxmlformats.org/officeDocument/2006/bibliography"/>
   </ds:schemaRefs>

--- a/Пояснительная записка.docx
+++ b/Пояснительная записка.docx
@@ -362,15 +362,8 @@
         </w:rPr>
         <w:t>Выполнил</w:t>
       </w:r>
-      <w:r>
-        <w:rPr>
-          <w:b/>
-          <w:bCs/>
-          <w:sz w:val="28"/>
-          <w:szCs w:val="28"/>
-        </w:rPr>
-        <w:t>а</w:t>
-      </w:r>
+      <w:bookmarkStart w:id="0" w:name="_GoBack"/>
+      <w:bookmarkEnd w:id="0"/>
       <w:r>
         <w:rPr>
           <w:b/>
@@ -3847,8 +3840,6 @@
         <w:pStyle w:val="a6"/>
         <w:jc w:val="center"/>
       </w:pPr>
-      <w:bookmarkStart w:id="0" w:name="_GoBack"/>
-      <w:bookmarkEnd w:id="0"/>
     </w:p>
     <w:p>
       <w:pPr>
@@ -12064,121 +12055,53 @@
           <w:spacing w:val="-4"/>
           <w:sz w:val="24"/>
           <w:szCs w:val="24"/>
-          <w:lang w:eastAsia="ru-RU"/>
-        </w:rPr>
-      </w:pPr>
-      <w:proofErr w:type="spellStart"/>
+          <w:lang w:val="en-US" w:eastAsia="ru-RU"/>
+        </w:rPr>
+      </w:pPr>
       <w:r>
         <w:rPr>
           <w:rFonts w:ascii="Courier New" w:hAnsi="Courier New" w:cs="Courier New"/>
           <w:spacing w:val="-4"/>
           <w:sz w:val="24"/>
           <w:szCs w:val="24"/>
-          <w:lang w:eastAsia="ru-RU"/>
-        </w:rPr>
-        <w:t>isCompleted</w:t>
-      </w:r>
-      <w:proofErr w:type="spellEnd"/>
-      <w:r>
+          <w:lang w:val="en-US" w:eastAsia="ru-RU"/>
+        </w:rPr>
+        <w:t>isCompleted: false,</w:t>
+      </w:r>
+    </w:p>
+    <w:p>
+      <w:pPr>
+        <w:contextualSpacing/>
+        <w:jc w:val="both"/>
         <w:rPr>
           <w:rFonts w:ascii="Courier New" w:hAnsi="Courier New" w:cs="Courier New"/>
           <w:spacing w:val="-4"/>
           <w:sz w:val="24"/>
           <w:szCs w:val="24"/>
-          <w:lang w:eastAsia="ru-RU"/>
-        </w:rPr>
-        <w:t xml:space="preserve">: </w:t>
-      </w:r>
-      <w:proofErr w:type="spellStart"/>
+          <w:lang w:val="en-US" w:eastAsia="ru-RU"/>
+        </w:rPr>
+      </w:pPr>
       <w:r>
         <w:rPr>
           <w:rFonts w:ascii="Courier New" w:hAnsi="Courier New" w:cs="Courier New"/>
           <w:spacing w:val="-4"/>
           <w:sz w:val="24"/>
           <w:szCs w:val="24"/>
-          <w:lang w:eastAsia="ru-RU"/>
-        </w:rPr>
-        <w:t>false</w:t>
-      </w:r>
-      <w:proofErr w:type="spellEnd"/>
-      <w:r>
+          <w:lang w:val="en-US" w:eastAsia="ru-RU"/>
+        </w:rPr>
+        <w:t>priority: 'high'</w:t>
+      </w:r>
+    </w:p>
+    <w:p>
+      <w:pPr>
+        <w:contextualSpacing/>
+        <w:jc w:val="both"/>
         <w:rPr>
           <w:rFonts w:ascii="Courier New" w:hAnsi="Courier New" w:cs="Courier New"/>
           <w:spacing w:val="-4"/>
           <w:sz w:val="24"/>
           <w:szCs w:val="24"/>
-          <w:lang w:eastAsia="ru-RU"/>
-        </w:rPr>
-        <w:t>,</w:t>
-      </w:r>
-    </w:p>
-    <w:p>
-      <w:pPr>
-        <w:contextualSpacing/>
-        <w:jc w:val="both"/>
-        <w:rPr>
-          <w:rFonts w:ascii="Courier New" w:hAnsi="Courier New" w:cs="Courier New"/>
-          <w:spacing w:val="-4"/>
-          <w:sz w:val="24"/>
-          <w:szCs w:val="24"/>
-          <w:lang w:eastAsia="ru-RU"/>
-        </w:rPr>
-      </w:pPr>
-      <w:proofErr w:type="spellStart"/>
-      <w:r>
-        <w:rPr>
-          <w:rFonts w:ascii="Courier New" w:hAnsi="Courier New" w:cs="Courier New"/>
-          <w:spacing w:val="-4"/>
-          <w:sz w:val="24"/>
-          <w:szCs w:val="24"/>
-          <w:lang w:eastAsia="ru-RU"/>
-        </w:rPr>
-        <w:t>priority</w:t>
-      </w:r>
-      <w:proofErr w:type="spellEnd"/>
-      <w:r>
-        <w:rPr>
-          <w:rFonts w:ascii="Courier New" w:hAnsi="Courier New" w:cs="Courier New"/>
-          <w:spacing w:val="-4"/>
-          <w:sz w:val="24"/>
-          <w:szCs w:val="24"/>
-          <w:lang w:eastAsia="ru-RU"/>
-        </w:rPr>
-        <w:t>: '</w:t>
-      </w:r>
-      <w:proofErr w:type="spellStart"/>
-      <w:r>
-        <w:rPr>
-          <w:rFonts w:ascii="Courier New" w:hAnsi="Courier New" w:cs="Courier New"/>
-          <w:spacing w:val="-4"/>
-          <w:sz w:val="24"/>
-          <w:szCs w:val="24"/>
-          <w:lang w:eastAsia="ru-RU"/>
-        </w:rPr>
-        <w:t>high</w:t>
-      </w:r>
-      <w:proofErr w:type="spellEnd"/>
-      <w:r>
-        <w:rPr>
-          <w:rFonts w:ascii="Courier New" w:hAnsi="Courier New" w:cs="Courier New"/>
-          <w:spacing w:val="-4"/>
-          <w:sz w:val="24"/>
-          <w:szCs w:val="24"/>
-          <w:lang w:eastAsia="ru-RU"/>
-        </w:rPr>
-        <w:t>'</w:t>
-      </w:r>
-    </w:p>
-    <w:p>
-      <w:pPr>
-        <w:contextualSpacing/>
-        <w:jc w:val="both"/>
-        <w:rPr>
-          <w:rFonts w:ascii="Courier New" w:hAnsi="Courier New" w:cs="Courier New"/>
-          <w:spacing w:val="-4"/>
-          <w:sz w:val="24"/>
-          <w:szCs w:val="24"/>
-          <w:lang w:eastAsia="ru-RU"/>
+          <w:lang w:val="en-US" w:eastAsia="ru-RU"/>
         </w:rPr>
       </w:pPr>
     </w:p>
@@ -12191,14 +12114,68 @@
         <w:rPr>
           <w:sz w:val="28"/>
           <w:szCs w:val="28"/>
-        </w:rPr>
-      </w:pPr>
-      <w:r>
-        <w:rPr>
-          <w:sz w:val="28"/>
-          <w:szCs w:val="28"/>
-        </w:rPr>
-        <w:t>Файл server.js выполняет следующие функции:</w:t>
+          <w:lang w:val="en-US"/>
+        </w:rPr>
+      </w:pPr>
+      <w:r>
+        <w:rPr>
+          <w:sz w:val="28"/>
+          <w:szCs w:val="28"/>
+        </w:rPr>
+        <w:t>Файл</w:t>
+      </w:r>
+      <w:r>
+        <w:rPr>
+          <w:sz w:val="28"/>
+          <w:szCs w:val="28"/>
+          <w:lang w:val="en-US"/>
+        </w:rPr>
+        <w:t xml:space="preserve"> server.js </w:t>
+      </w:r>
+      <w:r>
+        <w:rPr>
+          <w:sz w:val="28"/>
+          <w:szCs w:val="28"/>
+        </w:rPr>
+        <w:t>выполняет</w:t>
+      </w:r>
+      <w:r>
+        <w:rPr>
+          <w:sz w:val="28"/>
+          <w:szCs w:val="28"/>
+          <w:lang w:val="en-US"/>
+        </w:rPr>
+        <w:t xml:space="preserve"> </w:t>
+      </w:r>
+      <w:r>
+        <w:rPr>
+          <w:sz w:val="28"/>
+          <w:szCs w:val="28"/>
+        </w:rPr>
+        <w:t>следующие</w:t>
+      </w:r>
+      <w:r>
+        <w:rPr>
+          <w:sz w:val="28"/>
+          <w:szCs w:val="28"/>
+          <w:lang w:val="en-US"/>
+        </w:rPr>
+        <w:t xml:space="preserve"> </w:t>
+      </w:r>
+      <w:r>
+        <w:rPr>
+          <w:sz w:val="28"/>
+          <w:szCs w:val="28"/>
+        </w:rPr>
+        <w:t>функции</w:t>
+      </w:r>
+      <w:r>
+        <w:rPr>
+          <w:sz w:val="28"/>
+          <w:szCs w:val="28"/>
+          <w:lang w:val="en-US"/>
+        </w:rPr>
+        <w:t>:</w:t>
       </w:r>
     </w:p>
     <w:p>
@@ -15474,7 +15451,29 @@
           <w:szCs w:val="28"/>
           <w:lang w:val="en-US"/>
         </w:rPr>
-        <w:t>Cloud CLI.</w:t>
+        <w:t>Cloud</w:t>
+      </w:r>
+      <w:r>
+        <w:rPr>
+          <w:sz w:val="28"/>
+          <w:szCs w:val="28"/>
+        </w:rPr>
+        <w:t xml:space="preserve"> </w:t>
+      </w:r>
+      <w:r>
+        <w:rPr>
+          <w:sz w:val="28"/>
+          <w:szCs w:val="28"/>
+          <w:lang w:val="en-US"/>
+        </w:rPr>
+        <w:t>CLI</w:t>
+      </w:r>
+      <w:r>
+        <w:rPr>
+          <w:sz w:val="28"/>
+          <w:szCs w:val="28"/>
+        </w:rPr>
+        <w:t>.</w:t>
       </w:r>
     </w:p>
     <w:p>
@@ -19237,6 +19236,7 @@
         <w:docPartUnique/>
       </w:docPartObj>
     </w:sdtPr>
+    <w:sdtEndPr/>
     <w:sdtContent>
       <w:p>
         <w:pPr>
@@ -19256,7 +19256,7 @@
           <w:rPr>
             <w:noProof/>
           </w:rPr>
-          <w:t>5</w:t>
+          <w:t>22</w:t>
         </w:r>
         <w:r>
           <w:fldChar w:fldCharType="end"/>
@@ -24683,7 +24683,7 @@
 </file>
 
 <file path=customXml/itemProps1.xml><?xml version="1.0" encoding="utf-8"?>
-<ds:datastoreItem xmlns:ds="http://schemas.openxmlformats.org/officeDocument/2006/customXml" ds:itemID="{959A7D41-0260-4A9E-BD2F-0D75EAC9EE48}">
+<ds:datastoreItem xmlns:ds="http://schemas.openxmlformats.org/officeDocument/2006/customXml" ds:itemID="{9885FAA2-3331-482F-9935-2924EE7A4E16}">
   <ds:schemaRefs>
     <ds:schemaRef ds:uri="http://schemas.openxmlformats.org/officeDocument/2006/bibliography"/>
   </ds:schemaRefs>

--- a/Пояснительная записка.docx
+++ b/Пояснительная записка.docx
@@ -360,18 +360,7 @@
           <w:sz w:val="28"/>
           <w:szCs w:val="28"/>
         </w:rPr>
-        <w:t>Выполнил</w:t>
-      </w:r>
-      <w:bookmarkStart w:id="0" w:name="_GoBack"/>
-      <w:bookmarkEnd w:id="0"/>
-      <w:r>
-        <w:rPr>
-          <w:b/>
-          <w:bCs/>
-          <w:sz w:val="28"/>
-          <w:szCs w:val="28"/>
-        </w:rPr>
-        <w:t>:</w:t>
+        <w:t>Выполнил:</w:t>
       </w:r>
     </w:p>
     <w:p>
@@ -2434,14 +2423,6 @@
     <w:p>
       <w:pPr>
         <w:jc w:val="center"/>
-        <w:rPr>
-          <w:sz w:val="28"/>
-          <w:szCs w:val="28"/>
-        </w:rPr>
-      </w:pPr>
-    </w:p>
-    <w:p>
-      <w:pPr>
         <w:rPr>
           <w:sz w:val="28"/>
           <w:szCs w:val="28"/>
@@ -3079,7 +3060,7 @@
             <w:noProof/>
             <w:webHidden/>
           </w:rPr>
-          <w:t>15</w:t>
+          <w:t>16</w:t>
         </w:r>
         <w:r>
           <w:rPr>
@@ -3159,7 +3140,7 @@
             <w:noProof/>
             <w:webHidden/>
           </w:rPr>
-          <w:t>15</w:t>
+          <w:t>16</w:t>
         </w:r>
         <w:r>
           <w:rPr>
@@ -3239,7 +3220,7 @@
             <w:noProof/>
             <w:webHidden/>
           </w:rPr>
-          <w:t>15</w:t>
+          <w:t>16</w:t>
         </w:r>
         <w:r>
           <w:rPr>
@@ -3319,7 +3300,7 @@
             <w:noProof/>
             <w:webHidden/>
           </w:rPr>
-          <w:t>17</w:t>
+          <w:t>18</w:t>
         </w:r>
         <w:r>
           <w:rPr>
@@ -3399,7 +3380,7 @@
             <w:noProof/>
             <w:webHidden/>
           </w:rPr>
-          <w:t>18</w:t>
+          <w:t>19</w:t>
         </w:r>
         <w:r>
           <w:rPr>
@@ -3434,6 +3415,8 @@
           </w:rPr>
           <w:t>2.5 Разработка клиентской части и вёрстка</w:t>
         </w:r>
+        <w:bookmarkStart w:id="0" w:name="_GoBack"/>
+        <w:bookmarkEnd w:id="0"/>
         <w:r>
           <w:rPr>
             <w:b w:val="0"/>
@@ -3479,7 +3462,7 @@
             <w:noProof/>
             <w:webHidden/>
           </w:rPr>
-          <w:t>19</w:t>
+          <w:t>20</w:t>
         </w:r>
         <w:r>
           <w:rPr>
@@ -3559,7 +3542,7 @@
             <w:noProof/>
             <w:webHidden/>
           </w:rPr>
-          <w:t>21</w:t>
+          <w:t>22</w:t>
         </w:r>
         <w:r>
           <w:rPr>
@@ -3639,7 +3622,7 @@
             <w:noProof/>
             <w:webHidden/>
           </w:rPr>
-          <w:t>22</w:t>
+          <w:t>23</w:t>
         </w:r>
         <w:r>
           <w:rPr>
@@ -3719,7 +3702,7 @@
             <w:noProof/>
             <w:webHidden/>
           </w:rPr>
-          <w:t>24</w:t>
+          <w:t>25</w:t>
         </w:r>
         <w:r>
           <w:rPr>
@@ -3799,7 +3782,7 @@
             <w:noProof/>
             <w:webHidden/>
           </w:rPr>
-          <w:t>26</w:t>
+          <w:t>27</w:t>
         </w:r>
         <w:r>
           <w:rPr>
@@ -8859,7 +8842,15 @@
           <w:sz w:val="28"/>
           <w:szCs w:val="28"/>
         </w:rPr>
-        <w:t xml:space="preserve"> Из этого выходит еще одно важное преимущество проекта </w:t>
+        <w:t xml:space="preserve"> Из этого выходит </w:t>
+      </w:r>
+      <w:r>
+        <w:rPr>
+          <w:sz w:val="28"/>
+          <w:szCs w:val="28"/>
+        </w:rPr>
+        <w:lastRenderedPageBreak/>
+        <w:t xml:space="preserve">еще одно важное преимущество проекта </w:t>
       </w:r>
       <w:r>
         <w:rPr>
@@ -8889,6 +8880,342 @@
         </w:rPr>
         <w:t>.</w:t>
       </w:r>
+    </w:p>
+    <w:p>
+      <w:pPr>
+        <w:spacing w:line="360" w:lineRule="auto"/>
+        <w:ind w:firstLine="709"/>
+        <w:contextualSpacing/>
+        <w:jc w:val="both"/>
+        <w:rPr>
+          <w:sz w:val="28"/>
+          <w:szCs w:val="28"/>
+        </w:rPr>
+      </w:pPr>
+    </w:p>
+    <w:p>
+      <w:pPr>
+        <w:spacing w:line="360" w:lineRule="auto"/>
+        <w:ind w:firstLine="709"/>
+        <w:contextualSpacing/>
+        <w:jc w:val="both"/>
+        <w:rPr>
+          <w:sz w:val="28"/>
+          <w:szCs w:val="28"/>
+        </w:rPr>
+      </w:pPr>
+    </w:p>
+    <w:p>
+      <w:pPr>
+        <w:spacing w:line="360" w:lineRule="auto"/>
+        <w:ind w:firstLine="709"/>
+        <w:contextualSpacing/>
+        <w:jc w:val="both"/>
+        <w:rPr>
+          <w:sz w:val="28"/>
+          <w:szCs w:val="28"/>
+        </w:rPr>
+      </w:pPr>
+    </w:p>
+    <w:p>
+      <w:pPr>
+        <w:spacing w:line="360" w:lineRule="auto"/>
+        <w:ind w:firstLine="709"/>
+        <w:contextualSpacing/>
+        <w:jc w:val="both"/>
+        <w:rPr>
+          <w:sz w:val="28"/>
+          <w:szCs w:val="28"/>
+        </w:rPr>
+      </w:pPr>
+    </w:p>
+    <w:p>
+      <w:pPr>
+        <w:spacing w:line="360" w:lineRule="auto"/>
+        <w:ind w:firstLine="709"/>
+        <w:contextualSpacing/>
+        <w:jc w:val="both"/>
+        <w:rPr>
+          <w:sz w:val="28"/>
+          <w:szCs w:val="28"/>
+        </w:rPr>
+      </w:pPr>
+    </w:p>
+    <w:p>
+      <w:pPr>
+        <w:spacing w:line="360" w:lineRule="auto"/>
+        <w:ind w:firstLine="709"/>
+        <w:contextualSpacing/>
+        <w:jc w:val="both"/>
+        <w:rPr>
+          <w:sz w:val="28"/>
+          <w:szCs w:val="28"/>
+        </w:rPr>
+      </w:pPr>
+    </w:p>
+    <w:p>
+      <w:pPr>
+        <w:spacing w:line="360" w:lineRule="auto"/>
+        <w:ind w:firstLine="709"/>
+        <w:contextualSpacing/>
+        <w:jc w:val="both"/>
+        <w:rPr>
+          <w:sz w:val="28"/>
+          <w:szCs w:val="28"/>
+        </w:rPr>
+      </w:pPr>
+    </w:p>
+    <w:p>
+      <w:pPr>
+        <w:spacing w:line="360" w:lineRule="auto"/>
+        <w:ind w:firstLine="709"/>
+        <w:contextualSpacing/>
+        <w:jc w:val="both"/>
+        <w:rPr>
+          <w:sz w:val="28"/>
+          <w:szCs w:val="28"/>
+        </w:rPr>
+      </w:pPr>
+    </w:p>
+    <w:p>
+      <w:pPr>
+        <w:spacing w:line="360" w:lineRule="auto"/>
+        <w:ind w:firstLine="709"/>
+        <w:contextualSpacing/>
+        <w:jc w:val="both"/>
+        <w:rPr>
+          <w:sz w:val="28"/>
+          <w:szCs w:val="28"/>
+        </w:rPr>
+      </w:pPr>
+    </w:p>
+    <w:p>
+      <w:pPr>
+        <w:spacing w:line="360" w:lineRule="auto"/>
+        <w:ind w:firstLine="709"/>
+        <w:contextualSpacing/>
+        <w:jc w:val="both"/>
+        <w:rPr>
+          <w:sz w:val="28"/>
+          <w:szCs w:val="28"/>
+        </w:rPr>
+      </w:pPr>
+    </w:p>
+    <w:p>
+      <w:pPr>
+        <w:spacing w:line="360" w:lineRule="auto"/>
+        <w:ind w:firstLine="709"/>
+        <w:contextualSpacing/>
+        <w:jc w:val="both"/>
+        <w:rPr>
+          <w:sz w:val="28"/>
+          <w:szCs w:val="28"/>
+        </w:rPr>
+      </w:pPr>
+    </w:p>
+    <w:p>
+      <w:pPr>
+        <w:spacing w:line="360" w:lineRule="auto"/>
+        <w:ind w:firstLine="709"/>
+        <w:contextualSpacing/>
+        <w:jc w:val="both"/>
+        <w:rPr>
+          <w:sz w:val="28"/>
+          <w:szCs w:val="28"/>
+        </w:rPr>
+      </w:pPr>
+    </w:p>
+    <w:p>
+      <w:pPr>
+        <w:spacing w:line="360" w:lineRule="auto"/>
+        <w:ind w:firstLine="709"/>
+        <w:contextualSpacing/>
+        <w:jc w:val="both"/>
+        <w:rPr>
+          <w:sz w:val="28"/>
+          <w:szCs w:val="28"/>
+        </w:rPr>
+      </w:pPr>
+    </w:p>
+    <w:p>
+      <w:pPr>
+        <w:spacing w:line="360" w:lineRule="auto"/>
+        <w:ind w:firstLine="709"/>
+        <w:contextualSpacing/>
+        <w:jc w:val="both"/>
+        <w:rPr>
+          <w:sz w:val="28"/>
+          <w:szCs w:val="28"/>
+        </w:rPr>
+      </w:pPr>
+    </w:p>
+    <w:p>
+      <w:pPr>
+        <w:spacing w:line="360" w:lineRule="auto"/>
+        <w:ind w:firstLine="709"/>
+        <w:contextualSpacing/>
+        <w:jc w:val="both"/>
+        <w:rPr>
+          <w:sz w:val="28"/>
+          <w:szCs w:val="28"/>
+        </w:rPr>
+      </w:pPr>
+    </w:p>
+    <w:p>
+      <w:pPr>
+        <w:spacing w:line="360" w:lineRule="auto"/>
+        <w:ind w:firstLine="709"/>
+        <w:contextualSpacing/>
+        <w:jc w:val="both"/>
+        <w:rPr>
+          <w:sz w:val="28"/>
+          <w:szCs w:val="28"/>
+        </w:rPr>
+      </w:pPr>
+    </w:p>
+    <w:p>
+      <w:pPr>
+        <w:spacing w:line="360" w:lineRule="auto"/>
+        <w:ind w:firstLine="709"/>
+        <w:contextualSpacing/>
+        <w:jc w:val="both"/>
+        <w:rPr>
+          <w:sz w:val="28"/>
+          <w:szCs w:val="28"/>
+        </w:rPr>
+      </w:pPr>
+    </w:p>
+    <w:p>
+      <w:pPr>
+        <w:spacing w:line="360" w:lineRule="auto"/>
+        <w:ind w:firstLine="709"/>
+        <w:contextualSpacing/>
+        <w:jc w:val="both"/>
+        <w:rPr>
+          <w:sz w:val="28"/>
+          <w:szCs w:val="28"/>
+        </w:rPr>
+      </w:pPr>
+    </w:p>
+    <w:p>
+      <w:pPr>
+        <w:spacing w:line="360" w:lineRule="auto"/>
+        <w:ind w:firstLine="709"/>
+        <w:contextualSpacing/>
+        <w:jc w:val="both"/>
+        <w:rPr>
+          <w:sz w:val="28"/>
+          <w:szCs w:val="28"/>
+        </w:rPr>
+      </w:pPr>
+    </w:p>
+    <w:p>
+      <w:pPr>
+        <w:spacing w:line="360" w:lineRule="auto"/>
+        <w:ind w:firstLine="709"/>
+        <w:contextualSpacing/>
+        <w:jc w:val="both"/>
+        <w:rPr>
+          <w:sz w:val="28"/>
+          <w:szCs w:val="28"/>
+        </w:rPr>
+      </w:pPr>
+    </w:p>
+    <w:p>
+      <w:pPr>
+        <w:spacing w:line="360" w:lineRule="auto"/>
+        <w:ind w:firstLine="709"/>
+        <w:contextualSpacing/>
+        <w:jc w:val="both"/>
+        <w:rPr>
+          <w:sz w:val="28"/>
+          <w:szCs w:val="28"/>
+        </w:rPr>
+      </w:pPr>
+    </w:p>
+    <w:p>
+      <w:pPr>
+        <w:spacing w:line="360" w:lineRule="auto"/>
+        <w:ind w:firstLine="709"/>
+        <w:contextualSpacing/>
+        <w:jc w:val="both"/>
+        <w:rPr>
+          <w:sz w:val="28"/>
+          <w:szCs w:val="28"/>
+        </w:rPr>
+      </w:pPr>
+    </w:p>
+    <w:p>
+      <w:pPr>
+        <w:spacing w:line="360" w:lineRule="auto"/>
+        <w:ind w:firstLine="709"/>
+        <w:contextualSpacing/>
+        <w:jc w:val="both"/>
+        <w:rPr>
+          <w:sz w:val="28"/>
+          <w:szCs w:val="28"/>
+        </w:rPr>
+      </w:pPr>
+    </w:p>
+    <w:p>
+      <w:pPr>
+        <w:spacing w:line="360" w:lineRule="auto"/>
+        <w:ind w:firstLine="709"/>
+        <w:contextualSpacing/>
+        <w:jc w:val="both"/>
+        <w:rPr>
+          <w:sz w:val="28"/>
+          <w:szCs w:val="28"/>
+        </w:rPr>
+      </w:pPr>
+    </w:p>
+    <w:p>
+      <w:pPr>
+        <w:spacing w:line="360" w:lineRule="auto"/>
+        <w:ind w:firstLine="709"/>
+        <w:contextualSpacing/>
+        <w:jc w:val="both"/>
+        <w:rPr>
+          <w:sz w:val="28"/>
+          <w:szCs w:val="28"/>
+        </w:rPr>
+      </w:pPr>
+    </w:p>
+    <w:p>
+      <w:pPr>
+        <w:spacing w:line="360" w:lineRule="auto"/>
+        <w:ind w:firstLine="709"/>
+        <w:contextualSpacing/>
+        <w:jc w:val="both"/>
+        <w:rPr>
+          <w:sz w:val="28"/>
+          <w:szCs w:val="28"/>
+        </w:rPr>
+      </w:pPr>
+    </w:p>
+    <w:p>
+      <w:pPr>
+        <w:spacing w:line="360" w:lineRule="auto"/>
+        <w:ind w:firstLine="709"/>
+        <w:contextualSpacing/>
+        <w:jc w:val="both"/>
+        <w:rPr>
+          <w:sz w:val="28"/>
+          <w:szCs w:val="28"/>
+        </w:rPr>
+      </w:pPr>
+    </w:p>
+    <w:p>
+      <w:pPr>
+        <w:spacing w:line="360" w:lineRule="auto"/>
+        <w:ind w:firstLine="709"/>
+        <w:contextualSpacing/>
+        <w:jc w:val="both"/>
+        <w:rPr>
+          <w:sz w:val="28"/>
+          <w:szCs w:val="28"/>
+        </w:rPr>
+      </w:pPr>
     </w:p>
     <w:p>
       <w:pPr>
@@ -11872,6 +12199,39 @@
     </w:p>
     <w:p>
       <w:pPr>
+        <w:spacing w:line="360" w:lineRule="auto"/>
+        <w:ind w:firstLine="709"/>
+        <w:contextualSpacing/>
+        <w:jc w:val="center"/>
+        <w:rPr>
+          <w:sz w:val="28"/>
+          <w:szCs w:val="28"/>
+        </w:rPr>
+      </w:pPr>
+      <w:r>
+        <w:rPr>
+          <w:sz w:val="28"/>
+          <w:szCs w:val="28"/>
+        </w:rPr>
+        <w:t xml:space="preserve">Листинг 2.1 </w:t>
+      </w:r>
+      <w:r>
+        <w:rPr>
+          <w:sz w:val="28"/>
+          <w:szCs w:val="28"/>
+        </w:rPr>
+        <w:t>–</w:t>
+      </w:r>
+      <w:r>
+        <w:rPr>
+          <w:sz w:val="28"/>
+          <w:szCs w:val="28"/>
+        </w:rPr>
+        <w:t xml:space="preserve"> Структура заметки</w:t>
+      </w:r>
+    </w:p>
+    <w:p>
+      <w:pPr>
         <w:contextualSpacing/>
         <w:jc w:val="both"/>
         <w:rPr>
@@ -11926,6 +12286,7 @@
           <w:szCs w:val="24"/>
           <w:lang w:eastAsia="ru-RU"/>
         </w:rPr>
+        <w:lastRenderedPageBreak/>
         <w:t>title</w:t>
       </w:r>
       <w:proofErr w:type="spellEnd"/>
@@ -11996,7 +12357,6 @@
           <w:szCs w:val="24"/>
           <w:lang w:val="en-US" w:eastAsia="ru-RU"/>
         </w:rPr>
-        <w:lastRenderedPageBreak/>
         <w:t>createdAt</w:t>
       </w:r>
       <w:proofErr w:type="spellEnd"/>
@@ -12094,6 +12454,7 @@
     </w:p>
     <w:p>
       <w:pPr>
+        <w:spacing w:line="360" w:lineRule="auto"/>
         <w:contextualSpacing/>
         <w:jc w:val="both"/>
         <w:rPr>
@@ -13108,6 +13469,7 @@
           <w:sz w:val="28"/>
           <w:szCs w:val="28"/>
         </w:rPr>
+        <w:lastRenderedPageBreak/>
         <w:t>шапка с заголовком «Мои заметки»</w:t>
       </w:r>
       <w:r>
@@ -13138,7 +13500,6 @@
           <w:sz w:val="28"/>
           <w:szCs w:val="28"/>
         </w:rPr>
-        <w:lastRenderedPageBreak/>
         <w:t>ф</w:t>
       </w:r>
       <w:r>
@@ -16022,17 +16383,6 @@
     <w:p>
       <w:pPr>
         <w:spacing w:line="360" w:lineRule="auto"/>
-        <w:ind w:firstLine="709"/>
-        <w:contextualSpacing/>
-        <w:rPr>
-          <w:sz w:val="28"/>
-          <w:szCs w:val="28"/>
-        </w:rPr>
-      </w:pPr>
-    </w:p>
-    <w:p>
-      <w:pPr>
-        <w:spacing w:line="360" w:lineRule="auto"/>
         <w:contextualSpacing/>
         <w:rPr>
           <w:sz w:val="28"/>
@@ -16964,7 +17314,21 @@
           <w:sz w:val="28"/>
           <w:szCs w:val="28"/>
         </w:rPr>
-        <w:t xml:space="preserve">ГОСТ 19.101-2024. Единая система программной документации. Виды программ и программных документов. – </w:t>
+        <w:t xml:space="preserve">ГОСТ 19.101-2024. Единая система программной документации. Виды программ и программных документов. </w:t>
+      </w:r>
+      <w:r>
+        <w:rPr>
+          <w:sz w:val="28"/>
+          <w:szCs w:val="28"/>
+        </w:rPr>
+        <w:t>—</w:t>
+      </w:r>
+      <w:r>
+        <w:rPr>
+          <w:sz w:val="28"/>
+          <w:szCs w:val="28"/>
+        </w:rPr>
+        <w:t xml:space="preserve"> </w:t>
       </w:r>
       <w:proofErr w:type="spellStart"/>
       <w:r>
@@ -16980,7 +17344,21 @@
           <w:sz w:val="28"/>
           <w:szCs w:val="28"/>
         </w:rPr>
-        <w:t xml:space="preserve">. 01.03.2025. – </w:t>
+        <w:t xml:space="preserve">. 01.03.2025. </w:t>
+      </w:r>
+      <w:r>
+        <w:rPr>
+          <w:sz w:val="28"/>
+          <w:szCs w:val="28"/>
+        </w:rPr>
+        <w:t>—</w:t>
+      </w:r>
+      <w:r>
+        <w:rPr>
+          <w:sz w:val="28"/>
+          <w:szCs w:val="28"/>
+        </w:rPr>
+        <w:t xml:space="preserve"> </w:t>
       </w:r>
       <w:proofErr w:type="gramStart"/>
       <w:r>
@@ -16996,7 +17374,28 @@
           <w:sz w:val="28"/>
           <w:szCs w:val="28"/>
         </w:rPr>
-        <w:t xml:space="preserve"> Российский институт стандартизации, 2024. – 12 с.</w:t>
+        <w:t xml:space="preserve"> Российский институт стандартизации, 2024. </w:t>
+      </w:r>
+      <w:r>
+        <w:rPr>
+          <w:sz w:val="28"/>
+          <w:szCs w:val="28"/>
+        </w:rPr>
+        <w:t>—</w:t>
+      </w:r>
+      <w:r>
+        <w:rPr>
+          <w:sz w:val="28"/>
+          <w:szCs w:val="28"/>
+        </w:rPr>
+        <w:t xml:space="preserve"> 12 с.</w:t>
+      </w:r>
+      <w:r>
+        <w:rPr>
+          <w:sz w:val="28"/>
+          <w:szCs w:val="28"/>
+        </w:rPr>
+        <w:t xml:space="preserve"> </w:t>
       </w:r>
     </w:p>
     <w:p>
@@ -17019,7 +17418,28 @@
           <w:sz w:val="28"/>
           <w:szCs w:val="28"/>
         </w:rPr>
-        <w:t>ГОСТ 19.101-77. Единая система программной документации. Виды программ и программных документов. – Взамен ГОСТ 19.101-</w:t>
+        <w:t xml:space="preserve">ГОСТ 19.101-77. Единая система программной документации. Виды программ и программных документов. </w:t>
+      </w:r>
+      <w:r>
+        <w:rPr>
+          <w:sz w:val="28"/>
+          <w:szCs w:val="28"/>
+        </w:rPr>
+        <w:t>—</w:t>
+      </w:r>
+      <w:r>
+        <w:rPr>
+          <w:sz w:val="28"/>
+          <w:szCs w:val="28"/>
+        </w:rPr>
+        <w:t xml:space="preserve"> </w:t>
+      </w:r>
+      <w:r>
+        <w:rPr>
+          <w:sz w:val="28"/>
+          <w:szCs w:val="28"/>
+        </w:rPr>
+        <w:t>Взамен ГОСТ 19.101-</w:t>
       </w:r>
       <w:proofErr w:type="gramStart"/>
       <w:r>
@@ -17051,7 +17471,21 @@
           <w:sz w:val="28"/>
           <w:szCs w:val="28"/>
         </w:rPr>
-        <w:t xml:space="preserve">. 01.01.1980. – </w:t>
+        <w:t xml:space="preserve">. 01.01.1980. </w:t>
+      </w:r>
+      <w:r>
+        <w:rPr>
+          <w:sz w:val="28"/>
+          <w:szCs w:val="28"/>
+        </w:rPr>
+        <w:t>—</w:t>
+      </w:r>
+      <w:r>
+        <w:rPr>
+          <w:sz w:val="28"/>
+          <w:szCs w:val="28"/>
+        </w:rPr>
+        <w:t xml:space="preserve"> </w:t>
       </w:r>
       <w:proofErr w:type="gramStart"/>
       <w:r>
@@ -17067,7 +17501,21 @@
           <w:sz w:val="28"/>
           <w:szCs w:val="28"/>
         </w:rPr>
-        <w:t xml:space="preserve"> Издательство стандартов, 1978. – 6 с.</w:t>
+        <w:t xml:space="preserve"> Издательство стандартов, 1978. </w:t>
+      </w:r>
+      <w:r>
+        <w:rPr>
+          <w:sz w:val="28"/>
+          <w:szCs w:val="28"/>
+        </w:rPr>
+        <w:t>—</w:t>
+      </w:r>
+      <w:r>
+        <w:rPr>
+          <w:sz w:val="28"/>
+          <w:szCs w:val="28"/>
+        </w:rPr>
+        <w:t xml:space="preserve"> 6 с.</w:t>
       </w:r>
     </w:p>
     <w:p>
@@ -17090,7 +17538,21 @@
           <w:sz w:val="28"/>
           <w:szCs w:val="28"/>
         </w:rPr>
-        <w:t xml:space="preserve">ГОСТ 34.201-2020. Информационные технологии. Комплекс стандартов на автоматизированные системы. Виды, комплектность и обозначение документов при создании автоматизированных систем. – </w:t>
+        <w:t xml:space="preserve">ГОСТ 34.201-2020. Информационные технологии. Комплекс стандартов на автоматизированные системы. Виды, комплектность и обозначение документов при создании автоматизированных систем. </w:t>
+      </w:r>
+      <w:r>
+        <w:rPr>
+          <w:sz w:val="28"/>
+          <w:szCs w:val="28"/>
+        </w:rPr>
+        <w:t>—</w:t>
+      </w:r>
+      <w:r>
+        <w:rPr>
+          <w:sz w:val="28"/>
+          <w:szCs w:val="28"/>
+        </w:rPr>
+        <w:t xml:space="preserve"> </w:t>
       </w:r>
       <w:proofErr w:type="spellStart"/>
       <w:r>
@@ -17106,7 +17568,21 @@
           <w:sz w:val="28"/>
           <w:szCs w:val="28"/>
         </w:rPr>
-        <w:t xml:space="preserve">. 01.12.2021. – </w:t>
+        <w:t xml:space="preserve">. 01.12.2021. </w:t>
+      </w:r>
+      <w:r>
+        <w:rPr>
+          <w:sz w:val="28"/>
+          <w:szCs w:val="28"/>
+        </w:rPr>
+        <w:t>—</w:t>
+      </w:r>
+      <w:r>
+        <w:rPr>
+          <w:sz w:val="28"/>
+          <w:szCs w:val="28"/>
+        </w:rPr>
+        <w:t xml:space="preserve"> </w:t>
       </w:r>
       <w:proofErr w:type="gramStart"/>
       <w:r>
@@ -17145,7 +17621,21 @@
           <w:sz w:val="28"/>
           <w:szCs w:val="28"/>
         </w:rPr>
-        <w:t xml:space="preserve">ГОСТ 34.603-92. Информационная технология. Виды испытаний автоматизированных систем. – </w:t>
+        <w:t xml:space="preserve">ГОСТ 34.603-92. Информационная технология. Виды испытаний автоматизированных систем. </w:t>
+      </w:r>
+      <w:r>
+        <w:rPr>
+          <w:sz w:val="28"/>
+          <w:szCs w:val="28"/>
+        </w:rPr>
+        <w:t>—</w:t>
+      </w:r>
+      <w:r>
+        <w:rPr>
+          <w:sz w:val="28"/>
+          <w:szCs w:val="28"/>
+        </w:rPr>
+        <w:t xml:space="preserve"> </w:t>
       </w:r>
       <w:proofErr w:type="spellStart"/>
       <w:r>
@@ -17161,7 +17651,21 @@
           <w:sz w:val="28"/>
           <w:szCs w:val="28"/>
         </w:rPr>
-        <w:t xml:space="preserve">. 01.01.1993. – </w:t>
+        <w:t xml:space="preserve">. 01.01.1993. </w:t>
+      </w:r>
+      <w:r>
+        <w:rPr>
+          <w:sz w:val="28"/>
+          <w:szCs w:val="28"/>
+        </w:rPr>
+        <w:t>—</w:t>
+      </w:r>
+      <w:r>
+        <w:rPr>
+          <w:sz w:val="28"/>
+          <w:szCs w:val="28"/>
+        </w:rPr>
+        <w:t xml:space="preserve"> </w:t>
       </w:r>
       <w:proofErr w:type="gramStart"/>
       <w:r>
@@ -17177,7 +17681,21 @@
           <w:sz w:val="28"/>
           <w:szCs w:val="28"/>
         </w:rPr>
-        <w:t xml:space="preserve"> Издательство стандартов, 1992. – 14 с.</w:t>
+        <w:t xml:space="preserve"> Издательство стандартов, 1992. </w:t>
+      </w:r>
+      <w:r>
+        <w:rPr>
+          <w:sz w:val="28"/>
+          <w:szCs w:val="28"/>
+        </w:rPr>
+        <w:t>—</w:t>
+      </w:r>
+      <w:r>
+        <w:rPr>
+          <w:sz w:val="28"/>
+          <w:szCs w:val="28"/>
+        </w:rPr>
+        <w:t xml:space="preserve"> 14 с.</w:t>
       </w:r>
     </w:p>
     <w:p>
@@ -17200,7 +17718,21 @@
           <w:sz w:val="28"/>
           <w:szCs w:val="28"/>
         </w:rPr>
-        <w:t xml:space="preserve">ГОСТ Р ИСО/МЭК 12207-2010. Информационная технология. Системная и программная инженерия. Процессы жизненного цикла программных средств. – </w:t>
+        <w:t xml:space="preserve">ГОСТ Р ИСО/МЭК 12207-2010. Информационная технология. Системная и программная инженерия. Процессы жизненного цикла программных средств. </w:t>
+      </w:r>
+      <w:r>
+        <w:rPr>
+          <w:sz w:val="28"/>
+          <w:szCs w:val="28"/>
+        </w:rPr>
+        <w:t>—</w:t>
+      </w:r>
+      <w:r>
+        <w:rPr>
+          <w:sz w:val="28"/>
+          <w:szCs w:val="28"/>
+        </w:rPr>
+        <w:t xml:space="preserve"> </w:t>
       </w:r>
       <w:proofErr w:type="spellStart"/>
       <w:r>
@@ -17216,7 +17748,21 @@
           <w:sz w:val="28"/>
           <w:szCs w:val="28"/>
         </w:rPr>
-        <w:t xml:space="preserve">. 01.06.2011. – </w:t>
+        <w:t xml:space="preserve">. 01.06.2011. </w:t>
+      </w:r>
+      <w:r>
+        <w:rPr>
+          <w:sz w:val="28"/>
+          <w:szCs w:val="28"/>
+        </w:rPr>
+        <w:t>—</w:t>
+      </w:r>
+      <w:r>
+        <w:rPr>
+          <w:sz w:val="28"/>
+          <w:szCs w:val="28"/>
+        </w:rPr>
+        <w:t xml:space="preserve"> </w:t>
       </w:r>
       <w:proofErr w:type="gramStart"/>
       <w:r>
@@ -17248,7 +17794,21 @@
           <w:sz w:val="28"/>
           <w:szCs w:val="28"/>
         </w:rPr>
-        <w:t>, 2011. – 98 с.</w:t>
+        <w:t xml:space="preserve">, 2011. </w:t>
+      </w:r>
+      <w:r>
+        <w:rPr>
+          <w:sz w:val="28"/>
+          <w:szCs w:val="28"/>
+        </w:rPr>
+        <w:t>—</w:t>
+      </w:r>
+      <w:r>
+        <w:rPr>
+          <w:sz w:val="28"/>
+          <w:szCs w:val="28"/>
+        </w:rPr>
+        <w:t xml:space="preserve"> 98 с.</w:t>
       </w:r>
     </w:p>
     <w:p>
@@ -17271,7 +17831,21 @@
           <w:sz w:val="28"/>
           <w:szCs w:val="28"/>
         </w:rPr>
-        <w:t xml:space="preserve">ГОСТ Р 56939-2024. Защита информации. Разработка безопасного программного обеспечения. Общие требования. – </w:t>
+        <w:t xml:space="preserve">ГОСТ Р 56939-2024. Защита информации. Разработка безопасного программного обеспечения. Общие требования. </w:t>
+      </w:r>
+      <w:r>
+        <w:rPr>
+          <w:sz w:val="28"/>
+          <w:szCs w:val="28"/>
+        </w:rPr>
+        <w:t>—</w:t>
+      </w:r>
+      <w:r>
+        <w:rPr>
+          <w:sz w:val="28"/>
+          <w:szCs w:val="28"/>
+        </w:rPr>
+        <w:t xml:space="preserve"> </w:t>
       </w:r>
       <w:proofErr w:type="spellStart"/>
       <w:r>
@@ -17287,7 +17861,21 @@
           <w:sz w:val="28"/>
           <w:szCs w:val="28"/>
         </w:rPr>
-        <w:t xml:space="preserve">. 01.01.2025. – </w:t>
+        <w:t xml:space="preserve">. 01.01.2025. </w:t>
+      </w:r>
+      <w:r>
+        <w:rPr>
+          <w:sz w:val="28"/>
+          <w:szCs w:val="28"/>
+        </w:rPr>
+        <w:t>—</w:t>
+      </w:r>
+      <w:r>
+        <w:rPr>
+          <w:sz w:val="28"/>
+          <w:szCs w:val="28"/>
+        </w:rPr>
+        <w:t xml:space="preserve"> </w:t>
       </w:r>
       <w:proofErr w:type="gramStart"/>
       <w:r>
@@ -17303,7 +17891,21 @@
           <w:sz w:val="28"/>
           <w:szCs w:val="28"/>
         </w:rPr>
-        <w:t xml:space="preserve"> Российский институт стандартизации, 2024. – 32 с.</w:t>
+        <w:t xml:space="preserve"> Российский институт стандартизации, 2024. </w:t>
+      </w:r>
+      <w:r>
+        <w:rPr>
+          <w:sz w:val="28"/>
+          <w:szCs w:val="28"/>
+        </w:rPr>
+        <w:t>—</w:t>
+      </w:r>
+      <w:r>
+        <w:rPr>
+          <w:sz w:val="28"/>
+          <w:szCs w:val="28"/>
+        </w:rPr>
+        <w:t xml:space="preserve"> 32 с.</w:t>
       </w:r>
     </w:p>
     <w:p>
@@ -17326,7 +17928,21 @@
           <w:sz w:val="28"/>
           <w:szCs w:val="28"/>
         </w:rPr>
-        <w:t xml:space="preserve">ГОСТ Р 50922-2006. Защита информации. Основные термины и определения. – </w:t>
+        <w:t xml:space="preserve">ГОСТ Р 50922-2006. Защита информации. Основные термины и определения. </w:t>
+      </w:r>
+      <w:r>
+        <w:rPr>
+          <w:sz w:val="28"/>
+          <w:szCs w:val="28"/>
+        </w:rPr>
+        <w:t>—</w:t>
+      </w:r>
+      <w:r>
+        <w:rPr>
+          <w:sz w:val="28"/>
+          <w:szCs w:val="28"/>
+        </w:rPr>
+        <w:t xml:space="preserve"> </w:t>
       </w:r>
       <w:proofErr w:type="spellStart"/>
       <w:r>
@@ -17342,7 +17958,21 @@
           <w:sz w:val="28"/>
           <w:szCs w:val="28"/>
         </w:rPr>
-        <w:t xml:space="preserve">. 01.01.2007. – </w:t>
+        <w:t xml:space="preserve">. 01.01.2007. </w:t>
+      </w:r>
+      <w:r>
+        <w:rPr>
+          <w:sz w:val="28"/>
+          <w:szCs w:val="28"/>
+        </w:rPr>
+        <w:t>—</w:t>
+      </w:r>
+      <w:r>
+        <w:rPr>
+          <w:sz w:val="28"/>
+          <w:szCs w:val="28"/>
+        </w:rPr>
+        <w:t xml:space="preserve"> </w:t>
       </w:r>
       <w:proofErr w:type="gramStart"/>
       <w:r>
@@ -17374,7 +18004,21 @@
           <w:sz w:val="28"/>
           <w:szCs w:val="28"/>
         </w:rPr>
-        <w:t>, 2006. – 30 с.</w:t>
+        <w:t xml:space="preserve">, 2006. </w:t>
+      </w:r>
+      <w:r>
+        <w:rPr>
+          <w:sz w:val="28"/>
+          <w:szCs w:val="28"/>
+        </w:rPr>
+        <w:t>—</w:t>
+      </w:r>
+      <w:r>
+        <w:rPr>
+          <w:sz w:val="28"/>
+          <w:szCs w:val="28"/>
+        </w:rPr>
+        <w:t xml:space="preserve"> 30 с.</w:t>
       </w:r>
     </w:p>
     <w:p>
@@ -17397,7 +18041,21 @@
           <w:sz w:val="28"/>
           <w:szCs w:val="28"/>
         </w:rPr>
-        <w:t xml:space="preserve">ГОСТ 7.82-2001. Система стандартов по информации, библиотечному и издательскому делу. Библиографическая запись. Библиографическое описание электронных ресурсов. Общие требования и правила составления. – </w:t>
+        <w:t xml:space="preserve">ГОСТ 7.82-2001. Система стандартов по информации, библиотечному и издательскому делу. Библиографическая запись. Библиографическое описание электронных ресурсов. Общие требования и правила составления. </w:t>
+      </w:r>
+      <w:r>
+        <w:rPr>
+          <w:sz w:val="28"/>
+          <w:szCs w:val="28"/>
+        </w:rPr>
+        <w:t>—</w:t>
+      </w:r>
+      <w:r>
+        <w:rPr>
+          <w:sz w:val="28"/>
+          <w:szCs w:val="28"/>
+        </w:rPr>
+        <w:t xml:space="preserve"> </w:t>
       </w:r>
       <w:proofErr w:type="spellStart"/>
       <w:r>
@@ -17413,7 +18071,21 @@
           <w:sz w:val="28"/>
           <w:szCs w:val="28"/>
         </w:rPr>
-        <w:t xml:space="preserve">. 01.07.2002. – </w:t>
+        <w:t xml:space="preserve">. 01.07.2002. </w:t>
+      </w:r>
+      <w:r>
+        <w:rPr>
+          <w:sz w:val="28"/>
+          <w:szCs w:val="28"/>
+        </w:rPr>
+        <w:t>—</w:t>
+      </w:r>
+      <w:r>
+        <w:rPr>
+          <w:sz w:val="28"/>
+          <w:szCs w:val="28"/>
+        </w:rPr>
+        <w:t xml:space="preserve"> </w:t>
       </w:r>
       <w:proofErr w:type="gramStart"/>
       <w:r>
@@ -17429,7 +18101,21 @@
           <w:sz w:val="28"/>
           <w:szCs w:val="28"/>
         </w:rPr>
-        <w:t xml:space="preserve"> ИПК Издательство стандартов, 2002. – 12 с.</w:t>
+        <w:t xml:space="preserve"> ИПК Издательство стандартов, 2002. </w:t>
+      </w:r>
+      <w:r>
+        <w:rPr>
+          <w:sz w:val="28"/>
+          <w:szCs w:val="28"/>
+        </w:rPr>
+        <w:t>—</w:t>
+      </w:r>
+      <w:r>
+        <w:rPr>
+          <w:sz w:val="28"/>
+          <w:szCs w:val="28"/>
+        </w:rPr>
+        <w:t xml:space="preserve"> 12 с.</w:t>
       </w:r>
     </w:p>
     <w:p>
@@ -17460,7 +18146,21 @@
           <w:szCs w:val="28"/>
         </w:rPr>
         <w:lastRenderedPageBreak/>
-        <w:t xml:space="preserve">– Утверждены постановлением Главного государственного санитарного врача Российской Федерации от 30 мая 2003 г. № 118. – </w:t>
+        <w:t xml:space="preserve">– Утверждены постановлением Главного государственного санитарного врача Российской Федерации от 30 мая 2003 г. № 118. </w:t>
+      </w:r>
+      <w:r>
+        <w:rPr>
+          <w:sz w:val="28"/>
+          <w:szCs w:val="28"/>
+        </w:rPr>
+        <w:t>—</w:t>
+      </w:r>
+      <w:r>
+        <w:rPr>
+          <w:sz w:val="28"/>
+          <w:szCs w:val="28"/>
+        </w:rPr>
+        <w:t xml:space="preserve"> </w:t>
       </w:r>
       <w:proofErr w:type="gramStart"/>
       <w:r>
@@ -17476,7 +18176,21 @@
           <w:sz w:val="28"/>
           <w:szCs w:val="28"/>
         </w:rPr>
-        <w:t xml:space="preserve"> Минздрав России, 2003. – 42 с.</w:t>
+        <w:t xml:space="preserve"> Минздрав России, 2003. </w:t>
+      </w:r>
+      <w:r>
+        <w:rPr>
+          <w:sz w:val="28"/>
+          <w:szCs w:val="28"/>
+        </w:rPr>
+        <w:t>—</w:t>
+      </w:r>
+      <w:r>
+        <w:rPr>
+          <w:sz w:val="28"/>
+          <w:szCs w:val="28"/>
+        </w:rPr>
+        <w:t xml:space="preserve"> 42 с.</w:t>
       </w:r>
     </w:p>
     <w:p>
@@ -17499,7 +18213,21 @@
           <w:sz w:val="28"/>
           <w:szCs w:val="28"/>
         </w:rPr>
-        <w:t xml:space="preserve">СанПиН 2.4.2.2821-10. Санитарно-эпидемиологические требования к условиям и организации обучения в общеобразовательных учреждениях. – Утверждены постановлением Главного государственного санитарного врача Российской Федерации от 29 декабря 2010 г. № 189. – </w:t>
+        <w:t xml:space="preserve">СанПиН 2.4.2.2821-10. Санитарно-эпидемиологические требования к условиям и организации обучения в общеобразовательных учреждениях. – Утверждены постановлением Главного государственного санитарного врача Российской Федерации от 29 декабря 2010 г. № 189. </w:t>
+      </w:r>
+      <w:r>
+        <w:rPr>
+          <w:sz w:val="28"/>
+          <w:szCs w:val="28"/>
+        </w:rPr>
+        <w:t>—</w:t>
+      </w:r>
+      <w:r>
+        <w:rPr>
+          <w:sz w:val="28"/>
+          <w:szCs w:val="28"/>
+        </w:rPr>
+        <w:t xml:space="preserve"> </w:t>
       </w:r>
       <w:proofErr w:type="gramStart"/>
       <w:r>
@@ -17515,7 +18243,21 @@
           <w:sz w:val="28"/>
           <w:szCs w:val="28"/>
         </w:rPr>
-        <w:t xml:space="preserve"> Минздрав России, 2011. – 56 с.</w:t>
+        <w:t xml:space="preserve"> Минздрав России, 2011. </w:t>
+      </w:r>
+      <w:r>
+        <w:rPr>
+          <w:sz w:val="28"/>
+          <w:szCs w:val="28"/>
+        </w:rPr>
+        <w:t>—</w:t>
+      </w:r>
+      <w:r>
+        <w:rPr>
+          <w:sz w:val="28"/>
+          <w:szCs w:val="28"/>
+        </w:rPr>
+        <w:t xml:space="preserve"> 56 с.</w:t>
       </w:r>
     </w:p>
     <w:p>
@@ -17618,7 +18360,21 @@
           <w:sz w:val="28"/>
           <w:szCs w:val="28"/>
         </w:rPr>
-        <w:t>]. – Санкт-</w:t>
+        <w:t xml:space="preserve">]. </w:t>
+      </w:r>
+      <w:r>
+        <w:rPr>
+          <w:sz w:val="28"/>
+          <w:szCs w:val="28"/>
+        </w:rPr>
+        <w:t>—</w:t>
+      </w:r>
+      <w:r>
+        <w:rPr>
+          <w:sz w:val="28"/>
+          <w:szCs w:val="28"/>
+        </w:rPr>
+        <w:t xml:space="preserve"> Санкт-</w:t>
       </w:r>
       <w:proofErr w:type="gramStart"/>
       <w:r>
@@ -17634,39 +18390,21 @@
           <w:sz w:val="28"/>
           <w:szCs w:val="28"/>
         </w:rPr>
-        <w:t xml:space="preserve"> Питер, 2017. – 336 </w:t>
-      </w:r>
-      <w:proofErr w:type="gramStart"/>
-      <w:r>
-        <w:rPr>
-          <w:sz w:val="28"/>
-          <w:szCs w:val="28"/>
-        </w:rPr>
-        <w:t>с. :</w:t>
-      </w:r>
-      <w:proofErr w:type="gramEnd"/>
-      <w:r>
-        <w:rPr>
-          <w:sz w:val="28"/>
-          <w:szCs w:val="28"/>
-        </w:rPr>
-        <w:t xml:space="preserve"> ил. – (Бестселлеры </w:t>
-      </w:r>
-      <w:proofErr w:type="spellStart"/>
-      <w:r>
-        <w:rPr>
-          <w:sz w:val="28"/>
-          <w:szCs w:val="28"/>
-        </w:rPr>
-        <w:t>O'Reilly</w:t>
-      </w:r>
-      <w:proofErr w:type="spellEnd"/>
-      <w:r>
-        <w:rPr>
-          <w:sz w:val="28"/>
-          <w:szCs w:val="28"/>
-        </w:rPr>
-        <w:t>). – ISBN 978-5-496-02156-2.</w:t>
+        <w:t xml:space="preserve"> Питер, 2017. </w:t>
+      </w:r>
+      <w:r>
+        <w:rPr>
+          <w:sz w:val="28"/>
+          <w:szCs w:val="28"/>
+        </w:rPr>
+        <w:t>—</w:t>
+      </w:r>
+      <w:r>
+        <w:rPr>
+          <w:sz w:val="28"/>
+          <w:szCs w:val="28"/>
+        </w:rPr>
+        <w:t xml:space="preserve"> 336 с.</w:t>
       </w:r>
     </w:p>
     <w:p>
@@ -17762,7 +18500,21 @@
           <w:sz w:val="28"/>
           <w:szCs w:val="28"/>
         </w:rPr>
-        <w:t>]. – Санкт-</w:t>
+        <w:t xml:space="preserve">]. </w:t>
+      </w:r>
+      <w:r>
+        <w:rPr>
+          <w:sz w:val="28"/>
+          <w:szCs w:val="28"/>
+        </w:rPr>
+        <w:t>—</w:t>
+      </w:r>
+      <w:r>
+        <w:rPr>
+          <w:sz w:val="28"/>
+          <w:szCs w:val="28"/>
+        </w:rPr>
+        <w:t xml:space="preserve"> Санкт-</w:t>
       </w:r>
       <w:proofErr w:type="gramStart"/>
       <w:r>
@@ -17770,7 +18522,14 @@
           <w:sz w:val="28"/>
           <w:szCs w:val="28"/>
         </w:rPr>
-        <w:t>Петербург :</w:t>
+        <w:t>Пе</w:t>
+      </w:r>
+      <w:r>
+        <w:rPr>
+          <w:sz w:val="28"/>
+          <w:szCs w:val="28"/>
+        </w:rPr>
+        <w:t>тербург :</w:t>
       </w:r>
       <w:proofErr w:type="gramEnd"/>
       <w:r>
@@ -17778,7 +18537,21 @@
           <w:sz w:val="28"/>
           <w:szCs w:val="28"/>
         </w:rPr>
-        <w:t xml:space="preserve"> Питер, 2018. – 432 с. – ISBN 978-5-4461-0878-7.</w:t>
+        <w:t xml:space="preserve"> Питер, 2018. </w:t>
+      </w:r>
+      <w:r>
+        <w:rPr>
+          <w:sz w:val="28"/>
+          <w:szCs w:val="28"/>
+        </w:rPr>
+        <w:t>—</w:t>
+      </w:r>
+      <w:r>
+        <w:rPr>
+          <w:sz w:val="28"/>
+          <w:szCs w:val="28"/>
+        </w:rPr>
+        <w:t xml:space="preserve"> 432 с.</w:t>
       </w:r>
     </w:p>
     <w:p>
@@ -17858,7 +18631,35 @@
           <w:sz w:val="28"/>
           <w:szCs w:val="28"/>
         </w:rPr>
-        <w:t xml:space="preserve"> ; перевод с английского и редакция Ю. Н. Артеменко. – 7-е изд. – Санкт-</w:t>
+        <w:t xml:space="preserve"> ; перевод с английского и редакция Ю. Н. Артеменко. </w:t>
+      </w:r>
+      <w:r>
+        <w:rPr>
+          <w:sz w:val="28"/>
+          <w:szCs w:val="28"/>
+        </w:rPr>
+        <w:t>—</w:t>
+      </w:r>
+      <w:r>
+        <w:rPr>
+          <w:sz w:val="28"/>
+          <w:szCs w:val="28"/>
+        </w:rPr>
+        <w:t xml:space="preserve"> 7-е изд. </w:t>
+      </w:r>
+      <w:r>
+        <w:rPr>
+          <w:sz w:val="28"/>
+          <w:szCs w:val="28"/>
+        </w:rPr>
+        <w:t>—</w:t>
+      </w:r>
+      <w:r>
+        <w:rPr>
+          <w:sz w:val="28"/>
+          <w:szCs w:val="28"/>
+        </w:rPr>
+        <w:t xml:space="preserve"> Санкт-</w:t>
       </w:r>
       <w:proofErr w:type="gramStart"/>
       <w:r>
@@ -17874,7 +18675,21 @@
           <w:sz w:val="28"/>
           <w:szCs w:val="28"/>
         </w:rPr>
-        <w:t xml:space="preserve"> Символ-Плюс, 2021. – 1088 с. – ISBN 978-5-907203-79-2.</w:t>
+        <w:t xml:space="preserve"> Символ-Плюс, 2021. </w:t>
+      </w:r>
+      <w:r>
+        <w:rPr>
+          <w:sz w:val="28"/>
+          <w:szCs w:val="28"/>
+        </w:rPr>
+        <w:t>—</w:t>
+      </w:r>
+      <w:r>
+        <w:rPr>
+          <w:sz w:val="28"/>
+          <w:szCs w:val="28"/>
+        </w:rPr>
+        <w:t xml:space="preserve"> 1088 с.</w:t>
       </w:r>
     </w:p>
     <w:p>
@@ -17957,7 +18772,21 @@
           <w:sz w:val="28"/>
           <w:szCs w:val="28"/>
         </w:rPr>
-        <w:t>23 урока для начинающих / В. А. Дронов. – Санкт-</w:t>
+        <w:t xml:space="preserve">23 урока для начинающих / В. А. Дронов. </w:t>
+      </w:r>
+      <w:r>
+        <w:rPr>
+          <w:sz w:val="28"/>
+          <w:szCs w:val="28"/>
+        </w:rPr>
+        <w:t>—</w:t>
+      </w:r>
+      <w:r>
+        <w:rPr>
+          <w:sz w:val="28"/>
+          <w:szCs w:val="28"/>
+        </w:rPr>
+        <w:t xml:space="preserve"> Санкт-</w:t>
       </w:r>
       <w:proofErr w:type="gramStart"/>
       <w:r>
@@ -17973,7 +18802,21 @@
           <w:sz w:val="28"/>
           <w:szCs w:val="28"/>
         </w:rPr>
-        <w:t xml:space="preserve"> БХВ-Петербург, 2024. – 416 с. – ISBN 978-5-9775-1853-6.</w:t>
+        <w:t xml:space="preserve"> БХВ-Петербург, 2024. </w:t>
+      </w:r>
+      <w:r>
+        <w:rPr>
+          <w:sz w:val="28"/>
+          <w:szCs w:val="28"/>
+        </w:rPr>
+        <w:t>—</w:t>
+      </w:r>
+      <w:r>
+        <w:rPr>
+          <w:sz w:val="28"/>
+          <w:szCs w:val="28"/>
+        </w:rPr>
+        <w:t xml:space="preserve"> 416 с.</w:t>
       </w:r>
     </w:p>
     <w:p>
@@ -17996,7 +18839,21 @@
           <w:sz w:val="28"/>
           <w:szCs w:val="28"/>
         </w:rPr>
-        <w:t xml:space="preserve">Прокопенко, А. В. Разработка веб-приложений на Node.js / А. В. Прокопенко. – </w:t>
+        <w:t xml:space="preserve">Прокопенко, А. В. Разработка веб-приложений на Node.js / А. В. Прокопенко. </w:t>
+      </w:r>
+      <w:r>
+        <w:rPr>
+          <w:sz w:val="28"/>
+          <w:szCs w:val="28"/>
+        </w:rPr>
+        <w:t>—</w:t>
+      </w:r>
+      <w:r>
+        <w:rPr>
+          <w:sz w:val="28"/>
+          <w:szCs w:val="28"/>
+        </w:rPr>
+        <w:t xml:space="preserve"> </w:t>
       </w:r>
       <w:proofErr w:type="gramStart"/>
       <w:r>
@@ -18012,7 +18869,21 @@
           <w:sz w:val="28"/>
           <w:szCs w:val="28"/>
         </w:rPr>
-        <w:t xml:space="preserve"> ДМК Пресс, 2022. – 412 с. – ISBN 978-5-97060-951-8.</w:t>
+        <w:t xml:space="preserve"> ДМК Пресс, 2022. </w:t>
+      </w:r>
+      <w:r>
+        <w:rPr>
+          <w:sz w:val="28"/>
+          <w:szCs w:val="28"/>
+        </w:rPr>
+        <w:t>—</w:t>
+      </w:r>
+      <w:r>
+        <w:rPr>
+          <w:sz w:val="28"/>
+          <w:szCs w:val="28"/>
+        </w:rPr>
+        <w:t xml:space="preserve"> 412 с.</w:t>
       </w:r>
     </w:p>
     <w:p>
@@ -18101,7 +18972,21 @@
           <w:sz w:val="28"/>
           <w:szCs w:val="28"/>
         </w:rPr>
-        <w:t>. – Санкт-</w:t>
+        <w:t xml:space="preserve">. </w:t>
+      </w:r>
+      <w:r>
+        <w:rPr>
+          <w:sz w:val="28"/>
+          <w:szCs w:val="28"/>
+        </w:rPr>
+        <w:t>—</w:t>
+      </w:r>
+      <w:r>
+        <w:rPr>
+          <w:sz w:val="28"/>
+          <w:szCs w:val="28"/>
+        </w:rPr>
+        <w:t xml:space="preserve"> Санкт-</w:t>
       </w:r>
       <w:proofErr w:type="gramStart"/>
       <w:r>
@@ -18117,7 +19002,21 @@
           <w:sz w:val="28"/>
           <w:szCs w:val="28"/>
         </w:rPr>
-        <w:t xml:space="preserve"> Лань, 2023. – 352 с. – ISBN 978-5-8114-9876-5.</w:t>
+        <w:t xml:space="preserve"> Лань, 2023. </w:t>
+      </w:r>
+      <w:r>
+        <w:rPr>
+          <w:sz w:val="28"/>
+          <w:szCs w:val="28"/>
+        </w:rPr>
+        <w:t>—</w:t>
+      </w:r>
+      <w:r>
+        <w:rPr>
+          <w:sz w:val="28"/>
+          <w:szCs w:val="28"/>
+        </w:rPr>
+        <w:t xml:space="preserve"> 352 с.</w:t>
       </w:r>
     </w:p>
     <w:p>
@@ -18197,7 +19096,21 @@
           <w:sz w:val="28"/>
           <w:szCs w:val="28"/>
         </w:rPr>
-        <w:t>, 2024. – 288 с. – ISBN 978-601-09-5053-5.</w:t>
+        <w:t xml:space="preserve">, 2024. </w:t>
+      </w:r>
+      <w:r>
+        <w:rPr>
+          <w:sz w:val="28"/>
+          <w:szCs w:val="28"/>
+        </w:rPr>
+        <w:t>—</w:t>
+      </w:r>
+      <w:r>
+        <w:rPr>
+          <w:sz w:val="28"/>
+          <w:szCs w:val="28"/>
+        </w:rPr>
+        <w:t xml:space="preserve"> 288 с.</w:t>
       </w:r>
     </w:p>
     <w:p>
@@ -18269,7 +19182,35 @@
           <w:sz w:val="28"/>
           <w:szCs w:val="28"/>
         </w:rPr>
-        <w:t xml:space="preserve"> перевод с английского А. Киселева. – 7-е изд. – Санкт-</w:t>
+        <w:t xml:space="preserve"> перевод с английского А. Киселева. </w:t>
+      </w:r>
+      <w:r>
+        <w:rPr>
+          <w:sz w:val="28"/>
+          <w:szCs w:val="28"/>
+        </w:rPr>
+        <w:t>—</w:t>
+      </w:r>
+      <w:r>
+        <w:rPr>
+          <w:sz w:val="28"/>
+          <w:szCs w:val="28"/>
+        </w:rPr>
+        <w:t xml:space="preserve"> 7-е изд. </w:t>
+      </w:r>
+      <w:r>
+        <w:rPr>
+          <w:sz w:val="28"/>
+          <w:szCs w:val="28"/>
+        </w:rPr>
+        <w:t>—</w:t>
+      </w:r>
+      <w:r>
+        <w:rPr>
+          <w:sz w:val="28"/>
+          <w:szCs w:val="28"/>
+        </w:rPr>
+        <w:t xml:space="preserve"> Санкт-</w:t>
       </w:r>
       <w:proofErr w:type="gramStart"/>
       <w:r>
@@ -18285,7 +19226,21 @@
           <w:sz w:val="28"/>
           <w:szCs w:val="28"/>
         </w:rPr>
-        <w:t xml:space="preserve"> Питер, 2024. – 832 с. – ISBN 978-601-12-3658-4.</w:t>
+        <w:t xml:space="preserve"> Питер, 2024. </w:t>
+      </w:r>
+      <w:r>
+        <w:rPr>
+          <w:sz w:val="28"/>
+          <w:szCs w:val="28"/>
+        </w:rPr>
+        <w:t>—</w:t>
+      </w:r>
+      <w:r>
+        <w:rPr>
+          <w:sz w:val="28"/>
+          <w:szCs w:val="28"/>
+        </w:rPr>
+        <w:t xml:space="preserve"> 832 с.</w:t>
       </w:r>
     </w:p>
     <w:p>
@@ -18349,7 +19304,21 @@
           <w:sz w:val="28"/>
           <w:szCs w:val="28"/>
         </w:rPr>
-        <w:t>. – Санкт-</w:t>
+        <w:t xml:space="preserve">. </w:t>
+      </w:r>
+      <w:r>
+        <w:rPr>
+          <w:sz w:val="28"/>
+          <w:szCs w:val="28"/>
+        </w:rPr>
+        <w:t>—</w:t>
+      </w:r>
+      <w:r>
+        <w:rPr>
+          <w:sz w:val="28"/>
+          <w:szCs w:val="28"/>
+        </w:rPr>
+        <w:t xml:space="preserve"> Санкт-</w:t>
       </w:r>
       <w:proofErr w:type="gramStart"/>
       <w:r>
@@ -18357,7 +19326,14 @@
           <w:sz w:val="28"/>
           <w:szCs w:val="28"/>
         </w:rPr>
-        <w:t>Петербург :</w:t>
+        <w:t>Пе</w:t>
+      </w:r>
+      <w:r>
+        <w:rPr>
+          <w:sz w:val="28"/>
+          <w:szCs w:val="28"/>
+        </w:rPr>
+        <w:t>тербург :</w:t>
       </w:r>
       <w:proofErr w:type="gramEnd"/>
       <w:r>
@@ -18365,7 +19341,21 @@
           <w:sz w:val="28"/>
           <w:szCs w:val="28"/>
         </w:rPr>
-        <w:t xml:space="preserve"> Питер, 2023. – 416 с. – ISBN 978-601-14-1157-8.</w:t>
+        <w:t xml:space="preserve"> Питер, 2023. </w:t>
+      </w:r>
+      <w:r>
+        <w:rPr>
+          <w:sz w:val="28"/>
+          <w:szCs w:val="28"/>
+        </w:rPr>
+        <w:t>—</w:t>
+      </w:r>
+      <w:r>
+        <w:rPr>
+          <w:sz w:val="28"/>
+          <w:szCs w:val="28"/>
+        </w:rPr>
+        <w:t xml:space="preserve"> 416 с.</w:t>
       </w:r>
     </w:p>
     <w:p>
@@ -18436,7 +19426,35 @@
           <w:sz w:val="28"/>
           <w:szCs w:val="28"/>
         </w:rPr>
-        <w:t>. – 2-е изд. – [Б. м.</w:t>
+        <w:t xml:space="preserve">. </w:t>
+      </w:r>
+      <w:r>
+        <w:rPr>
+          <w:sz w:val="28"/>
+          <w:szCs w:val="28"/>
+        </w:rPr>
+        <w:t>—</w:t>
+      </w:r>
+      <w:r>
+        <w:rPr>
+          <w:sz w:val="28"/>
+          <w:szCs w:val="28"/>
+        </w:rPr>
+        <w:t xml:space="preserve"> 2-е изд. </w:t>
+      </w:r>
+      <w:r>
+        <w:rPr>
+          <w:sz w:val="28"/>
+          <w:szCs w:val="28"/>
+        </w:rPr>
+        <w:t>—</w:t>
+      </w:r>
+      <w:r>
+        <w:rPr>
+          <w:sz w:val="28"/>
+          <w:szCs w:val="28"/>
+        </w:rPr>
+        <w:t xml:space="preserve"> [Б. м.</w:t>
       </w:r>
       <w:proofErr w:type="gramStart"/>
       <w:r>
@@ -18468,7 +19486,35 @@
           <w:sz w:val="28"/>
           <w:szCs w:val="28"/>
         </w:rPr>
-        <w:t>, 2014. – 458 с. – Режим доступа: https://git-scm.com/bo</w:t>
+        <w:t xml:space="preserve">, 2014. </w:t>
+      </w:r>
+      <w:r>
+        <w:rPr>
+          <w:sz w:val="28"/>
+          <w:szCs w:val="28"/>
+        </w:rPr>
+        <w:t>—</w:t>
+      </w:r>
+      <w:r>
+        <w:rPr>
+          <w:sz w:val="28"/>
+          <w:szCs w:val="28"/>
+        </w:rPr>
+        <w:t xml:space="preserve"> 458 с. </w:t>
+      </w:r>
+      <w:r>
+        <w:rPr>
+          <w:sz w:val="28"/>
+          <w:szCs w:val="28"/>
+        </w:rPr>
+        <w:t>—</w:t>
+      </w:r>
+      <w:r>
+        <w:rPr>
+          <w:sz w:val="28"/>
+          <w:szCs w:val="28"/>
+        </w:rPr>
+        <w:t xml:space="preserve"> Режим доступа: https://git-scm.com/bo</w:t>
       </w:r>
       <w:r>
         <w:rPr>
@@ -18525,7 +19571,23 @@
           <w:szCs w:val="28"/>
           <w:lang w:val="en-US"/>
         </w:rPr>
-        <w:t>. – [</w:t>
+        <w:t xml:space="preserve">. </w:t>
+      </w:r>
+      <w:r>
+        <w:rPr>
+          <w:sz w:val="28"/>
+          <w:szCs w:val="28"/>
+          <w:lang w:val="en-US"/>
+        </w:rPr>
+        <w:t>—</w:t>
+      </w:r>
+      <w:r>
+        <w:rPr>
+          <w:sz w:val="28"/>
+          <w:szCs w:val="28"/>
+          <w:lang w:val="en-US"/>
+        </w:rPr>
+        <w:t xml:space="preserve"> [</w:t>
       </w:r>
       <w:r>
         <w:rPr>
@@ -18573,7 +19635,23 @@
           <w:szCs w:val="28"/>
           <w:lang w:val="en-US"/>
         </w:rPr>
-        <w:t xml:space="preserve"> Springer Nature, 2020. – 320 </w:t>
+        <w:t xml:space="preserve"> Springer Nature, 2020. </w:t>
+      </w:r>
+      <w:r>
+        <w:rPr>
+          <w:sz w:val="28"/>
+          <w:szCs w:val="28"/>
+          <w:lang w:val="en-US"/>
+        </w:rPr>
+        <w:t>—</w:t>
+      </w:r>
+      <w:r>
+        <w:rPr>
+          <w:sz w:val="28"/>
+          <w:szCs w:val="28"/>
+          <w:lang w:val="en-US"/>
+        </w:rPr>
+        <w:t xml:space="preserve"> 320 </w:t>
       </w:r>
       <w:r>
         <w:rPr>
@@ -18588,7 +19666,7 @@
           <w:szCs w:val="28"/>
           <w:lang w:val="en-US"/>
         </w:rPr>
-        <w:t>. – ISBN 978-1-4842-5964-9.</w:t>
+        <w:t>.</w:t>
       </w:r>
     </w:p>
     <w:p>
@@ -18652,7 +19730,21 @@
           <w:sz w:val="28"/>
           <w:szCs w:val="28"/>
         </w:rPr>
-        <w:t xml:space="preserve">, Н. Ф. Панова. – </w:t>
+        <w:t xml:space="preserve">, Н. Ф. Панова. </w:t>
+      </w:r>
+      <w:r>
+        <w:rPr>
+          <w:sz w:val="28"/>
+          <w:szCs w:val="28"/>
+        </w:rPr>
+        <w:t>—</w:t>
+      </w:r>
+      <w:r>
+        <w:rPr>
+          <w:sz w:val="28"/>
+          <w:szCs w:val="28"/>
+        </w:rPr>
+        <w:t xml:space="preserve"> </w:t>
       </w:r>
       <w:proofErr w:type="gramStart"/>
       <w:r>
@@ -18668,7 +19760,28 @@
           <w:sz w:val="28"/>
           <w:szCs w:val="28"/>
         </w:rPr>
-        <w:t xml:space="preserve"> Ай Пи Ар Медиа, 2021. – 215 с. – ISBN 978-5-4497-0945-7.</w:t>
+        <w:t xml:space="preserve"> А</w:t>
+      </w:r>
+      <w:r>
+        <w:rPr>
+          <w:sz w:val="28"/>
+          <w:szCs w:val="28"/>
+        </w:rPr>
+        <w:t xml:space="preserve">й Пи Ар Медиа, 2021. </w:t>
+      </w:r>
+      <w:r>
+        <w:rPr>
+          <w:sz w:val="28"/>
+          <w:szCs w:val="28"/>
+        </w:rPr>
+        <w:t>—</w:t>
+      </w:r>
+      <w:r>
+        <w:rPr>
+          <w:sz w:val="28"/>
+          <w:szCs w:val="28"/>
+        </w:rPr>
+        <w:t xml:space="preserve"> 215 с.</w:t>
       </w:r>
     </w:p>
     <w:p>
@@ -18691,23 +19804,28 @@
           <w:sz w:val="28"/>
           <w:szCs w:val="28"/>
         </w:rPr>
-        <w:t xml:space="preserve">Официальная документация Node.js [Электронный ресурс]. – Режим доступа: https://nodejs.org/docs/ (дата обращения: 28.03.2026). – </w:t>
-      </w:r>
-      <w:proofErr w:type="spellStart"/>
-      <w:r>
-        <w:rPr>
-          <w:sz w:val="28"/>
-          <w:szCs w:val="28"/>
-        </w:rPr>
-        <w:t>Загл</w:t>
-      </w:r>
-      <w:proofErr w:type="spellEnd"/>
-      <w:r>
-        <w:rPr>
-          <w:sz w:val="28"/>
-          <w:szCs w:val="28"/>
-        </w:rPr>
-        <w:t>. с экрана.</w:t>
+        <w:t xml:space="preserve">Официальная документация Node.js [Электронный ресурс]. </w:t>
+      </w:r>
+      <w:r>
+        <w:rPr>
+          <w:sz w:val="28"/>
+          <w:szCs w:val="28"/>
+        </w:rPr>
+        <w:t>—</w:t>
+      </w:r>
+      <w:r>
+        <w:rPr>
+          <w:sz w:val="28"/>
+          <w:szCs w:val="28"/>
+        </w:rPr>
+        <w:t xml:space="preserve"> Режим доступа: https://nodejs.org/docs</w:t>
+      </w:r>
+      <w:r>
+        <w:rPr>
+          <w:sz w:val="28"/>
+          <w:szCs w:val="28"/>
+        </w:rPr>
+        <w:t>/ (дата обращения: 28.03.2026).</w:t>
       </w:r>
     </w:p>
     <w:p>
@@ -18730,23 +19848,28 @@
           <w:sz w:val="28"/>
           <w:szCs w:val="28"/>
         </w:rPr>
-        <w:t xml:space="preserve">Официальная документация Express.js [Электронный ресурс]. – Режим доступа: https://expressjs.com/ru/ (дата обращения: 28.03.2026). – </w:t>
-      </w:r>
-      <w:proofErr w:type="spellStart"/>
-      <w:r>
-        <w:rPr>
-          <w:sz w:val="28"/>
-          <w:szCs w:val="28"/>
-        </w:rPr>
-        <w:t>Загл</w:t>
-      </w:r>
-      <w:proofErr w:type="spellEnd"/>
-      <w:r>
-        <w:rPr>
-          <w:sz w:val="28"/>
-          <w:szCs w:val="28"/>
-        </w:rPr>
-        <w:t>. с экрана.</w:t>
+        <w:t xml:space="preserve">Официальная документация Express.js [Электронный ресурс]. </w:t>
+      </w:r>
+      <w:r>
+        <w:rPr>
+          <w:sz w:val="28"/>
+          <w:szCs w:val="28"/>
+        </w:rPr>
+        <w:t>—</w:t>
+      </w:r>
+      <w:r>
+        <w:rPr>
+          <w:sz w:val="28"/>
+          <w:szCs w:val="28"/>
+        </w:rPr>
+        <w:t xml:space="preserve"> Режим доступа: https://expressjs.com/ru</w:t>
+      </w:r>
+      <w:r>
+        <w:rPr>
+          <w:sz w:val="28"/>
+          <w:szCs w:val="28"/>
+        </w:rPr>
+        <w:t>/ (дата обращения: 28.03.2026).</w:t>
       </w:r>
     </w:p>
     <w:p>
@@ -18817,23 +19940,28 @@
           <w:sz w:val="28"/>
           <w:szCs w:val="28"/>
         </w:rPr>
-        <w:t xml:space="preserve"> [Электронный ресурс]. – Режим доступа: https://developer.mozilla.org/ru/docs/Web/API/Fetch_API (дата обращения: 28.03.2026). – </w:t>
-      </w:r>
-      <w:proofErr w:type="spellStart"/>
-      <w:r>
-        <w:rPr>
-          <w:sz w:val="28"/>
-          <w:szCs w:val="28"/>
-        </w:rPr>
-        <w:t>Загл</w:t>
-      </w:r>
-      <w:proofErr w:type="spellEnd"/>
-      <w:r>
-        <w:rPr>
-          <w:sz w:val="28"/>
-          <w:szCs w:val="28"/>
-        </w:rPr>
-        <w:t>. с экрана.</w:t>
+        <w:t xml:space="preserve"> [Электронный ресурс]. </w:t>
+      </w:r>
+      <w:r>
+        <w:rPr>
+          <w:sz w:val="28"/>
+          <w:szCs w:val="28"/>
+        </w:rPr>
+        <w:t>—</w:t>
+      </w:r>
+      <w:r>
+        <w:rPr>
+          <w:sz w:val="28"/>
+          <w:szCs w:val="28"/>
+        </w:rPr>
+        <w:t xml:space="preserve"> Режим доступа: https://developer.mozilla.org/ru/docs/Web/API/Fetch_AP</w:t>
+      </w:r>
+      <w:r>
+        <w:rPr>
+          <w:sz w:val="28"/>
+          <w:szCs w:val="28"/>
+        </w:rPr>
+        <w:t>I (дата обращения: 28.03.2026).</w:t>
       </w:r>
     </w:p>
     <w:p>
@@ -18893,7 +20021,14 @@
           <w:sz w:val="28"/>
           <w:szCs w:val="28"/>
         </w:rPr>
-        <w:t>– Режим доступа: https://expressjs.com/ru/resources/middleware/cors.html (дата обращения:</w:t>
+        <w:t>—</w:t>
+      </w:r>
+      <w:r>
+        <w:rPr>
+          <w:sz w:val="28"/>
+          <w:szCs w:val="28"/>
+        </w:rPr>
+        <w:t xml:space="preserve"> Режим доступа: https://expressjs.com/ru/resources/middleware/cors.html (дата обращения:</w:t>
       </w:r>
       <w:r>
         <w:rPr>
@@ -18947,143 +20082,6 @@
           <w:sz w:val="28"/>
           <w:szCs w:val="28"/>
         </w:rPr>
-        <w:t>Building</w:t>
-      </w:r>
-      <w:proofErr w:type="spellEnd"/>
-      <w:r>
-        <w:rPr>
-          <w:sz w:val="28"/>
-          <w:szCs w:val="28"/>
-        </w:rPr>
-        <w:t xml:space="preserve"> REST </w:t>
-      </w:r>
-      <w:proofErr w:type="spellStart"/>
-      <w:r>
-        <w:rPr>
-          <w:sz w:val="28"/>
-          <w:szCs w:val="28"/>
-        </w:rPr>
-        <w:t>APIs</w:t>
-      </w:r>
-      <w:proofErr w:type="spellEnd"/>
-      <w:r>
-        <w:rPr>
-          <w:sz w:val="28"/>
-          <w:szCs w:val="28"/>
-        </w:rPr>
-        <w:t xml:space="preserve"> </w:t>
-      </w:r>
-      <w:proofErr w:type="spellStart"/>
-      <w:r>
-        <w:rPr>
-          <w:sz w:val="28"/>
-          <w:szCs w:val="28"/>
-        </w:rPr>
-        <w:t>with</w:t>
-      </w:r>
-      <w:proofErr w:type="spellEnd"/>
-      <w:r>
-        <w:rPr>
-          <w:sz w:val="28"/>
-          <w:szCs w:val="28"/>
-        </w:rPr>
-        <w:t xml:space="preserve"> Express.js: практическое ру</w:t>
-      </w:r>
-      <w:r>
-        <w:rPr>
-          <w:sz w:val="28"/>
-          <w:szCs w:val="28"/>
-        </w:rPr>
-        <w:t>ководство</w:t>
-      </w:r>
-      <w:r>
-        <w:rPr>
-          <w:sz w:val="28"/>
-          <w:szCs w:val="28"/>
-        </w:rPr>
-        <w:t xml:space="preserve"> [Электронный ресурс]</w:t>
-      </w:r>
-      <w:r>
-        <w:rPr>
-          <w:sz w:val="28"/>
-          <w:szCs w:val="28"/>
-        </w:rPr>
-        <w:t xml:space="preserve"> </w:t>
-      </w:r>
-      <w:r>
-        <w:rPr>
-          <w:sz w:val="28"/>
-          <w:szCs w:val="28"/>
-        </w:rPr>
-        <w:t xml:space="preserve">– </w:t>
-      </w:r>
-      <w:r>
-        <w:rPr>
-          <w:sz w:val="28"/>
-          <w:szCs w:val="28"/>
-        </w:rPr>
-        <w:t xml:space="preserve">Режим доступа: </w:t>
-      </w:r>
-      <w:r>
-        <w:rPr>
-          <w:sz w:val="28"/>
-          <w:szCs w:val="28"/>
-        </w:rPr>
-        <w:lastRenderedPageBreak/>
-        <w:t>https://www.freecodecamp.org/news/build-a-rest-api-with-ex</w:t>
-      </w:r>
-      <w:r>
-        <w:rPr>
-          <w:sz w:val="28"/>
-          <w:szCs w:val="28"/>
-        </w:rPr>
-        <w:t>press-js/ (дата обращения: 28.01</w:t>
-      </w:r>
-      <w:r>
-        <w:rPr>
-          <w:sz w:val="28"/>
-          <w:szCs w:val="28"/>
-        </w:rPr>
-        <w:t xml:space="preserve">.2026). – </w:t>
-      </w:r>
-      <w:proofErr w:type="spellStart"/>
-      <w:r>
-        <w:rPr>
-          <w:sz w:val="28"/>
-          <w:szCs w:val="28"/>
-        </w:rPr>
-        <w:t>Загл</w:t>
-      </w:r>
-      <w:proofErr w:type="spellEnd"/>
-      <w:r>
-        <w:rPr>
-          <w:sz w:val="28"/>
-          <w:szCs w:val="28"/>
-        </w:rPr>
-        <w:t>. с экрана.</w:t>
-      </w:r>
-    </w:p>
-    <w:p>
-      <w:pPr>
-        <w:pStyle w:val="a5"/>
-        <w:numPr>
-          <w:ilvl w:val="0"/>
-          <w:numId w:val="36"/>
-        </w:numPr>
-        <w:spacing w:line="360" w:lineRule="auto"/>
-        <w:ind w:left="0" w:firstLine="709"/>
-        <w:jc w:val="both"/>
-        <w:rPr>
-          <w:sz w:val="28"/>
-          <w:szCs w:val="28"/>
-        </w:rPr>
-      </w:pPr>
-      <w:proofErr w:type="spellStart"/>
-      <w:r>
-        <w:rPr>
-          <w:sz w:val="28"/>
-          <w:szCs w:val="28"/>
-        </w:rPr>
         <w:t>Репозиторий</w:t>
       </w:r>
       <w:proofErr w:type="spellEnd"/>
@@ -19113,7 +20111,14 @@
           <w:sz w:val="28"/>
           <w:szCs w:val="28"/>
         </w:rPr>
-        <w:t>– Режим доступа: https://github.com/Valados78</w:t>
+        <w:t>—</w:t>
+      </w:r>
+      <w:r>
+        <w:rPr>
+          <w:sz w:val="28"/>
+          <w:szCs w:val="28"/>
+        </w:rPr>
+        <w:t xml:space="preserve"> Режим доступа: https://github.com/Valados78</w:t>
       </w:r>
       <w:r>
         <w:rPr>
@@ -19127,44 +20132,15 @@
           <w:sz w:val="28"/>
           <w:szCs w:val="28"/>
         </w:rPr>
-        <w:t xml:space="preserve">.2026). – </w:t>
-      </w:r>
-      <w:proofErr w:type="spellStart"/>
-      <w:r>
-        <w:rPr>
-          <w:sz w:val="28"/>
-          <w:szCs w:val="28"/>
-        </w:rPr>
-        <w:t>Загл</w:t>
-      </w:r>
-      <w:proofErr w:type="spellEnd"/>
-      <w:r>
-        <w:rPr>
-          <w:sz w:val="28"/>
-          <w:szCs w:val="28"/>
-        </w:rPr>
-        <w:t>. с экрана.</w:t>
-      </w:r>
-    </w:p>
-    <w:p>
-      <w:pPr>
-        <w:spacing w:line="360" w:lineRule="auto"/>
-        <w:jc w:val="center"/>
-        <w:rPr>
-          <w:sz w:val="28"/>
-          <w:szCs w:val="28"/>
-        </w:rPr>
-      </w:pPr>
-    </w:p>
-    <w:p>
-      <w:pPr>
-        <w:spacing w:line="360" w:lineRule="auto"/>
-        <w:jc w:val="center"/>
-        <w:rPr>
-          <w:sz w:val="28"/>
-          <w:szCs w:val="28"/>
-        </w:rPr>
-      </w:pPr>
+        <w:t>.2026</w:t>
+      </w:r>
+      <w:r>
+        <w:rPr>
+          <w:sz w:val="28"/>
+          <w:szCs w:val="28"/>
+        </w:rPr>
+        <w:t>).</w:t>
+      </w:r>
     </w:p>
     <w:p>
       <w:pPr>
@@ -19236,29 +20212,61 @@
         <w:docPartUnique/>
       </w:docPartObj>
     </w:sdtPr>
-    <w:sdtEndPr/>
+    <w:sdtEndPr>
+      <w:rPr>
+        <w:sz w:val="28"/>
+        <w:szCs w:val="28"/>
+      </w:rPr>
+    </w:sdtEndPr>
     <w:sdtContent>
       <w:p>
         <w:pPr>
           <w:pStyle w:val="ab"/>
           <w:jc w:val="center"/>
+          <w:rPr>
+            <w:sz w:val="28"/>
+            <w:szCs w:val="28"/>
+          </w:rPr>
         </w:pPr>
         <w:r>
+          <w:rPr>
+            <w:color w:val="000000" w:themeColor="text1"/>
+            <w:sz w:val="28"/>
+            <w:szCs w:val="28"/>
+          </w:rPr>
           <w:fldChar w:fldCharType="begin"/>
         </w:r>
         <w:r>
+          <w:rPr>
+            <w:color w:val="000000" w:themeColor="text1"/>
+            <w:sz w:val="28"/>
+            <w:szCs w:val="28"/>
+          </w:rPr>
           <w:instrText>PAGE   \* MERGEFORMAT</w:instrText>
         </w:r>
         <w:r>
+          <w:rPr>
+            <w:color w:val="000000" w:themeColor="text1"/>
+            <w:sz w:val="28"/>
+            <w:szCs w:val="28"/>
+          </w:rPr>
           <w:fldChar w:fldCharType="separate"/>
         </w:r>
         <w:r>
           <w:rPr>
             <w:noProof/>
+            <w:color w:val="000000" w:themeColor="text1"/>
+            <w:sz w:val="28"/>
+            <w:szCs w:val="28"/>
           </w:rPr>
-          <w:t>22</w:t>
+          <w:t>28</w:t>
         </w:r>
         <w:r>
+          <w:rPr>
+            <w:color w:val="000000" w:themeColor="text1"/>
+            <w:sz w:val="28"/>
+            <w:szCs w:val="28"/>
+          </w:rPr>
           <w:fldChar w:fldCharType="end"/>
         </w:r>
       </w:p>
@@ -24683,7 +25691,7 @@
 </file>
 
 <file path=customXml/itemProps1.xml><?xml version="1.0" encoding="utf-8"?>
-<ds:datastoreItem xmlns:ds="http://schemas.openxmlformats.org/officeDocument/2006/customXml" ds:itemID="{9885FAA2-3331-482F-9935-2924EE7A4E16}">
+<ds:datastoreItem xmlns:ds="http://schemas.openxmlformats.org/officeDocument/2006/customXml" ds:itemID="{FA029163-C7E5-4226-A4A4-2D8307AA9148}">
   <ds:schemaRefs>
     <ds:schemaRef ds:uri="http://schemas.openxmlformats.org/officeDocument/2006/bibliography"/>
   </ds:schemaRefs>

--- a/Пояснительная записка.docx
+++ b/Пояснительная записка.docx
@@ -1250,7 +1250,6 @@
           <w:szCs w:val="28"/>
         </w:rPr>
       </w:pPr>
-      <w:proofErr w:type="spellStart"/>
       <w:r>
         <w:rPr>
           <w:sz w:val="28"/>
@@ -1264,16 +1263,7 @@
           <w:szCs w:val="28"/>
           <w:u w:val="single"/>
         </w:rPr>
-        <w:t>Цифровых</w:t>
-      </w:r>
-      <w:proofErr w:type="spellEnd"/>
-      <w:r>
-        <w:rPr>
-          <w:sz w:val="28"/>
-          <w:szCs w:val="28"/>
-          <w:u w:val="single"/>
-        </w:rPr>
-        <w:t>, робототехнических систем и</w:t>
+        <w:t>Цифровых, робототехнических систем и</w:t>
       </w:r>
       <w:r>
         <w:rPr>
@@ -3415,8 +3405,6 @@
           </w:rPr>
           <w:t>2.5 Разработка клиентской части и вёрстка</w:t>
         </w:r>
-        <w:bookmarkStart w:id="0" w:name="_GoBack"/>
-        <w:bookmarkEnd w:id="0"/>
         <w:r>
           <w:rPr>
             <w:b w:val="0"/>
@@ -3462,7 +3450,7 @@
             <w:noProof/>
             <w:webHidden/>
           </w:rPr>
-          <w:t>20</w:t>
+          <w:t>21</w:t>
         </w:r>
         <w:r>
           <w:rPr>
@@ -3702,7 +3690,7 @@
             <w:noProof/>
             <w:webHidden/>
           </w:rPr>
-          <w:t>25</w:t>
+          <w:t>26</w:t>
         </w:r>
         <w:r>
           <w:rPr>
@@ -3782,7 +3770,7 @@
             <w:noProof/>
             <w:webHidden/>
           </w:rPr>
-          <w:t>27</w:t>
+          <w:t>28</w:t>
         </w:r>
         <w:r>
           <w:rPr>
@@ -3860,12 +3848,12 @@
         <w:ind w:firstLine="709"/>
         <w:jc w:val="both"/>
       </w:pPr>
-      <w:bookmarkStart w:id="1" w:name="_Toc232587856"/>
+      <w:bookmarkStart w:id="0" w:name="_Toc232587856"/>
       <w:r>
         <w:lastRenderedPageBreak/>
         <w:t>ВВЕДЕНИЕ</w:t>
       </w:r>
-      <w:bookmarkEnd w:id="1"/>
+      <w:bookmarkEnd w:id="0"/>
     </w:p>
     <w:p>
       <w:pPr>
@@ -4650,12 +4638,12 @@
         <w:ind w:firstLine="709"/>
         <w:jc w:val="both"/>
       </w:pPr>
-      <w:bookmarkStart w:id="2" w:name="_Toc232587857"/>
+      <w:bookmarkStart w:id="1" w:name="_Toc232587857"/>
       <w:r>
         <w:lastRenderedPageBreak/>
         <w:t>1 ТЕОРЕТИЧЕСКИЕ ОСНОВЫ РАЗРАБОТКИ ВЕБ-ПРИЛОЖЕНИЙ</w:t>
       </w:r>
-      <w:bookmarkEnd w:id="2"/>
+      <w:bookmarkEnd w:id="1"/>
     </w:p>
     <w:p>
       <w:pPr>
@@ -4663,11 +4651,11 @@
         <w:ind w:firstLine="709"/>
         <w:jc w:val="both"/>
       </w:pPr>
-      <w:bookmarkStart w:id="3" w:name="_Toc232587858"/>
+      <w:bookmarkStart w:id="2" w:name="_Toc232587858"/>
       <w:r>
         <w:t>1.1 Исторический обзор развития интернет-технологий</w:t>
       </w:r>
-      <w:bookmarkEnd w:id="3"/>
+      <w:bookmarkEnd w:id="2"/>
     </w:p>
     <w:p>
       <w:pPr>
@@ -5412,25 +5400,7 @@
           <w:szCs w:val="28"/>
           <w:lang w:val="en-US"/>
         </w:rPr>
-        <w:t xml:space="preserve"> </w:t>
-      </w:r>
-      <w:proofErr w:type="spellStart"/>
-      <w:r>
-        <w:rPr>
-          <w:sz w:val="28"/>
-          <w:szCs w:val="28"/>
-          <w:lang w:val="en-US"/>
-        </w:rPr>
-        <w:t>GraphQL</w:t>
-      </w:r>
-      <w:proofErr w:type="spellEnd"/>
-      <w:r>
-        <w:rPr>
-          <w:sz w:val="28"/>
-          <w:szCs w:val="28"/>
-          <w:lang w:val="en-US"/>
-        </w:rPr>
-        <w:t>.</w:t>
+        <w:t xml:space="preserve"> GraphQL.</w:t>
       </w:r>
     </w:p>
     <w:p>
@@ -5549,7 +5519,6 @@
         </w:rPr>
         <w:t xml:space="preserve">: </w:t>
       </w:r>
-      <w:proofErr w:type="spellStart"/>
       <w:r>
         <w:rPr>
           <w:sz w:val="28"/>
@@ -5557,7 +5526,6 @@
         </w:rPr>
         <w:t>фронтенд</w:t>
       </w:r>
-      <w:proofErr w:type="spellEnd"/>
       <w:r>
         <w:rPr>
           <w:sz w:val="28"/>
@@ -5566,7 +5534,6 @@
         </w:rPr>
         <w:t>-</w:t>
       </w:r>
-      <w:proofErr w:type="spellStart"/>
       <w:r>
         <w:rPr>
           <w:sz w:val="28"/>
@@ -5574,7 +5541,6 @@
         </w:rPr>
         <w:t>фреймворки</w:t>
       </w:r>
-      <w:proofErr w:type="spellEnd"/>
       <w:r>
         <w:rPr>
           <w:sz w:val="28"/>
@@ -5601,7 +5567,6 @@
         </w:rPr>
         <w:t xml:space="preserve">), </w:t>
       </w:r>
-      <w:proofErr w:type="spellStart"/>
       <w:r>
         <w:rPr>
           <w:sz w:val="28"/>
@@ -5609,7 +5574,6 @@
         </w:rPr>
         <w:t>бэкенд</w:t>
       </w:r>
-      <w:proofErr w:type="spellEnd"/>
       <w:r>
         <w:rPr>
           <w:sz w:val="28"/>
@@ -5618,7 +5582,6 @@
         </w:rPr>
         <w:t>-</w:t>
       </w:r>
-      <w:proofErr w:type="spellStart"/>
       <w:r>
         <w:rPr>
           <w:sz w:val="28"/>
@@ -5626,7 +5589,6 @@
         </w:rPr>
         <w:t>фреймворки</w:t>
       </w:r>
-      <w:proofErr w:type="spellEnd"/>
       <w:r>
         <w:rPr>
           <w:sz w:val="28"/>
@@ -5825,6 +5787,18 @@
         </w:rPr>
         <w:t>), системы непрерывной интеграции и доставки (CI/CD). Разработка веб-приложений стала многоуровневой и требует от специалиста знаний в различных областях.</w:t>
       </w:r>
+    </w:p>
+    <w:p>
+      <w:pPr>
+        <w:spacing w:line="360" w:lineRule="auto"/>
+        <w:ind w:firstLine="709"/>
+        <w:contextualSpacing/>
+        <w:jc w:val="both"/>
+        <w:rPr>
+          <w:sz w:val="28"/>
+          <w:szCs w:val="28"/>
+        </w:rPr>
+      </w:pPr>
     </w:p>
     <w:p>
       <w:pPr>
@@ -5832,11 +5806,11 @@
         <w:ind w:firstLine="709"/>
         <w:jc w:val="both"/>
       </w:pPr>
-      <w:bookmarkStart w:id="4" w:name="_Toc232587859"/>
+      <w:bookmarkStart w:id="3" w:name="_Toc232587859"/>
       <w:r>
         <w:t>1.2 Основные понятия веб-разработки</w:t>
       </w:r>
-      <w:bookmarkEnd w:id="4"/>
+      <w:bookmarkEnd w:id="3"/>
     </w:p>
     <w:p>
       <w:pPr>
@@ -7087,15 +7061,27 @@
     </w:p>
     <w:p>
       <w:pPr>
+        <w:spacing w:line="360" w:lineRule="auto"/>
+        <w:ind w:firstLine="709"/>
+        <w:contextualSpacing/>
+        <w:jc w:val="both"/>
+        <w:rPr>
+          <w:sz w:val="28"/>
+          <w:szCs w:val="28"/>
+        </w:rPr>
+      </w:pPr>
+    </w:p>
+    <w:p>
+      <w:pPr>
         <w:pStyle w:val="a6"/>
         <w:ind w:firstLine="709"/>
         <w:jc w:val="both"/>
       </w:pPr>
-      <w:bookmarkStart w:id="5" w:name="_Toc232587860"/>
+      <w:bookmarkStart w:id="4" w:name="_Toc232587860"/>
       <w:r>
         <w:t>1.3 Описание выбранного стека технологий</w:t>
       </w:r>
-      <w:bookmarkEnd w:id="5"/>
+      <w:bookmarkEnd w:id="4"/>
     </w:p>
     <w:p>
       <w:pPr>
@@ -8150,15 +8136,27 @@
     </w:p>
     <w:p>
       <w:pPr>
+        <w:spacing w:line="360" w:lineRule="auto"/>
+        <w:ind w:firstLine="709"/>
+        <w:contextualSpacing/>
+        <w:jc w:val="both"/>
+        <w:rPr>
+          <w:sz w:val="28"/>
+          <w:szCs w:val="28"/>
+        </w:rPr>
+      </w:pPr>
+    </w:p>
+    <w:p>
+      <w:pPr>
         <w:pStyle w:val="a6"/>
         <w:ind w:firstLine="709"/>
         <w:jc w:val="both"/>
       </w:pPr>
-      <w:bookmarkStart w:id="6" w:name="_Toc232587861"/>
+      <w:bookmarkStart w:id="5" w:name="_Toc232587861"/>
       <w:r>
         <w:t>1.4 Анализ существующих решений для ведения заметок</w:t>
       </w:r>
-      <w:bookmarkEnd w:id="6"/>
+      <w:bookmarkEnd w:id="5"/>
     </w:p>
     <w:p>
       <w:pPr>
@@ -8196,6 +8194,7 @@
           <w:sz w:val="28"/>
           <w:szCs w:val="28"/>
         </w:rPr>
+        <w:lastRenderedPageBreak/>
         <w:t>Google</w:t>
       </w:r>
       <w:proofErr w:type="spellEnd"/>
@@ -8236,15 +8235,7 @@
           <w:sz w:val="28"/>
           <w:szCs w:val="28"/>
         </w:rPr>
-        <w:t xml:space="preserve">. Позволяет создавать заметки с цветовыми метками, списками дел, </w:t>
-      </w:r>
-      <w:r>
-        <w:rPr>
-          <w:sz w:val="28"/>
-          <w:szCs w:val="28"/>
-        </w:rPr>
-        <w:lastRenderedPageBreak/>
-        <w:t xml:space="preserve">изображениями и напоминаниями. Синхронизация осуществляется через аккаунт </w:t>
+        <w:t xml:space="preserve">. Позволяет создавать заметки с цветовыми метками, списками дел, изображениями и напоминаниями. Синхронизация осуществляется через аккаунт </w:t>
       </w:r>
       <w:proofErr w:type="spellStart"/>
       <w:r>
@@ -9223,12 +9214,12 @@
         <w:ind w:firstLine="709"/>
         <w:jc w:val="both"/>
       </w:pPr>
-      <w:bookmarkStart w:id="7" w:name="_Toc232587862"/>
+      <w:bookmarkStart w:id="6" w:name="_Toc232587862"/>
       <w:r>
         <w:lastRenderedPageBreak/>
         <w:t>2 РАЗРАБОТКА ВЕБ-ПРИЛОЖЕНИЯ ДЛЯ ВЕДЕНИЯ ЗАМЕТОК</w:t>
       </w:r>
-      <w:bookmarkEnd w:id="7"/>
+      <w:bookmarkEnd w:id="6"/>
     </w:p>
     <w:p>
       <w:pPr>
@@ -9236,11 +9227,11 @@
         <w:ind w:firstLine="709"/>
         <w:jc w:val="both"/>
       </w:pPr>
-      <w:bookmarkStart w:id="8" w:name="_Toc232587863"/>
+      <w:bookmarkStart w:id="7" w:name="_Toc232587863"/>
       <w:r>
         <w:t>2.1 Постановка задачи</w:t>
       </w:r>
-      <w:bookmarkEnd w:id="8"/>
+      <w:bookmarkEnd w:id="7"/>
     </w:p>
     <w:p>
       <w:pPr>
@@ -9556,18 +9547,30 @@
     </w:p>
     <w:p>
       <w:pPr>
+        <w:pStyle w:val="a5"/>
+        <w:spacing w:line="360" w:lineRule="auto"/>
+        <w:ind w:left="709"/>
+        <w:jc w:val="both"/>
+        <w:rPr>
+          <w:sz w:val="28"/>
+          <w:szCs w:val="28"/>
+        </w:rPr>
+      </w:pPr>
+    </w:p>
+    <w:p>
+      <w:pPr>
         <w:pStyle w:val="a6"/>
         <w:ind w:firstLine="709"/>
         <w:jc w:val="both"/>
       </w:pPr>
-      <w:bookmarkStart w:id="9" w:name="_Toc232587864"/>
+      <w:bookmarkStart w:id="8" w:name="_Toc232587864"/>
       <w:r>
         <w:t xml:space="preserve">2.2 Выбор </w:t>
       </w:r>
       <w:r>
         <w:t>средства создания веб-приложения</w:t>
       </w:r>
-      <w:bookmarkEnd w:id="9"/>
+      <w:bookmarkEnd w:id="8"/>
     </w:p>
     <w:p>
       <w:pPr>
@@ -10223,15 +10226,27 @@
     </w:p>
     <w:p>
       <w:pPr>
+        <w:spacing w:line="360" w:lineRule="auto"/>
+        <w:ind w:firstLine="709"/>
+        <w:contextualSpacing/>
+        <w:jc w:val="both"/>
+        <w:rPr>
+          <w:sz w:val="28"/>
+          <w:szCs w:val="28"/>
+        </w:rPr>
+      </w:pPr>
+    </w:p>
+    <w:p>
+      <w:pPr>
         <w:pStyle w:val="a6"/>
         <w:ind w:firstLine="709"/>
         <w:jc w:val="both"/>
       </w:pPr>
-      <w:bookmarkStart w:id="10" w:name="_Toc232587865"/>
+      <w:bookmarkStart w:id="9" w:name="_Toc232587865"/>
       <w:r>
         <w:t>2.3 Описание объектной модели</w:t>
       </w:r>
-      <w:bookmarkEnd w:id="10"/>
+      <w:bookmarkEnd w:id="9"/>
     </w:p>
     <w:p>
       <w:pPr>
@@ -11292,6 +11307,7 @@
           <w:sz w:val="28"/>
           <w:szCs w:val="28"/>
         </w:rPr>
+        <w:lastRenderedPageBreak/>
         <w:t>Сервер возвращает соответствующие HTTP-статусы:</w:t>
       </w:r>
     </w:p>
@@ -11315,7 +11331,6 @@
           <w:sz w:val="28"/>
           <w:szCs w:val="28"/>
         </w:rPr>
-        <w:lastRenderedPageBreak/>
         <w:t>200 OK – успе</w:t>
       </w:r>
       <w:r>
@@ -11703,11 +11718,23 @@
     </w:p>
     <w:p>
       <w:pPr>
+        <w:spacing w:line="360" w:lineRule="auto"/>
+        <w:ind w:firstLine="709"/>
+        <w:contextualSpacing/>
+        <w:jc w:val="both"/>
+        <w:rPr>
+          <w:sz w:val="28"/>
+          <w:szCs w:val="28"/>
+        </w:rPr>
+      </w:pPr>
+    </w:p>
+    <w:p>
+      <w:pPr>
         <w:pStyle w:val="a6"/>
         <w:ind w:firstLine="709"/>
         <w:jc w:val="both"/>
       </w:pPr>
-      <w:bookmarkStart w:id="11" w:name="_Toc232587866"/>
+      <w:bookmarkStart w:id="10" w:name="_Toc232587866"/>
       <w:r>
         <w:t xml:space="preserve">2.4 </w:t>
       </w:r>
@@ -11717,7 +11744,7 @@
       <w:r>
         <w:t>, разработка серверной части</w:t>
       </w:r>
-      <w:bookmarkEnd w:id="11"/>
+      <w:bookmarkEnd w:id="10"/>
     </w:p>
     <w:p>
       <w:pPr>
@@ -12213,6 +12240,7 @@
           <w:sz w:val="28"/>
           <w:szCs w:val="28"/>
         </w:rPr>
+        <w:lastRenderedPageBreak/>
         <w:t xml:space="preserve">Листинг 2.1 </w:t>
       </w:r>
       <w:r>
@@ -12286,7 +12314,6 @@
           <w:szCs w:val="24"/>
           <w:lang w:eastAsia="ru-RU"/>
         </w:rPr>
-        <w:lastRenderedPageBreak/>
         <w:t>title</w:t>
       </w:r>
       <w:proofErr w:type="spellEnd"/>
@@ -12348,7 +12375,6 @@
           <w:lang w:val="en-US" w:eastAsia="ru-RU"/>
         </w:rPr>
       </w:pPr>
-      <w:proofErr w:type="spellStart"/>
       <w:r>
         <w:rPr>
           <w:rFonts w:ascii="Courier New" w:hAnsi="Courier New" w:cs="Courier New"/>
@@ -12357,10 +12383,13 @@
           <w:szCs w:val="24"/>
           <w:lang w:val="en-US" w:eastAsia="ru-RU"/>
         </w:rPr>
-        <w:t>createdAt</w:t>
-      </w:r>
-      <w:proofErr w:type="spellEnd"/>
-      <w:r>
+        <w:t>createdAt: '2024-01-15T10:00:00Z',</w:t>
+      </w:r>
+    </w:p>
+    <w:p>
+      <w:pPr>
+        <w:contextualSpacing/>
+        <w:jc w:val="both"/>
         <w:rPr>
           <w:rFonts w:ascii="Courier New" w:hAnsi="Courier New" w:cs="Courier New"/>
           <w:spacing w:val="-4"/>
@@ -12368,13 +12397,9 @@
           <w:szCs w:val="24"/>
           <w:lang w:val="en-US" w:eastAsia="ru-RU"/>
         </w:rPr>
-        <w:t>: '2024-01-15T10:00:00Z',</w:t>
-      </w:r>
-    </w:p>
-    <w:p>
-      <w:pPr>
-        <w:contextualSpacing/>
-        <w:jc w:val="both"/>
+      </w:pPr>
+      <w:proofErr w:type="spellStart"/>
+      <w:r>
         <w:rPr>
           <w:rFonts w:ascii="Courier New" w:hAnsi="Courier New" w:cs="Courier New"/>
           <w:spacing w:val="-4"/>
@@ -12382,8 +12407,9 @@
           <w:szCs w:val="24"/>
           <w:lang w:val="en-US" w:eastAsia="ru-RU"/>
         </w:rPr>
-      </w:pPr>
-      <w:proofErr w:type="spellStart"/>
+        <w:t>updatedAt</w:t>
+      </w:r>
+      <w:proofErr w:type="spellEnd"/>
       <w:r>
         <w:rPr>
           <w:rFonts w:ascii="Courier New" w:hAnsi="Courier New" w:cs="Courier New"/>
@@ -12392,10 +12418,13 @@
           <w:szCs w:val="24"/>
           <w:lang w:val="en-US" w:eastAsia="ru-RU"/>
         </w:rPr>
-        <w:t>updatedAt</w:t>
-      </w:r>
-      <w:proofErr w:type="spellEnd"/>
-      <w:r>
+        <w:t>: '2024-01-15T10:00:00Z',</w:t>
+      </w:r>
+    </w:p>
+    <w:p>
+      <w:pPr>
+        <w:contextualSpacing/>
+        <w:jc w:val="both"/>
         <w:rPr>
           <w:rFonts w:ascii="Courier New" w:hAnsi="Courier New" w:cs="Courier New"/>
           <w:spacing w:val="-4"/>
@@ -12403,13 +12432,8 @@
           <w:szCs w:val="24"/>
           <w:lang w:val="en-US" w:eastAsia="ru-RU"/>
         </w:rPr>
-        <w:t>: '2024-01-15T10:00:00Z',</w:t>
-      </w:r>
-    </w:p>
-    <w:p>
-      <w:pPr>
-        <w:contextualSpacing/>
-        <w:jc w:val="both"/>
+      </w:pPr>
+      <w:r>
         <w:rPr>
           <w:rFonts w:ascii="Courier New" w:hAnsi="Courier New" w:cs="Courier New"/>
           <w:spacing w:val="-4"/>
@@ -12417,8 +12441,13 @@
           <w:szCs w:val="24"/>
           <w:lang w:val="en-US" w:eastAsia="ru-RU"/>
         </w:rPr>
-      </w:pPr>
-      <w:r>
+        <w:t>isCompleted: false,</w:t>
+      </w:r>
+    </w:p>
+    <w:p>
+      <w:pPr>
+        <w:contextualSpacing/>
+        <w:jc w:val="both"/>
         <w:rPr>
           <w:rFonts w:ascii="Courier New" w:hAnsi="Courier New" w:cs="Courier New"/>
           <w:spacing w:val="-4"/>
@@ -12426,13 +12455,8 @@
           <w:szCs w:val="24"/>
           <w:lang w:val="en-US" w:eastAsia="ru-RU"/>
         </w:rPr>
-        <w:t>isCompleted: false,</w:t>
-      </w:r>
-    </w:p>
-    <w:p>
-      <w:pPr>
-        <w:contextualSpacing/>
-        <w:jc w:val="both"/>
+      </w:pPr>
+      <w:r>
         <w:rPr>
           <w:rFonts w:ascii="Courier New" w:hAnsi="Courier New" w:cs="Courier New"/>
           <w:spacing w:val="-4"/>
@@ -12440,8 +12464,13 @@
           <w:szCs w:val="24"/>
           <w:lang w:val="en-US" w:eastAsia="ru-RU"/>
         </w:rPr>
-      </w:pPr>
-      <w:r>
+        <w:t>priority: 'high'</w:t>
+      </w:r>
+    </w:p>
+    <w:p>
+      <w:pPr>
+        <w:contextualSpacing/>
+        <w:jc w:val="both"/>
         <w:rPr>
           <w:rFonts w:ascii="Courier New" w:hAnsi="Courier New" w:cs="Courier New"/>
           <w:spacing w:val="-4"/>
@@ -12449,21 +12478,6 @@
           <w:szCs w:val="24"/>
           <w:lang w:val="en-US" w:eastAsia="ru-RU"/>
         </w:rPr>
-        <w:t>priority: 'high'</w:t>
-      </w:r>
-    </w:p>
-    <w:p>
-      <w:pPr>
-        <w:spacing w:line="360" w:lineRule="auto"/>
-        <w:contextualSpacing/>
-        <w:jc w:val="both"/>
-        <w:rPr>
-          <w:rFonts w:ascii="Courier New" w:hAnsi="Courier New" w:cs="Courier New"/>
-          <w:spacing w:val="-4"/>
-          <w:sz w:val="24"/>
-          <w:szCs w:val="24"/>
-          <w:lang w:val="en-US" w:eastAsia="ru-RU"/>
-        </w:rPr>
       </w:pPr>
     </w:p>
     <w:p>
@@ -13346,15 +13360,28 @@
     </w:p>
     <w:p>
       <w:pPr>
+        <w:spacing w:line="360" w:lineRule="auto"/>
+        <w:ind w:firstLine="709"/>
+        <w:contextualSpacing/>
+        <w:jc w:val="both"/>
+        <w:rPr>
+          <w:sz w:val="28"/>
+          <w:szCs w:val="28"/>
+        </w:rPr>
+      </w:pPr>
+    </w:p>
+    <w:p>
+      <w:pPr>
         <w:pStyle w:val="a6"/>
         <w:ind w:firstLine="709"/>
         <w:jc w:val="both"/>
       </w:pPr>
-      <w:bookmarkStart w:id="12" w:name="_Toc232587867"/>
-      <w:r>
+      <w:bookmarkStart w:id="11" w:name="_Toc232587867"/>
+      <w:r>
+        <w:lastRenderedPageBreak/>
         <w:t>2.5 Разработка клиентской части и вёрстка</w:t>
       </w:r>
-      <w:bookmarkEnd w:id="12"/>
+      <w:bookmarkEnd w:id="11"/>
     </w:p>
     <w:p>
       <w:pPr>
@@ -13409,23 +13436,7 @@
           <w:sz w:val="28"/>
           <w:szCs w:val="28"/>
         </w:rPr>
-        <w:t>.</w:t>
-      </w:r>
-      <w:proofErr w:type="spellStart"/>
-      <w:r>
-        <w:rPr>
-          <w:sz w:val="28"/>
-          <w:szCs w:val="28"/>
-        </w:rPr>
-        <w:t>html</w:t>
-      </w:r>
-      <w:proofErr w:type="spellEnd"/>
-      <w:r>
-        <w:rPr>
-          <w:sz w:val="28"/>
-          <w:szCs w:val="28"/>
-        </w:rPr>
-        <w:t xml:space="preserve"> задаёт структуру</w:t>
+        <w:t>.html задаёт структуру</w:t>
       </w:r>
       <w:r>
         <w:rPr>
@@ -13469,7 +13480,6 @@
           <w:sz w:val="28"/>
           <w:szCs w:val="28"/>
         </w:rPr>
-        <w:lastRenderedPageBreak/>
         <w:t>шапка с заголовком «Мои заметки»</w:t>
       </w:r>
       <w:r>
@@ -13767,7 +13777,6 @@
         </w:rPr>
         <w:t xml:space="preserve"> содержит все необходимые </w:t>
       </w:r>
-      <w:proofErr w:type="spellStart"/>
       <w:r>
         <w:rPr>
           <w:sz w:val="28"/>
@@ -13776,7 +13785,6 @@
         </w:rPr>
         <w:t>css</w:t>
       </w:r>
-      <w:proofErr w:type="spellEnd"/>
       <w:r>
         <w:rPr>
           <w:sz w:val="28"/>
@@ -14254,49 +14262,38 @@
           <w:sz w:val="28"/>
           <w:szCs w:val="28"/>
         </w:rPr>
+        <w:t>.js</w:t>
+      </w:r>
+      <w:r>
+        <w:rPr>
+          <w:sz w:val="28"/>
+          <w:szCs w:val="28"/>
+        </w:rPr>
+        <w:t xml:space="preserve"> и </w:t>
+      </w:r>
+      <w:r>
+        <w:rPr>
+          <w:sz w:val="28"/>
+          <w:szCs w:val="28"/>
+          <w:lang w:val="en-US"/>
+        </w:rPr>
+        <w:t>app</w:t>
+      </w:r>
+      <w:r>
+        <w:rPr>
+          <w:sz w:val="28"/>
+          <w:szCs w:val="28"/>
+        </w:rPr>
         <w:t>.</w:t>
       </w:r>
-      <w:proofErr w:type="spellStart"/>
-      <w:r>
-        <w:rPr>
-          <w:sz w:val="28"/>
-          <w:szCs w:val="28"/>
+      <w:r>
+        <w:rPr>
+          <w:sz w:val="28"/>
+          <w:szCs w:val="28"/>
+          <w:lang w:val="en-US"/>
         </w:rPr>
         <w:t>js</w:t>
       </w:r>
-      <w:proofErr w:type="spellEnd"/>
-      <w:r>
-        <w:rPr>
-          <w:sz w:val="28"/>
-          <w:szCs w:val="28"/>
-        </w:rPr>
-        <w:t xml:space="preserve"> и </w:t>
-      </w:r>
-      <w:r>
-        <w:rPr>
-          <w:sz w:val="28"/>
-          <w:szCs w:val="28"/>
-          <w:lang w:val="en-US"/>
-        </w:rPr>
-        <w:t>app</w:t>
-      </w:r>
-      <w:r>
-        <w:rPr>
-          <w:sz w:val="28"/>
-          <w:szCs w:val="28"/>
-        </w:rPr>
-        <w:t>.</w:t>
-      </w:r>
-      <w:proofErr w:type="spellStart"/>
-      <w:r>
-        <w:rPr>
-          <w:sz w:val="28"/>
-          <w:szCs w:val="28"/>
-          <w:lang w:val="en-US"/>
-        </w:rPr>
-        <w:t>js</w:t>
-      </w:r>
-      <w:proofErr w:type="spellEnd"/>
       <w:r>
         <w:rPr>
           <w:sz w:val="28"/>
@@ -14436,6 +14433,7 @@
           <w:sz w:val="28"/>
           <w:szCs w:val="28"/>
         </w:rPr>
+        <w:lastRenderedPageBreak/>
         <w:t>displayNotes</w:t>
       </w:r>
       <w:proofErr w:type="spellEnd"/>
@@ -14524,7 +14522,6 @@
           <w:sz w:val="28"/>
           <w:szCs w:val="28"/>
         </w:rPr>
-        <w:lastRenderedPageBreak/>
         <w:t>createNote</w:t>
       </w:r>
       <w:proofErr w:type="spellEnd"/>
@@ -15116,11 +15113,23 @@
     </w:p>
     <w:p>
       <w:pPr>
+        <w:spacing w:line="360" w:lineRule="auto"/>
+        <w:ind w:firstLine="709"/>
+        <w:contextualSpacing/>
+        <w:jc w:val="both"/>
+        <w:rPr>
+          <w:sz w:val="28"/>
+          <w:szCs w:val="28"/>
+        </w:rPr>
+      </w:pPr>
+    </w:p>
+    <w:p>
+      <w:pPr>
         <w:pStyle w:val="a6"/>
         <w:ind w:firstLine="709"/>
         <w:jc w:val="both"/>
       </w:pPr>
-      <w:bookmarkStart w:id="13" w:name="_Toc232587868"/>
+      <w:bookmarkStart w:id="12" w:name="_Toc232587868"/>
       <w:r>
         <w:t xml:space="preserve">2.6 </w:t>
       </w:r>
@@ -15136,7 +15145,7 @@
       <w:r>
         <w:t>развертывание</w:t>
       </w:r>
-      <w:bookmarkEnd w:id="13"/>
+      <w:bookmarkEnd w:id="12"/>
     </w:p>
     <w:p>
       <w:pPr>
@@ -15204,7 +15213,6 @@
         </w:rPr>
         <w:t xml:space="preserve"> под названием </w:t>
       </w:r>
-      <w:proofErr w:type="spellStart"/>
       <w:r>
         <w:rPr>
           <w:sz w:val="28"/>
@@ -15213,7 +15221,6 @@
         </w:rPr>
         <w:t>WebappNotes</w:t>
       </w:r>
-      <w:proofErr w:type="spellEnd"/>
       <w:r>
         <w:rPr>
           <w:sz w:val="28"/>
@@ -15245,6 +15252,7 @@
           <w:sz w:val="28"/>
           <w:szCs w:val="28"/>
         </w:rPr>
+        <w:lastRenderedPageBreak/>
         <w:t xml:space="preserve">Каждый </w:t>
       </w:r>
       <w:proofErr w:type="spellStart"/>
@@ -15410,7 +15418,6 @@
           <w:sz w:val="28"/>
           <w:szCs w:val="28"/>
         </w:rPr>
-        <w:lastRenderedPageBreak/>
         <w:t xml:space="preserve">Использование </w:t>
       </w:r>
       <w:proofErr w:type="spellStart"/>
@@ -15476,7 +15483,6 @@
         </w:rPr>
         <w:t xml:space="preserve">Для размещения на хостинге через использование виртуальной машины был выбран сервис </w:t>
       </w:r>
-      <w:proofErr w:type="spellStart"/>
       <w:proofErr w:type="gramStart"/>
       <w:r>
         <w:rPr>
@@ -15486,7 +15492,6 @@
         </w:rPr>
         <w:t>yandex</w:t>
       </w:r>
-      <w:proofErr w:type="spellEnd"/>
       <w:r>
         <w:rPr>
           <w:sz w:val="28"/>
@@ -15550,7 +15555,6 @@
         </w:rPr>
         <w:t xml:space="preserve"> </w:t>
       </w:r>
-      <w:proofErr w:type="spellStart"/>
       <w:r>
         <w:rPr>
           <w:sz w:val="28"/>
@@ -15559,7 +15563,6 @@
         </w:rPr>
         <w:t>Dockerfile</w:t>
       </w:r>
-      <w:proofErr w:type="spellEnd"/>
       <w:r>
         <w:rPr>
           <w:sz w:val="28"/>
@@ -15581,7 +15584,6 @@
         </w:rPr>
         <w:t xml:space="preserve"> </w:t>
       </w:r>
-      <w:proofErr w:type="spellStart"/>
       <w:r>
         <w:rPr>
           <w:sz w:val="28"/>
@@ -15590,7 +15592,6 @@
         </w:rPr>
         <w:t>docker</w:t>
       </w:r>
-      <w:proofErr w:type="spellEnd"/>
       <w:r>
         <w:rPr>
           <w:sz w:val="28"/>
@@ -15613,7 +15614,6 @@
         </w:rPr>
         <w:t>.</w:t>
       </w:r>
-      <w:proofErr w:type="spellStart"/>
       <w:r>
         <w:rPr>
           <w:sz w:val="28"/>
@@ -15622,7 +15622,6 @@
         </w:rPr>
         <w:t>yml</w:t>
       </w:r>
-      <w:proofErr w:type="spellEnd"/>
       <w:r>
         <w:rPr>
           <w:sz w:val="28"/>
@@ -15637,7 +15636,6 @@
         </w:rPr>
         <w:t xml:space="preserve">Это позволило успешно собрать проект и протестировать локально через запуск собранного контейнера в </w:t>
       </w:r>
-      <w:proofErr w:type="spellStart"/>
       <w:r>
         <w:rPr>
           <w:sz w:val="28"/>
@@ -15646,7 +15644,6 @@
         </w:rPr>
         <w:t>docker</w:t>
       </w:r>
-      <w:proofErr w:type="spellEnd"/>
       <w:r>
         <w:rPr>
           <w:sz w:val="28"/>
@@ -15789,7 +15786,6 @@
         </w:rPr>
         <w:t xml:space="preserve">. Был выбран способ через </w:t>
       </w:r>
-      <w:proofErr w:type="spellStart"/>
       <w:r>
         <w:rPr>
           <w:sz w:val="28"/>
@@ -15798,7 +15794,6 @@
         </w:rPr>
         <w:t>Yandex</w:t>
       </w:r>
-      <w:proofErr w:type="spellEnd"/>
       <w:r>
         <w:rPr>
           <w:sz w:val="28"/>
@@ -15836,6 +15831,18 @@
         </w:rPr>
         <w:t>.</w:t>
       </w:r>
+    </w:p>
+    <w:p>
+      <w:pPr>
+        <w:spacing w:line="360" w:lineRule="auto"/>
+        <w:ind w:firstLine="709"/>
+        <w:contextualSpacing/>
+        <w:jc w:val="both"/>
+        <w:rPr>
+          <w:sz w:val="28"/>
+          <w:szCs w:val="28"/>
+        </w:rPr>
+      </w:pPr>
     </w:p>
     <w:p>
       <w:pPr>
@@ -15843,7 +15850,7 @@
         <w:ind w:firstLine="709"/>
         <w:jc w:val="both"/>
       </w:pPr>
-      <w:bookmarkStart w:id="14" w:name="_Toc232587869"/>
+      <w:bookmarkStart w:id="13" w:name="_Toc232587869"/>
       <w:r>
         <w:t xml:space="preserve">2.7 </w:t>
       </w:r>
@@ -15853,7 +15860,7 @@
       <w:r>
         <w:t>верификация работоспособности</w:t>
       </w:r>
-      <w:bookmarkEnd w:id="14"/>
+      <w:bookmarkEnd w:id="13"/>
     </w:p>
     <w:p>
       <w:pPr>
@@ -16006,6 +16013,7 @@
           <w:sz w:val="28"/>
           <w:szCs w:val="28"/>
         </w:rPr>
+        <w:lastRenderedPageBreak/>
         <w:t>Удаление: нажатие «Удалить» и подтверждение в диалоговом окне. Проверка: заметка исчезает из списка, блок деталей очищается.</w:t>
       </w:r>
     </w:p>
@@ -16092,7 +16100,6 @@
           <w:sz w:val="28"/>
           <w:szCs w:val="28"/>
         </w:rPr>
-        <w:lastRenderedPageBreak/>
         <w:t>п</w:t>
       </w:r>
       <w:r>
@@ -16209,7 +16216,21 @@
           <w:sz w:val="28"/>
           <w:szCs w:val="28"/>
         </w:rPr>
-        <w:t xml:space="preserve"> некоторых важных действий, пример изображен на рисунке 1.1.</w:t>
+        <w:t xml:space="preserve"> некоторых важных действи</w:t>
+      </w:r>
+      <w:r>
+        <w:rPr>
+          <w:sz w:val="28"/>
+          <w:szCs w:val="28"/>
+        </w:rPr>
+        <w:t>й, пример изображен на рисунке 2</w:t>
+      </w:r>
+      <w:r>
+        <w:rPr>
+          <w:sz w:val="28"/>
+          <w:szCs w:val="28"/>
+        </w:rPr>
+        <w:t>.1.</w:t>
       </w:r>
     </w:p>
     <w:p>
@@ -16324,10 +16345,8 @@
     </w:p>
     <w:p>
       <w:pPr>
-        <w:pStyle w:val="a5"/>
-        <w:spacing w:line="360" w:lineRule="auto"/>
-        <w:ind w:left="0" w:firstLine="709"/>
-        <w:jc w:val="both"/>
+        <w:spacing w:line="360" w:lineRule="auto"/>
+        <w:jc w:val="center"/>
         <w:rPr>
           <w:sz w:val="28"/>
           <w:szCs w:val="28"/>
@@ -16350,6 +16369,7 @@
           <w:sz w:val="28"/>
           <w:szCs w:val="28"/>
         </w:rPr>
+        <w:lastRenderedPageBreak/>
         <w:t xml:space="preserve">Все сценарии выполнены успешно. Интерфейс корректно отображается на экранах различного размера (проверено на разрешениях 320px, 768px, 1024px, 1920px). Время отклика сервера на локальной машине не превышает 30 </w:t>
       </w:r>
       <w:proofErr w:type="spellStart"/>
@@ -16368,27 +16388,6 @@
         </w:rPr>
         <w:t>. Таким образом, приложение соответствует поставленным требованиям.</w:t>
       </w:r>
-    </w:p>
-    <w:p>
-      <w:pPr>
-        <w:spacing w:line="360" w:lineRule="auto"/>
-        <w:ind w:firstLine="709"/>
-        <w:contextualSpacing/>
-        <w:rPr>
-          <w:sz w:val="28"/>
-          <w:szCs w:val="28"/>
-        </w:rPr>
-      </w:pPr>
-    </w:p>
-    <w:p>
-      <w:pPr>
-        <w:spacing w:line="360" w:lineRule="auto"/>
-        <w:contextualSpacing/>
-        <w:rPr>
-          <w:sz w:val="28"/>
-          <w:szCs w:val="28"/>
-        </w:rPr>
-      </w:pPr>
     </w:p>
     <w:p>
       <w:pPr>
@@ -16396,12 +16395,194 @@
         <w:ind w:firstLine="709"/>
         <w:jc w:val="both"/>
       </w:pPr>
-      <w:bookmarkStart w:id="15" w:name="_Toc232587870"/>
+      <w:bookmarkStart w:id="14" w:name="_Toc232587870"/>
+    </w:p>
+    <w:p>
+      <w:pPr>
+        <w:pStyle w:val="a6"/>
+        <w:ind w:firstLine="709"/>
+        <w:jc w:val="both"/>
+      </w:pPr>
+    </w:p>
+    <w:p>
+      <w:pPr>
+        <w:pStyle w:val="a6"/>
+        <w:ind w:firstLine="709"/>
+        <w:jc w:val="both"/>
+      </w:pPr>
+    </w:p>
+    <w:p>
+      <w:pPr>
+        <w:pStyle w:val="a6"/>
+        <w:ind w:firstLine="709"/>
+        <w:jc w:val="both"/>
+      </w:pPr>
+    </w:p>
+    <w:p>
+      <w:pPr>
+        <w:pStyle w:val="a6"/>
+        <w:ind w:firstLine="709"/>
+        <w:jc w:val="both"/>
+      </w:pPr>
+    </w:p>
+    <w:p>
+      <w:pPr>
+        <w:pStyle w:val="a6"/>
+        <w:ind w:firstLine="709"/>
+        <w:jc w:val="both"/>
+      </w:pPr>
+    </w:p>
+    <w:p>
+      <w:pPr>
+        <w:pStyle w:val="a6"/>
+        <w:ind w:firstLine="709"/>
+        <w:jc w:val="both"/>
+      </w:pPr>
+    </w:p>
+    <w:p>
+      <w:pPr>
+        <w:pStyle w:val="a6"/>
+        <w:ind w:firstLine="709"/>
+        <w:jc w:val="both"/>
+      </w:pPr>
+    </w:p>
+    <w:p>
+      <w:pPr>
+        <w:pStyle w:val="a6"/>
+        <w:ind w:firstLine="709"/>
+        <w:jc w:val="both"/>
+      </w:pPr>
+    </w:p>
+    <w:p>
+      <w:pPr>
+        <w:pStyle w:val="a6"/>
+        <w:ind w:firstLine="709"/>
+        <w:jc w:val="both"/>
+      </w:pPr>
+    </w:p>
+    <w:p>
+      <w:pPr>
+        <w:pStyle w:val="a6"/>
+        <w:ind w:firstLine="709"/>
+        <w:jc w:val="both"/>
+      </w:pPr>
+    </w:p>
+    <w:p>
+      <w:pPr>
+        <w:pStyle w:val="a6"/>
+        <w:ind w:firstLine="709"/>
+        <w:jc w:val="both"/>
+      </w:pPr>
+    </w:p>
+    <w:p>
+      <w:pPr>
+        <w:pStyle w:val="a6"/>
+        <w:ind w:firstLine="709"/>
+        <w:jc w:val="both"/>
+      </w:pPr>
+    </w:p>
+    <w:p>
+      <w:pPr>
+        <w:pStyle w:val="a6"/>
+        <w:ind w:firstLine="709"/>
+        <w:jc w:val="both"/>
+      </w:pPr>
+    </w:p>
+    <w:p>
+      <w:pPr>
+        <w:pStyle w:val="a6"/>
+        <w:ind w:firstLine="709"/>
+        <w:jc w:val="both"/>
+      </w:pPr>
+    </w:p>
+    <w:p>
+      <w:pPr>
+        <w:pStyle w:val="a6"/>
+        <w:ind w:firstLine="709"/>
+        <w:jc w:val="both"/>
+      </w:pPr>
+    </w:p>
+    <w:p>
+      <w:pPr>
+        <w:pStyle w:val="a6"/>
+        <w:ind w:firstLine="709"/>
+        <w:jc w:val="both"/>
+      </w:pPr>
+    </w:p>
+    <w:p>
+      <w:pPr>
+        <w:pStyle w:val="a6"/>
+        <w:ind w:firstLine="709"/>
+        <w:jc w:val="both"/>
+      </w:pPr>
+    </w:p>
+    <w:p>
+      <w:pPr>
+        <w:pStyle w:val="a6"/>
+        <w:ind w:firstLine="709"/>
+        <w:jc w:val="both"/>
+      </w:pPr>
+    </w:p>
+    <w:p>
+      <w:pPr>
+        <w:pStyle w:val="a6"/>
+        <w:ind w:firstLine="709"/>
+        <w:jc w:val="both"/>
+      </w:pPr>
+    </w:p>
+    <w:p>
+      <w:pPr>
+        <w:pStyle w:val="a6"/>
+        <w:ind w:firstLine="709"/>
+        <w:jc w:val="both"/>
+      </w:pPr>
+    </w:p>
+    <w:p>
+      <w:pPr>
+        <w:pStyle w:val="a6"/>
+        <w:ind w:firstLine="709"/>
+        <w:jc w:val="both"/>
+      </w:pPr>
+    </w:p>
+    <w:p>
+      <w:pPr>
+        <w:pStyle w:val="a6"/>
+        <w:ind w:firstLine="709"/>
+        <w:jc w:val="both"/>
+      </w:pPr>
+    </w:p>
+    <w:p>
+      <w:pPr>
+        <w:pStyle w:val="a6"/>
+        <w:ind w:firstLine="709"/>
+        <w:jc w:val="both"/>
+      </w:pPr>
+    </w:p>
+    <w:p>
+      <w:pPr>
+        <w:pStyle w:val="a6"/>
+        <w:ind w:firstLine="709"/>
+        <w:jc w:val="both"/>
+      </w:pPr>
+    </w:p>
+    <w:p>
+      <w:pPr>
+        <w:pStyle w:val="a6"/>
+        <w:ind w:firstLine="709"/>
+        <w:jc w:val="both"/>
+      </w:pPr>
+    </w:p>
+    <w:p>
+      <w:pPr>
+        <w:pStyle w:val="a6"/>
+        <w:ind w:firstLine="709"/>
+        <w:jc w:val="both"/>
+      </w:pPr>
       <w:r>
         <w:lastRenderedPageBreak/>
         <w:t>ЗАКЛЮЧЕНИЕ</w:t>
       </w:r>
-      <w:bookmarkEnd w:id="15"/>
+      <w:bookmarkEnd w:id="14"/>
     </w:p>
     <w:p>
       <w:pPr>
@@ -16949,7 +17130,6 @@
         </w:rPr>
         <w:t xml:space="preserve">ополнительно было произведено размещение на хостинг для наглядности, а также для демонстрации возможности полноценного сбора и запуска приложения из </w:t>
       </w:r>
-      <w:proofErr w:type="spellStart"/>
       <w:r>
         <w:rPr>
           <w:sz w:val="28"/>
@@ -16982,7 +17162,6 @@
         </w:rPr>
         <w:t>ker</w:t>
       </w:r>
-      <w:proofErr w:type="spellEnd"/>
       <w:r>
         <w:rPr>
           <w:sz w:val="28"/>
@@ -17287,12 +17466,12 @@
         <w:pStyle w:val="a6"/>
         <w:ind w:firstLine="709"/>
       </w:pPr>
-      <w:bookmarkStart w:id="16" w:name="_Toc232587871"/>
+      <w:bookmarkStart w:id="15" w:name="_Toc232587871"/>
       <w:r>
         <w:lastRenderedPageBreak/>
         <w:t>СПИСОК ИСПОЛЬЗОВАННЫХ ИСТОЧНИКОВ</w:t>
       </w:r>
-      <w:bookmarkEnd w:id="16"/>
+      <w:bookmarkEnd w:id="15"/>
     </w:p>
     <w:p>
       <w:pPr>
@@ -18146,7 +18325,16 @@
           <w:szCs w:val="28"/>
         </w:rPr>
         <w:lastRenderedPageBreak/>
-        <w:t xml:space="preserve">– Утверждены постановлением Главного государственного санитарного врача Российской Федерации от 30 мая 2003 г. № 118. </w:t>
+        <w:t xml:space="preserve">Утверждены постановлением Главного государственного санитарного врача Российской Федерации </w:t>
+      </w:r>
+      <w:bookmarkStart w:id="16" w:name="_GoBack"/>
+      <w:bookmarkEnd w:id="16"/>
+      <w:r>
+        <w:rPr>
+          <w:sz w:val="28"/>
+          <w:szCs w:val="28"/>
+        </w:rPr>
+        <w:t xml:space="preserve">от 30 мая 2003 г. № 118. </w:t>
       </w:r>
       <w:r>
         <w:rPr>
@@ -19064,7 +19252,21 @@
           <w:sz w:val="28"/>
           <w:szCs w:val="28"/>
         </w:rPr>
-        <w:t xml:space="preserve">. – </w:t>
+        <w:t xml:space="preserve">. </w:t>
+      </w:r>
+      <w:r>
+        <w:rPr>
+          <w:sz w:val="28"/>
+          <w:szCs w:val="28"/>
+        </w:rPr>
+        <w:t>—</w:t>
+      </w:r>
+      <w:r>
+        <w:rPr>
+          <w:sz w:val="28"/>
+          <w:szCs w:val="28"/>
+        </w:rPr>
+        <w:t xml:space="preserve"> </w:t>
       </w:r>
       <w:proofErr w:type="gramStart"/>
       <w:r>
@@ -19553,25 +19755,7 @@
           <w:szCs w:val="28"/>
           <w:lang w:val="en-US"/>
         </w:rPr>
-        <w:t xml:space="preserve">REST API Development with Node.js / F. </w:t>
-      </w:r>
-      <w:proofErr w:type="spellStart"/>
-      <w:r>
-        <w:rPr>
-          <w:sz w:val="28"/>
-          <w:szCs w:val="28"/>
-          <w:lang w:val="en-US"/>
-        </w:rPr>
-        <w:t>Doglio</w:t>
-      </w:r>
-      <w:proofErr w:type="spellEnd"/>
-      <w:r>
-        <w:rPr>
-          <w:sz w:val="28"/>
-          <w:szCs w:val="28"/>
-          <w:lang w:val="en-US"/>
-        </w:rPr>
-        <w:t xml:space="preserve">. </w:t>
+        <w:t xml:space="preserve">REST API Development with Node.js / F. Doglio. </w:t>
       </w:r>
       <w:r>
         <w:rPr>
@@ -19684,21 +19868,12 @@
           <w:szCs w:val="28"/>
         </w:rPr>
       </w:pPr>
-      <w:proofErr w:type="spellStart"/>
-      <w:r>
-        <w:rPr>
-          <w:sz w:val="28"/>
-          <w:szCs w:val="28"/>
-        </w:rPr>
-        <w:t>Позевалкин</w:t>
-      </w:r>
-      <w:proofErr w:type="spellEnd"/>
-      <w:r>
-        <w:rPr>
-          <w:sz w:val="28"/>
-          <w:szCs w:val="28"/>
-        </w:rPr>
-        <w:t xml:space="preserve">, В. В. Разработка веб-приложений на основе клиентских каркасов и </w:t>
+      <w:r>
+        <w:rPr>
+          <w:sz w:val="28"/>
+          <w:szCs w:val="28"/>
+        </w:rPr>
+        <w:t xml:space="preserve">Позевалкин, В. В. Разработка веб-приложений на основе клиентских каркасов и </w:t>
       </w:r>
       <w:proofErr w:type="gramStart"/>
       <w:r>
@@ -20259,7 +20434,7 @@
             <w:sz w:val="28"/>
             <w:szCs w:val="28"/>
           </w:rPr>
-          <w:t>28</w:t>
+          <w:t>26</w:t>
         </w:r>
         <w:r>
           <w:rPr>
@@ -25691,7 +25866,7 @@
 </file>
 
 <file path=customXml/itemProps1.xml><?xml version="1.0" encoding="utf-8"?>
-<ds:datastoreItem xmlns:ds="http://schemas.openxmlformats.org/officeDocument/2006/customXml" ds:itemID="{FA029163-C7E5-4226-A4A4-2D8307AA9148}">
+<ds:datastoreItem xmlns:ds="http://schemas.openxmlformats.org/officeDocument/2006/customXml" ds:itemID="{667654CB-9D03-478D-A02A-CF595D0765AE}">
   <ds:schemaRefs>
     <ds:schemaRef ds:uri="http://schemas.openxmlformats.org/officeDocument/2006/bibliography"/>
   </ds:schemaRefs>
